--- a/01. UML/02. ECUD/ECUD_CONVERSION_UNIDADES_GR04.docx
+++ b/01. UML/02. ECUD/ECUD_CONVERSION_UNIDADES_GR04.docx
@@ -6935,14 +6935,14 @@
           <w:rFonts w:ascii="Times New Roman" w:hAnsi="Times New Roman" w:cs="Times New Roman"/>
           <w:color w:val="auto"/>
         </w:rPr>
-        <w:t>e</w:t>
+        <w:t xml:space="preserve"/>
       </w:r>
       <w:r>
         <w:rPr>
           <w:rFonts w:ascii="Times New Roman" w:hAnsi="Times New Roman" w:cs="Times New Roman"/>
           <w:color w:val="auto"/>
         </w:rPr>
-        <w:t>l token de seguridad tiene una vigencia de 30 minutos contados desde su emisión; los resultados de conversión se redondean a 4 decimales; el valor numérico acepta punto o coma como separador decimal; toda operación exitosa devuelve el código OK-000.</w:t>
+        <w:t xml:space="preserve">los resultados de conversión se redondean a 4 decimales; el valor numérico acepta punto o coma como separador decimal; toda operación exitosa devuelve el código OK-000.</w:t>
       </w:r>
     </w:p>
     <w:p>
@@ -7367,7 +7367,7 @@
                 <w:szCs w:val="20"/>
                 <w:lang w:val="es-EC"/>
               </w:rPr>
-              <w:t>Permite al usuario autenticarse en el sistema desde cualquiera de los cuatro clientes (consola, escritorio, web o móvil) ingresando sus credenciales. El servicio SOAP valida las credenciales y, si son correctas, genera un token de seguridad temporal que el cliente guarda para enviarlo en las peticiones posteriores.</w:t>
+              <w:t xml:space="preserve">Permite al usuario autenticarse en el sistema desde cualquiera de los cuatro clientes (consola, escritorio, web o móvil) ingresando sus credenciales. El servicio SOAP valida las credenciales y, si son correctas, genera un token de seguridad que el cliente guarda para enviarlo en las peticiones posteriores.</w:t>
             </w:r>
           </w:p>
         </w:tc>
@@ -7454,7 +7454,7 @@
                 <w:sz w:val="20"/>
                 <w:szCs w:val="20"/>
               </w:rPr>
-              <w:t>Que el usuario obtenga un token de seguridad vigente que lo autorice a consultar el catálogo y realizar conversiones durante el tiempo de vigencia de la sesión.</w:t>
+              <w:t xml:space="preserve">Que el usuario obtenga un token de seguridad válido que lo autorice a consultar el catálogo y realizar conversiones.</w:t>
             </w:r>
           </w:p>
         </w:tc>
@@ -8101,43 +8101,43 @@
                 <w:sz w:val="20"/>
                 <w:szCs w:val="20"/>
               </w:rPr>
-              <w:t>El sistema genera un token con un</w:t>
-            </w:r>
-            <w:r>
-              <w:rPr>
-                <w:rFonts w:ascii="Times New Roman" w:eastAsiaTheme="minorEastAsia" w:hAnsi="Times New Roman" w:cs="Times New Roman"/>
-                <w:color w:val="auto"/>
-                <w:sz w:val="20"/>
-                <w:szCs w:val="20"/>
-              </w:rPr>
-              <w:t>a</w:t>
-            </w:r>
-            <w:r>
-              <w:rPr>
-                <w:rFonts w:ascii="Times New Roman" w:eastAsiaTheme="minorEastAsia" w:hAnsi="Times New Roman" w:cs="Times New Roman"/>
-                <w:color w:val="auto"/>
-                <w:sz w:val="20"/>
-                <w:szCs w:val="20"/>
-              </w:rPr>
-              <w:t xml:space="preserve"> vigencia de</w:t>
-            </w:r>
-            <w:r>
-              <w:rPr>
-                <w:rFonts w:ascii="Times New Roman" w:eastAsiaTheme="minorEastAsia" w:hAnsi="Times New Roman" w:cs="Times New Roman"/>
-                <w:color w:val="auto"/>
-                <w:sz w:val="20"/>
-                <w:szCs w:val="20"/>
-              </w:rPr>
-              <w:t xml:space="preserve"> 30 minutos</w:t>
-            </w:r>
-            <w:r>
-              <w:rPr>
-                <w:rFonts w:ascii="Times New Roman" w:eastAsiaTheme="minorEastAsia" w:hAnsi="Times New Roman" w:cs="Times New Roman"/>
-                <w:color w:val="auto"/>
-                <w:sz w:val="20"/>
-                <w:szCs w:val="20"/>
-              </w:rPr>
-              <w:t xml:space="preserve">, el cliente lo almacena </w:t>
+              <w:t xml:space="preserve">El sistema genera un token, el cliente</w:t>
+            </w:r>
+            <w:r>
+              <w:rPr>
+                <w:rFonts w:ascii="Times New Roman" w:eastAsiaTheme="minorEastAsia" w:hAnsi="Times New Roman" w:cs="Times New Roman"/>
+                <w:color w:val="auto"/>
+                <w:sz w:val="20"/>
+                <w:szCs w:val="20"/>
+              </w:rPr>
+              <w:t xml:space="preserve"/>
+            </w:r>
+            <w:r>
+              <w:rPr>
+                <w:rFonts w:ascii="Times New Roman" w:eastAsiaTheme="minorEastAsia" w:hAnsi="Times New Roman" w:cs="Times New Roman"/>
+                <w:color w:val="auto"/>
+                <w:sz w:val="20"/>
+                <w:szCs w:val="20"/>
+              </w:rPr>
+              <w:t xml:space="preserve"/>
+            </w:r>
+            <w:r>
+              <w:rPr>
+                <w:rFonts w:ascii="Times New Roman" w:eastAsiaTheme="minorEastAsia" w:hAnsi="Times New Roman" w:cs="Times New Roman"/>
+                <w:color w:val="auto"/>
+                <w:sz w:val="20"/>
+                <w:szCs w:val="20"/>
+              </w:rPr>
+              <w:t xml:space="preserve"/>
+            </w:r>
+            <w:r>
+              <w:rPr>
+                <w:rFonts w:ascii="Times New Roman" w:eastAsiaTheme="minorEastAsia" w:hAnsi="Times New Roman" w:cs="Times New Roman"/>
+                <w:color w:val="auto"/>
+                <w:sz w:val="20"/>
+                <w:szCs w:val="20"/>
+              </w:rPr>
+              <w:t xml:space="preserve"> lo almacena </w:t>
             </w:r>
             <w:r>
               <w:rPr>
@@ -8888,16 +8888,16 @@
                 <w:sz w:val="20"/>
                 <w:szCs w:val="20"/>
               </w:rPr>
-              <w:t xml:space="preserve">5. El sistema genera un token de seguridad con </w:t>
-            </w:r>
-            <w:r>
-              <w:rPr>
-                <w:rFonts w:ascii="Times New Roman" w:eastAsiaTheme="minorEastAsia" w:hAnsi="Times New Roman" w:cs="Times New Roman"/>
-                <w:color w:val="auto"/>
-                <w:sz w:val="20"/>
-                <w:szCs w:val="20"/>
-              </w:rPr>
-              <w:t>una vigencia de 30 minutos y devuelve una respuesta estructurada con estado OK, código OK-000, el mensaje “Inicio de sesión exitoso” y el token (Generar Respuesta Estructurada)</w:t>
+              <w:t xml:space="preserve">5. El sistema genera un token de seguridad y devuelve</w:t>
+            </w:r>
+            <w:r>
+              <w:rPr>
+                <w:rFonts w:ascii="Times New Roman" w:eastAsiaTheme="minorEastAsia" w:hAnsi="Times New Roman" w:cs="Times New Roman"/>
+                <w:color w:val="auto"/>
+                <w:sz w:val="20"/>
+                <w:szCs w:val="20"/>
+              </w:rPr>
+              <w:t xml:space="preserve"> una respuesta estructurada con estado OK, código OK-000, el mensaje “Inicio de sesión exitoso” y el token (Generar Respuesta Estructurada)</w:t>
             </w:r>
             <w:r>
               <w:rPr>
@@ -10465,7 +10465,7 @@
                 <w:szCs w:val="20"/>
                 <w:lang w:val="es-EC"/>
               </w:rPr>
-              <w:t>1. El usuario inició sesión y posee un token de seguridad vigente (ECUD1).</w:t>
+              <w:t xml:space="preserve">1. El usuario inició sesión y posee un token de seguridad válido (ECUD1).</w:t>
             </w:r>
           </w:p>
           <w:p>
@@ -11849,7 +11849,7 @@
                 <w:szCs w:val="20"/>
                 <w:lang w:val="es-EC"/>
               </w:rPr>
-              <w:t>Token inválido o sesión expirada:</w:t>
+              <w:t xml:space="preserve">Token inválido:</w:t>
             </w:r>
             <w:r>
               <w:rPr>
@@ -11859,7 +11859,7 @@
                 <w:szCs w:val="20"/>
                 <w:lang w:val="es-EC"/>
               </w:rPr>
-              <w:t xml:space="preserve"> En el paso 5, si el token no es válido o la sesión caducó, el sistema no ejecuta la conversión y devuelve una respuesta </w:t>
+              <w:t xml:space="preserve"> En el paso 5, si el token no es válido, el sistema no ejecuta la conversión y devuelve una respuesta </w:t>
             </w:r>
             <w:r>
               <w:rPr>
@@ -11869,7 +11869,7 @@
                 <w:szCs w:val="20"/>
                 <w:lang w:val="es-EC"/>
               </w:rPr>
-              <w:t>con estado ERROR y el código AUTH-002, AUTH-003, AUTH-004 o AUTH-005 (ver ECUD5). El cliente muestra el mensaje recibido y redirige al usuario al formulario de inicio de sesión (ECUD1)</w:t>
+              <w:t xml:space="preserve">con estado ERROR y el código AUTH-002, AUTH-003 o AUTH-005 (ver ECUD5). El cliente muestra el mensaje recibido y redirige al usuario al formulario de inicio de sesión (ECUD1)</w:t>
             </w:r>
             <w:r>
               <w:rPr>
@@ -13206,7 +13206,7 @@
                 <w:sz w:val="20"/>
                 <w:szCs w:val="20"/>
               </w:rPr>
-              <w:t>1. El usuario inició sesión y posee un token de seguridad vigente (ECUD1).</w:t>
+              <w:t xml:space="preserve">1. El usuario inició sesión y posee un token de seguridad válido (ECUD1).</w:t>
             </w:r>
           </w:p>
           <w:p>
@@ -14264,25 +14264,25 @@
                 <w:sz w:val="20"/>
                 <w:szCs w:val="20"/>
               </w:rPr>
-              <w:t>Token inválido o sesión expirada:</w:t>
-            </w:r>
-            <w:r>
-              <w:rPr>
-                <w:rFonts w:ascii="Times New Roman" w:eastAsiaTheme="minorEastAsia" w:hAnsi="Times New Roman" w:cs="Times New Roman"/>
-                <w:color w:val="auto"/>
-                <w:sz w:val="20"/>
-                <w:szCs w:val="20"/>
-              </w:rPr>
-              <w:t xml:space="preserve"> En el paso 3, si el token no es válido o la sesión caducó, el sistema no entrega el catálogo y devuelve una respuesta </w:t>
-            </w:r>
-            <w:r>
-              <w:rPr>
-                <w:rFonts w:ascii="Times New Roman" w:eastAsiaTheme="minorEastAsia" w:hAnsi="Times New Roman" w:cs="Times New Roman"/>
-                <w:color w:val="auto"/>
-                <w:sz w:val="20"/>
-                <w:szCs w:val="20"/>
-              </w:rPr>
-              <w:t>con estado ERROR y el código AUTH-002, AUTH-003, AUTH-004 o AUTH-005</w:t>
+              <w:t xml:space="preserve">Token inválido:</w:t>
+            </w:r>
+            <w:r>
+              <w:rPr>
+                <w:rFonts w:ascii="Times New Roman" w:eastAsiaTheme="minorEastAsia" w:hAnsi="Times New Roman" w:cs="Times New Roman"/>
+                <w:color w:val="auto"/>
+                <w:sz w:val="20"/>
+                <w:szCs w:val="20"/>
+              </w:rPr>
+              <w:t xml:space="preserve"> En el paso 3, si el token no es válido, el sistema no entrega el catálogo y devuelve una respuesta </w:t>
+            </w:r>
+            <w:r>
+              <w:rPr>
+                <w:rFonts w:ascii="Times New Roman" w:eastAsiaTheme="minorEastAsia" w:hAnsi="Times New Roman" w:cs="Times New Roman"/>
+                <w:color w:val="auto"/>
+                <w:sz w:val="20"/>
+                <w:szCs w:val="20"/>
+              </w:rPr>
+              <w:t xml:space="preserve">con estado ERROR y el código AUTH-002, AUTH-003 o AUTH-005</w:t>
             </w:r>
             <w:r>
               <w:rPr>
@@ -17476,16 +17476,16 @@
                 <w:sz w:val="20"/>
                 <w:szCs w:val="20"/>
               </w:rPr>
-              <w:t>esté asociado a un usuario registrado</w:t>
-            </w:r>
-            <w:r>
-              <w:rPr>
-                <w:rFonts w:ascii="Times New Roman" w:eastAsiaTheme="minorEastAsia" w:hAnsi="Times New Roman" w:cs="Times New Roman"/>
-                <w:color w:val="auto"/>
-                <w:sz w:val="20"/>
-                <w:szCs w:val="20"/>
-              </w:rPr>
-              <w:t>, no haya caducado y tenga acceso a la funcionalidad solicitada. Es invocado por los casos de uso Seleccionar Conversión</w:t>
+              <w:t xml:space="preserve">esté asociado a un usuario registrado y tenga</w:t>
+            </w:r>
+            <w:r>
+              <w:rPr>
+                <w:rFonts w:ascii="Times New Roman" w:eastAsiaTheme="minorEastAsia" w:hAnsi="Times New Roman" w:cs="Times New Roman"/>
+                <w:color w:val="auto"/>
+                <w:sz w:val="20"/>
+                <w:szCs w:val="20"/>
+              </w:rPr>
+              <w:t xml:space="preserve"> acceso a la funcionalidad solicitada. Es invocado por los casos de uso Seleccionar Conversión</w:t>
             </w:r>
             <w:r>
               <w:rPr>
@@ -17609,7 +17609,7 @@
                 <w:sz w:val="20"/>
                 <w:szCs w:val="20"/>
               </w:rPr>
-              <w:t>Garantizar que solo los usuarios autenticados y con una sesión vigente accedan a los servicios protegidos del sistema.</w:t>
+              <w:t xml:space="preserve">Garantizar que solo los usuarios autenticados y con un token válido accedan a los servicios protegidos del sistema.</w:t>
             </w:r>
           </w:p>
         </w:tc>
@@ -19009,43 +19009,35 @@
                 <w:sz w:val="20"/>
                 <w:szCs w:val="20"/>
               </w:rPr>
-              <w:t xml:space="preserve">5. El sistema verifica que </w:t>
-            </w:r>
-            <w:r>
-              <w:rPr>
-                <w:rFonts w:ascii="Times New Roman" w:eastAsiaTheme="minorEastAsia" w:hAnsi="Times New Roman" w:cs="Times New Roman"/>
-                <w:color w:val="auto"/>
-                <w:sz w:val="20"/>
-                <w:szCs w:val="20"/>
-              </w:rPr>
-              <w:t>no hayan transcurrido más</w:t>
-            </w:r>
-            <w:r>
-              <w:rPr>
-                <w:rFonts w:ascii="Times New Roman" w:eastAsiaTheme="minorEastAsia" w:hAnsi="Times New Roman" w:cs="Times New Roman"/>
-                <w:color w:val="auto"/>
-                <w:sz w:val="20"/>
-                <w:szCs w:val="20"/>
-              </w:rPr>
-              <w:t xml:space="preserve"> de </w:t>
-            </w:r>
-            <w:r>
-              <w:rPr>
-                <w:rFonts w:ascii="Times New Roman" w:eastAsiaTheme="minorEastAsia" w:hAnsi="Times New Roman" w:cs="Times New Roman"/>
-                <w:color w:val="auto"/>
-                <w:sz w:val="20"/>
-                <w:szCs w:val="20"/>
-              </w:rPr>
-              <w:t>30 minutos desde la emisión</w:t>
-            </w:r>
-            <w:r>
-              <w:rPr>
-                <w:rFonts w:ascii="Times New Roman" w:eastAsiaTheme="minorEastAsia" w:hAnsi="Times New Roman" w:cs="Times New Roman"/>
-                <w:color w:val="auto"/>
-                <w:sz w:val="20"/>
-                <w:szCs w:val="20"/>
-              </w:rPr>
-              <w:t xml:space="preserve"> del token.</w:t>
+              <w:t xml:space="preserve">5. El sistema verifica que la operación</w:t>
+            </w:r>
+            <w:r>
+              <w:rPr>
+                <w:rFonts w:ascii="Times New Roman" w:eastAsiaTheme="minorEastAsia" w:hAnsi="Times New Roman" w:cs="Times New Roman"/>
+                <w:color w:val="auto"/>
+                <w:sz w:val="20"/>
+                <w:szCs w:val="20"/>
+              </w:rPr>
+              <w:t xml:space="preserve"> solicitada sea </w:t>
+            </w:r>
+            <w:r>
+              <w:rPr>
+                <w:rFonts w:ascii="Times New Roman" w:eastAsiaTheme="minorEastAsia" w:hAnsi="Times New Roman" w:cs="Times New Roman"/>
+                <w:color w:val="auto"/>
+                <w:sz w:val="20"/>
+                <w:szCs w:val="20"/>
+              </w:rPr>
+              <w:lastRenderedPageBreak/>
+              <w:t>una operación protegida publicada por el servicio (consultar catálogo, consultar unidades por categoría o convertir). Todos los usuarios autenticados tienen los mismos permisos</w:t>
+            </w:r>
+            <w:r>
+              <w:rPr>
+                <w:rFonts w:ascii="Times New Roman" w:eastAsiaTheme="minorEastAsia" w:hAnsi="Times New Roman" w:cs="Times New Roman"/>
+                <w:color w:val="auto"/>
+                <w:sz w:val="20"/>
+                <w:szCs w:val="20"/>
+              </w:rPr>
+              <w:t>.</w:t>
             </w:r>
           </w:p>
         </w:tc>
@@ -19121,111 +19113,7 @@
                 <w:sz w:val="20"/>
                 <w:szCs w:val="20"/>
               </w:rPr>
-              <w:t xml:space="preserve">6. El sistema verifica que </w:t>
-            </w:r>
-            <w:r>
-              <w:rPr>
-                <w:rFonts w:ascii="Times New Roman" w:eastAsiaTheme="minorEastAsia" w:hAnsi="Times New Roman" w:cs="Times New Roman"/>
-                <w:color w:val="auto"/>
-                <w:sz w:val="20"/>
-                <w:szCs w:val="20"/>
-              </w:rPr>
-              <w:t xml:space="preserve">la operación solicitada sea </w:t>
-            </w:r>
-            <w:r>
-              <w:rPr>
-                <w:rFonts w:ascii="Times New Roman" w:eastAsiaTheme="minorEastAsia" w:hAnsi="Times New Roman" w:cs="Times New Roman"/>
-                <w:color w:val="auto"/>
-                <w:sz w:val="20"/>
-                <w:szCs w:val="20"/>
-              </w:rPr>
-              <w:lastRenderedPageBreak/>
-              <w:t>una operación protegida publicada por el servicio (consultar catálogo, consultar unidades por categoría o convertir). Todos los usuarios autenticados tienen los mismos permisos</w:t>
-            </w:r>
-            <w:r>
-              <w:rPr>
-                <w:rFonts w:ascii="Times New Roman" w:eastAsiaTheme="minorEastAsia" w:hAnsi="Times New Roman" w:cs="Times New Roman"/>
-                <w:color w:val="auto"/>
-                <w:sz w:val="20"/>
-                <w:szCs w:val="20"/>
-              </w:rPr>
-              <w:t>.</w:t>
-            </w:r>
-          </w:p>
-        </w:tc>
-      </w:tr>
-      <w:tr>
-        <w:trPr>
-          <w:trHeight w:val="300"/>
-        </w:trPr>
-        <w:tc>
-          <w:tcPr>
-            <w:tcW w:w="4500" w:type="dxa"/>
-            <w:gridSpan w:val="2"/>
-            <w:tcBorders>
-              <w:top w:val="single" w:sz="6" w:space="0" w:color="000000" w:themeColor="text1"/>
-              <w:left w:val="single" w:sz="6" w:space="0" w:color="000000" w:themeColor="text1"/>
-              <w:bottom w:val="single" w:sz="6" w:space="0" w:color="000000" w:themeColor="text1"/>
-              <w:right w:val="single" w:sz="6" w:space="0" w:color="000000" w:themeColor="text1"/>
-            </w:tcBorders>
-            <w:shd w:val="clear" w:color="auto" w:fill="EBF1DE"/>
-            <w:tcMar>
-              <w:top w:w="60" w:type="dxa"/>
-              <w:left w:w="90" w:type="dxa"/>
-              <w:bottom w:w="60" w:type="dxa"/>
-              <w:right w:w="90" w:type="dxa"/>
-            </w:tcMar>
-            <w:vAlign w:val="center"/>
-          </w:tcPr>
-          <w:p>
-            <w:pPr>
-              <w:spacing w:before="20" w:after="20"/>
-              <w:rPr>
-                <w:rFonts w:ascii="Times New Roman" w:eastAsiaTheme="minorEastAsia" w:hAnsi="Times New Roman" w:cs="Times New Roman"/>
-                <w:color w:val="auto"/>
-                <w:sz w:val="20"/>
-                <w:szCs w:val="20"/>
-              </w:rPr>
-            </w:pPr>
-          </w:p>
-        </w:tc>
-        <w:tc>
-          <w:tcPr>
-            <w:tcW w:w="4500" w:type="dxa"/>
-            <w:gridSpan w:val="2"/>
-            <w:tcBorders>
-              <w:top w:val="single" w:sz="6" w:space="0" w:color="000000" w:themeColor="text1"/>
-              <w:left w:val="single" w:sz="6" w:space="0" w:color="000000" w:themeColor="text1"/>
-              <w:bottom w:val="single" w:sz="6" w:space="0" w:color="000000" w:themeColor="text1"/>
-              <w:right w:val="single" w:sz="6" w:space="0" w:color="000000" w:themeColor="text1"/>
-            </w:tcBorders>
-            <w:shd w:val="clear" w:color="auto" w:fill="EBF1DE"/>
-            <w:tcMar>
-              <w:top w:w="60" w:type="dxa"/>
-              <w:left w:w="90" w:type="dxa"/>
-              <w:bottom w:w="60" w:type="dxa"/>
-              <w:right w:w="90" w:type="dxa"/>
-            </w:tcMar>
-            <w:vAlign w:val="center"/>
-          </w:tcPr>
-          <w:p>
-            <w:pPr>
-              <w:spacing w:before="20" w:after="20"/>
-              <w:rPr>
-                <w:rFonts w:ascii="Times New Roman" w:eastAsiaTheme="minorEastAsia" w:hAnsi="Times New Roman" w:cs="Times New Roman"/>
-                <w:color w:val="auto"/>
-                <w:sz w:val="20"/>
-                <w:szCs w:val="20"/>
-              </w:rPr>
-            </w:pPr>
-            <w:r>
-              <w:rPr>
-                <w:rFonts w:ascii="Times New Roman" w:eastAsiaTheme="minorEastAsia" w:hAnsi="Times New Roman" w:cs="Times New Roman"/>
-                <w:color w:val="auto"/>
-                <w:sz w:val="20"/>
-                <w:szCs w:val="20"/>
-              </w:rPr>
-              <w:t>7. El sistema autoriza la petición y devuelve el control al caso de uso que lo invocó.</w:t>
+              <w:t xml:space="preserve">6. El sistema autoriza la petición y devuelve el control al caso de uso que lo invocó.</w:t>
             </w:r>
           </w:p>
         </w:tc>
@@ -19466,16 +19354,18 @@
                 <w:color w:val="auto"/>
                 <w:sz w:val="20"/>
                 <w:szCs w:val="20"/>
-              </w:rPr>
-            </w:pPr>
-            <w:r>
-              <w:rPr>
-                <w:rFonts w:ascii="Times New Roman" w:eastAsiaTheme="minorEastAsia" w:hAnsi="Times New Roman" w:cs="Times New Roman"/>
-                <w:color w:val="auto"/>
-                <w:sz w:val="20"/>
-                <w:szCs w:val="20"/>
-              </w:rPr>
-              <w:t xml:space="preserve">3. </w:t>
+                <w:lang w:val="es-EC"/>
+              </w:rPr>
+            </w:pPr>
+            <w:r>
+              <w:rPr>
+                <w:rFonts w:ascii="Times New Roman" w:eastAsiaTheme="minorEastAsia" w:hAnsi="Times New Roman" w:cs="Times New Roman"/>
+                <w:color w:val="auto"/>
+                <w:sz w:val="20"/>
+                <w:szCs w:val="20"/>
+                <w:lang w:val="es-EC"/>
+              </w:rPr>
+              <w:t xml:space="preserve">3. Acceso no permitido:</w:t>
             </w:r>
             <w:r>
               <w:rPr>
@@ -19485,55 +19375,10 @@
                 <w:color w:val="auto"/>
                 <w:sz w:val="20"/>
                 <w:szCs w:val="20"/>
-              </w:rPr>
-              <w:t>Sesión expirada:</w:t>
-            </w:r>
-            <w:r>
-              <w:rPr>
-                <w:rFonts w:ascii="Times New Roman" w:eastAsiaTheme="minorEastAsia" w:hAnsi="Times New Roman" w:cs="Times New Roman"/>
-                <w:color w:val="auto"/>
-                <w:sz w:val="20"/>
-                <w:szCs w:val="20"/>
-              </w:rPr>
-              <w:t xml:space="preserve"> En el paso 5, si el token caducó, el sistema devuelve una respuesta con estado ERROR, código AUTH-004 y el mensaje “Sesión expirada, inicie sesión nuevamente”. El cliente redirige al usuario a Iniciar Sesión (ECUD1).</w:t>
-            </w:r>
-          </w:p>
-        </w:tc>
-      </w:tr>
-      <w:tr>
-        <w:trPr>
-          <w:trHeight w:val="300"/>
-        </w:trPr>
-        <w:tc>
-          <w:tcPr>
-            <w:tcW w:w="9000" w:type="dxa"/>
-            <w:gridSpan w:val="4"/>
-            <w:tcBorders>
-              <w:top w:val="single" w:sz="6" w:space="0" w:color="000000" w:themeColor="text1"/>
-              <w:left w:val="single" w:sz="6" w:space="0" w:color="000000" w:themeColor="text1"/>
-              <w:bottom w:val="single" w:sz="6" w:space="0" w:color="000000" w:themeColor="text1"/>
-              <w:right w:val="single" w:sz="6" w:space="0" w:color="000000" w:themeColor="text1"/>
-            </w:tcBorders>
-            <w:shd w:val="clear" w:color="auto" w:fill="EBF1DE"/>
-            <w:tcMar>
-              <w:top w:w="60" w:type="dxa"/>
-              <w:left w:w="90" w:type="dxa"/>
-              <w:bottom w:w="60" w:type="dxa"/>
-              <w:right w:w="90" w:type="dxa"/>
-            </w:tcMar>
-            <w:vAlign w:val="center"/>
-          </w:tcPr>
-          <w:p>
-            <w:pPr>
-              <w:spacing w:before="20" w:after="20"/>
-              <w:rPr>
-                <w:rFonts w:ascii="Times New Roman" w:eastAsiaTheme="minorEastAsia" w:hAnsi="Times New Roman" w:cs="Times New Roman"/>
-                <w:color w:val="auto"/>
-                <w:sz w:val="20"/>
-                <w:szCs w:val="20"/>
                 <w:lang w:val="es-EC"/>
               </w:rPr>
-            </w:pPr>
+              <w:t xml:space="preserve"/>
+            </w:r>
             <w:r>
               <w:rPr>
                 <w:rFonts w:ascii="Times New Roman" w:eastAsiaTheme="minorEastAsia" w:hAnsi="Times New Roman" w:cs="Times New Roman"/>
@@ -19542,39 +19387,17 @@
                 <w:szCs w:val="20"/>
                 <w:lang w:val="es-EC"/>
               </w:rPr>
-              <w:t xml:space="preserve">4. </w:t>
-            </w:r>
-            <w:r>
-              <w:rPr>
-                <w:rFonts w:ascii="Times New Roman" w:eastAsiaTheme="minorEastAsia" w:hAnsi="Times New Roman" w:cs="Times New Roman"/>
-                <w:b/>
-                <w:bCs/>
+              <w:t xml:space="preserve"> En el paso 5, si la operación</w:t>
+            </w:r>
+            <w:r>
+              <w:rPr>
+                <w:rFonts w:ascii="Times New Roman" w:eastAsiaTheme="minorEastAsia" w:hAnsi="Times New Roman" w:cs="Times New Roman"/>
                 <w:color w:val="auto"/>
                 <w:sz w:val="20"/>
                 <w:szCs w:val="20"/>
                 <w:lang w:val="es-EC"/>
               </w:rPr>
-              <w:t>Acceso no permitido:</w:t>
-            </w:r>
-            <w:r>
-              <w:rPr>
-                <w:rFonts w:ascii="Times New Roman" w:eastAsiaTheme="minorEastAsia" w:hAnsi="Times New Roman" w:cs="Times New Roman"/>
-                <w:color w:val="auto"/>
-                <w:sz w:val="20"/>
-                <w:szCs w:val="20"/>
-                <w:lang w:val="es-EC"/>
-              </w:rPr>
-              <w:t xml:space="preserve"> En el paso 6, si </w:t>
-            </w:r>
-            <w:r>
-              <w:rPr>
-                <w:rFonts w:ascii="Times New Roman" w:eastAsiaTheme="minorEastAsia" w:hAnsi="Times New Roman" w:cs="Times New Roman"/>
-                <w:color w:val="auto"/>
-                <w:sz w:val="20"/>
-                <w:szCs w:val="20"/>
-                <w:lang w:val="es-EC"/>
-              </w:rPr>
-              <w:t>la operación solicitada no es una operación protegida publicada por el servicio</w:t>
+              <w:t xml:space="preserve"> solicitada no es una operación protegida publicada por el servicio</w:t>
             </w:r>
             <w:r>
               <w:rPr>
@@ -23012,25 +22835,25 @@
                 <w:sz w:val="20"/>
                 <w:szCs w:val="20"/>
               </w:rPr>
-              <w:t xml:space="preserve">usuario inició sesión y posee un </w:t>
-            </w:r>
-            <w:r>
-              <w:rPr>
-                <w:rFonts w:ascii="Times New Roman" w:eastAsiaTheme="minorEastAsia" w:hAnsi="Times New Roman" w:cs="Times New Roman"/>
-                <w:color w:val="auto"/>
-                <w:sz w:val="20"/>
-                <w:szCs w:val="20"/>
-              </w:rPr>
-              <w:t xml:space="preserve">token de seguridad </w:t>
-            </w:r>
-            <w:r>
-              <w:rPr>
-                <w:rFonts w:ascii="Times New Roman" w:eastAsiaTheme="minorEastAsia" w:hAnsi="Times New Roman" w:cs="Times New Roman"/>
-                <w:color w:val="auto"/>
-                <w:sz w:val="20"/>
-                <w:szCs w:val="20"/>
-              </w:rPr>
-              <w:t>vigente (ECUD1)</w:t>
+              <w:t xml:space="preserve">usuario inició sesión y posee un token de seguridad válido (ECUD1)</w:t>
+            </w:r>
+            <w:r>
+              <w:rPr>
+                <w:rFonts w:ascii="Times New Roman" w:eastAsiaTheme="minorEastAsia" w:hAnsi="Times New Roman" w:cs="Times New Roman"/>
+                <w:color w:val="auto"/>
+                <w:sz w:val="20"/>
+                <w:szCs w:val="20"/>
+              </w:rPr>
+              <w:t xml:space="preserve"/>
+            </w:r>
+            <w:r>
+              <w:rPr>
+                <w:rFonts w:ascii="Times New Roman" w:eastAsiaTheme="minorEastAsia" w:hAnsi="Times New Roman" w:cs="Times New Roman"/>
+                <w:color w:val="auto"/>
+                <w:sz w:val="20"/>
+                <w:szCs w:val="20"/>
+              </w:rPr>
+              <w:t xml:space="preserve"/>
             </w:r>
             <w:r>
               <w:rPr>
@@ -24192,7 +24015,7 @@
                 <w:sz w:val="20"/>
                 <w:szCs w:val="20"/>
               </w:rPr>
-              <w:t>3. Token inválido o sesión expirada: En el paso 3, si el token no es válido o la sesión caducó, el sistema no entrega las unidades y devuelve una respuesta con estado ERROR y el código AUTH-002, AUTH-003, AUTH-004 o AUTH-005 (ver ECUD5). El cliente muestra el mensaje recibido y redirige al usuario al formulario de inicio de sesión (ECUD1).</w:t>
+              <w:t xml:space="preserve">3. Token inválido: En el paso 3, si el token no es válido, el sistema no entrega las unidades y devuelve una respuesta con estado ERROR y el código AUTH-002, AUTH-003 o AUTH-005 (ver ECUD5). El cliente muestra el mensaje recibido y redirige al usuario al formulario de inicio de sesión (ECUD1).</w:t>
             </w:r>
           </w:p>
           <w:p>

--- a/01. UML/02. ECUD/ECUD_CONVERSION_UNIDADES_GR04.docx
+++ b/01. UML/02. ECUD/ECUD_CONVERSION_UNIDADES_GR04.docx
@@ -6,6 +6,7 @@
       <w:pPr>
         <w:rPr>
           <w:rFonts w:ascii="Times New Roman" w:hAnsi="Times New Roman" w:cs="Times New Roman"/>
+          <w:color w:val="auto"/>
         </w:rPr>
         <w:sectPr>
           <w:headerReference w:type="even" r:id="rId8"/>
@@ -32,6 +33,7 @@
         <w:rPr>
           <w:rFonts w:ascii="Times New Roman" w:hAnsi="Times New Roman" w:cs="Times New Roman"/>
           <w:noProof/>
+          <w:color w:val="auto"/>
           <w:lang w:val="es-EC" w:eastAsia="es-EC"/>
         </w:rPr>
         <mc:AlternateContent>
@@ -403,7 +405,55 @@
                                 <w:szCs w:val="32"/>
                                 <w:lang w:val="en-US"/>
                               </w:rPr>
-                              <w:t>23/09/2026</w:t>
+                              <w:t>2</w:t>
+                            </w:r>
+                            <w:r>
+                              <w:rPr>
+                                <w:rFonts w:ascii="Calibri" w:hAnsi="Calibri" w:cs="Calibri"/>
+                                <w:b/>
+                                <w:bCs/>
+                                <w:color w:val="000000"/>
+                                <w:sz w:val="32"/>
+                                <w:szCs w:val="32"/>
+                                <w:lang w:val="en-US"/>
+                              </w:rPr>
+                              <w:t>7</w:t>
+                            </w:r>
+                            <w:r>
+                              <w:rPr>
+                                <w:rFonts w:ascii="Calibri" w:hAnsi="Calibri" w:cs="Calibri"/>
+                                <w:b/>
+                                <w:bCs/>
+                                <w:color w:val="000000"/>
+                                <w:sz w:val="32"/>
+                                <w:szCs w:val="32"/>
+                                <w:lang w:val="en-US"/>
+                              </w:rPr>
+                              <w:t>/</w:t>
+                            </w:r>
+                            <w:r>
+                              <w:rPr>
+                                <w:rFonts w:ascii="Calibri" w:hAnsi="Calibri" w:cs="Calibri"/>
+                                <w:b/>
+                                <w:bCs/>
+                                <w:color w:val="000000"/>
+                                <w:sz w:val="32"/>
+                                <w:szCs w:val="32"/>
+                                <w:lang w:val="en-US"/>
+                              </w:rPr>
+                              <w:t>10</w:t>
+                            </w:r>
+                            <w:r>
+                              <w:rPr>
+                                <w:rFonts w:ascii="Calibri" w:hAnsi="Calibri" w:cs="Calibri"/>
+                                <w:b/>
+                                <w:bCs/>
+                                <w:color w:val="000000"/>
+                                <w:sz w:val="32"/>
+                                <w:szCs w:val="32"/>
+                                <w:lang w:val="en-US"/>
+                              </w:rPr>
+                              <w:t>/2026</w:t>
                             </w:r>
                           </w:p>
                         </w:txbxContent>
@@ -757,7 +807,55 @@
                           <w:szCs w:val="32"/>
                           <w:lang w:val="en-US"/>
                         </w:rPr>
-                        <w:t>23/09/2026</w:t>
+                        <w:t>2</w:t>
+                      </w:r>
+                      <w:r>
+                        <w:rPr>
+                          <w:rFonts w:ascii="Calibri" w:hAnsi="Calibri" w:cs="Calibri"/>
+                          <w:b/>
+                          <w:bCs/>
+                          <w:color w:val="000000"/>
+                          <w:sz w:val="32"/>
+                          <w:szCs w:val="32"/>
+                          <w:lang w:val="en-US"/>
+                        </w:rPr>
+                        <w:t>7</w:t>
+                      </w:r>
+                      <w:r>
+                        <w:rPr>
+                          <w:rFonts w:ascii="Calibri" w:hAnsi="Calibri" w:cs="Calibri"/>
+                          <w:b/>
+                          <w:bCs/>
+                          <w:color w:val="000000"/>
+                          <w:sz w:val="32"/>
+                          <w:szCs w:val="32"/>
+                          <w:lang w:val="en-US"/>
+                        </w:rPr>
+                        <w:t>/</w:t>
+                      </w:r>
+                      <w:r>
+                        <w:rPr>
+                          <w:rFonts w:ascii="Calibri" w:hAnsi="Calibri" w:cs="Calibri"/>
+                          <w:b/>
+                          <w:bCs/>
+                          <w:color w:val="000000"/>
+                          <w:sz w:val="32"/>
+                          <w:szCs w:val="32"/>
+                          <w:lang w:val="en-US"/>
+                        </w:rPr>
+                        <w:t>10</w:t>
+                      </w:r>
+                      <w:r>
+                        <w:rPr>
+                          <w:rFonts w:ascii="Calibri" w:hAnsi="Calibri" w:cs="Calibri"/>
+                          <w:b/>
+                          <w:bCs/>
+                          <w:color w:val="000000"/>
+                          <w:sz w:val="32"/>
+                          <w:szCs w:val="32"/>
+                          <w:lang w:val="en-US"/>
+                        </w:rPr>
+                        <w:t>/2026</w:t>
                       </w:r>
                     </w:p>
                   </w:txbxContent>
@@ -772,6 +870,7 @@
         <w:rPr>
           <w:rFonts w:ascii="Times New Roman" w:hAnsi="Times New Roman" w:cs="Times New Roman"/>
           <w:noProof/>
+          <w:color w:val="auto"/>
           <w:lang w:val="es-EC" w:eastAsia="es-EC"/>
         </w:rPr>
         <w:drawing>
@@ -854,6 +953,7 @@
         <w:rPr>
           <w:rFonts w:ascii="Times New Roman" w:hAnsi="Times New Roman" w:cs="Times New Roman"/>
           <w:noProof/>
+          <w:color w:val="auto"/>
           <w:lang w:val="es-EC" w:eastAsia="es-EC"/>
         </w:rPr>
         <mc:AlternateContent>
@@ -4423,14 +4523,9 @@
       <w:r>
         <w:rPr>
           <w:rFonts w:ascii="Times New Roman" w:eastAsia="Calibri" w:hAnsi="Times New Roman" w:cs="Times New Roman"/>
+          <w:color w:val="auto"/>
         </w:rPr>
         <w:t xml:space="preserve">    </w:t>
-      </w:r>
-      <w:r>
-        <w:rPr>
-          <w:rFonts w:ascii="Times New Roman" w:eastAsia="Calibri" w:hAnsi="Times New Roman" w:cs="Times New Roman"/>
-        </w:rPr>
-        <w:t>Motor de Conversión</w:t>
       </w:r>
     </w:p>
     <w:p>
@@ -4439,7 +4534,7 @@
         <w:rPr>
           <w:rFonts w:ascii="Times New Roman" w:hAnsi="Times New Roman" w:cs="Times New Roman"/>
           <w:b/>
-          <w:color w:val="000000"/>
+          <w:color w:val="auto"/>
           <w:sz w:val="32"/>
         </w:rPr>
       </w:pPr>
@@ -4447,7 +4542,7 @@
         <w:rPr>
           <w:rFonts w:ascii="Times New Roman" w:hAnsi="Times New Roman" w:cs="Times New Roman"/>
           <w:b/>
-          <w:color w:val="000000"/>
+          <w:color w:val="auto"/>
           <w:sz w:val="32"/>
         </w:rPr>
         <w:lastRenderedPageBreak/>
@@ -4459,13 +4554,13 @@
         <w:pStyle w:val="TOCHeading"/>
         <w:rPr>
           <w:rFonts w:ascii="Times New Roman" w:hAnsi="Times New Roman" w:cs="Times New Roman"/>
-          <w:color w:val="000000"/>
+          <w:color w:val="auto"/>
         </w:rPr>
       </w:pPr>
       <w:r>
         <w:rPr>
           <w:rFonts w:ascii="Times New Roman" w:hAnsi="Times New Roman" w:cs="Times New Roman"/>
-          <w:color w:val="000000"/>
+          <w:color w:val="auto"/>
         </w:rPr>
         <w:t>ÍNDICE DE CONTENIDO</w:t>
       </w:r>
@@ -4474,6 +4569,7 @@
       <w:sdtPr>
         <w:rPr>
           <w:rFonts w:ascii="Times New Roman" w:hAnsi="Times New Roman" w:cs="Times New Roman"/>
+          <w:color w:val="auto"/>
         </w:rPr>
         <w:id w:val="161811968"/>
         <w:docPartObj>
@@ -4481,6 +4577,7 @@
           <w:docPartUnique/>
         </w:docPartObj>
       </w:sdtPr>
+      <w:sdtEndPr/>
       <w:sdtContent>
         <w:p>
           <w:pPr>
@@ -4495,34 +4592,38 @@
               <w:kern w:val="2"/>
               <w:sz w:val="24"/>
               <w:szCs w:val="24"/>
-              <w:lang w:val="es-EC" w:eastAsia="es-EC"/>
+              <w:lang w:val="en-US"/>
               <w14:ligatures w14:val="standardContextual"/>
             </w:rPr>
           </w:pPr>
           <w:r>
             <w:rPr>
               <w:rFonts w:ascii="Times New Roman" w:hAnsi="Times New Roman" w:cs="Times New Roman"/>
+              <w:color w:val="auto"/>
             </w:rPr>
             <w:fldChar w:fldCharType="begin"/>
           </w:r>
           <w:r>
             <w:rPr>
               <w:rFonts w:ascii="Times New Roman" w:hAnsi="Times New Roman" w:cs="Times New Roman"/>
+              <w:color w:val="auto"/>
             </w:rPr>
             <w:instrText>TOC \o \z \u \h</w:instrText>
           </w:r>
           <w:r>
             <w:rPr>
               <w:rFonts w:ascii="Times New Roman" w:hAnsi="Times New Roman" w:cs="Times New Roman"/>
+              <w:color w:val="auto"/>
             </w:rPr>
             <w:fldChar w:fldCharType="separate"/>
           </w:r>
-          <w:hyperlink w:anchor="_Toc242721991" w:history="1">
+          <w:hyperlink w:anchor="_Toc243856921" w:history="1">
             <w:r>
               <w:rPr>
                 <w:rStyle w:val="Hyperlink"/>
                 <w:rFonts w:ascii="Times New Roman" w:hAnsi="Times New Roman" w:cs="Times New Roman"/>
                 <w:noProof/>
+                <w:color w:val="auto"/>
               </w:rPr>
               <w:t>ESPECIFICACIÓN DE CASOS DE USO DETALLADA</w:t>
             </w:r>
@@ -4530,6 +4631,7 @@
               <w:rPr>
                 <w:noProof/>
                 <w:webHidden/>
+                <w:color w:val="auto"/>
               </w:rPr>
               <w:tab/>
             </w:r>
@@ -4537,6 +4639,7 @@
               <w:rPr>
                 <w:noProof/>
                 <w:webHidden/>
+                <w:color w:val="auto"/>
               </w:rPr>
               <w:fldChar w:fldCharType="begin"/>
             </w:r>
@@ -4544,19 +4647,22 @@
               <w:rPr>
                 <w:noProof/>
                 <w:webHidden/>
-              </w:rPr>
-              <w:instrText xml:space="preserve"> PAGEREF _Toc242721991 \h </w:instrText>
+                <w:color w:val="auto"/>
+              </w:rPr>
+              <w:instrText xml:space="preserve"> PAGEREF _Toc243856921 \h </w:instrText>
             </w:r>
             <w:r>
               <w:rPr>
                 <w:noProof/>
                 <w:webHidden/>
+                <w:color w:val="auto"/>
               </w:rPr>
             </w:r>
             <w:r>
               <w:rPr>
                 <w:noProof/>
                 <w:webHidden/>
+                <w:color w:val="auto"/>
               </w:rPr>
               <w:fldChar w:fldCharType="separate"/>
             </w:r>
@@ -4564,6 +4670,7 @@
               <w:rPr>
                 <w:noProof/>
                 <w:webHidden/>
+                <w:color w:val="auto"/>
               </w:rPr>
               <w:t>4</w:t>
             </w:r>
@@ -4571,6 +4678,7 @@
               <w:rPr>
                 <w:noProof/>
                 <w:webHidden/>
+                <w:color w:val="auto"/>
               </w:rPr>
               <w:fldChar w:fldCharType="end"/>
             </w:r>
@@ -4589,16 +4697,17 @@
               <w:kern w:val="2"/>
               <w:sz w:val="24"/>
               <w:szCs w:val="24"/>
-              <w:lang w:val="es-EC" w:eastAsia="es-EC"/>
+              <w:lang w:val="en-US"/>
               <w14:ligatures w14:val="standardContextual"/>
             </w:rPr>
           </w:pPr>
-          <w:hyperlink w:anchor="_Toc242721992" w:history="1">
+          <w:hyperlink w:anchor="_Toc243856922" w:history="1">
             <w:r>
               <w:rPr>
                 <w:rStyle w:val="Hyperlink"/>
                 <w:rFonts w:ascii="Times New Roman" w:hAnsi="Times New Roman" w:cs="Times New Roman"/>
                 <w:noProof/>
+                <w:color w:val="auto"/>
               </w:rPr>
               <w:t>ESPECIFICACIÓN DE CASOS DE USO</w:t>
             </w:r>
@@ -4606,6 +4715,7 @@
               <w:rPr>
                 <w:noProof/>
                 <w:webHidden/>
+                <w:color w:val="auto"/>
               </w:rPr>
               <w:tab/>
             </w:r>
@@ -4613,6 +4723,7 @@
               <w:rPr>
                 <w:noProof/>
                 <w:webHidden/>
+                <w:color w:val="auto"/>
               </w:rPr>
               <w:fldChar w:fldCharType="begin"/>
             </w:r>
@@ -4620,19 +4731,22 @@
               <w:rPr>
                 <w:noProof/>
                 <w:webHidden/>
-              </w:rPr>
-              <w:instrText xml:space="preserve"> PAGEREF _Toc242721992 \h </w:instrText>
+                <w:color w:val="auto"/>
+              </w:rPr>
+              <w:instrText xml:space="preserve"> PAGEREF _Toc243856922 \h </w:instrText>
             </w:r>
             <w:r>
               <w:rPr>
                 <w:noProof/>
                 <w:webHidden/>
+                <w:color w:val="auto"/>
               </w:rPr>
             </w:r>
             <w:r>
               <w:rPr>
                 <w:noProof/>
                 <w:webHidden/>
+                <w:color w:val="auto"/>
               </w:rPr>
               <w:fldChar w:fldCharType="separate"/>
             </w:r>
@@ -4640,6 +4754,7 @@
               <w:rPr>
                 <w:noProof/>
                 <w:webHidden/>
+                <w:color w:val="auto"/>
               </w:rPr>
               <w:t>4</w:t>
             </w:r>
@@ -4647,6 +4762,7 @@
               <w:rPr>
                 <w:noProof/>
                 <w:webHidden/>
+                <w:color w:val="auto"/>
               </w:rPr>
               <w:fldChar w:fldCharType="end"/>
             </w:r>
@@ -4666,17 +4782,18 @@
               <w:kern w:val="2"/>
               <w:sz w:val="24"/>
               <w:szCs w:val="24"/>
-              <w:lang w:val="es-EC" w:eastAsia="es-EC"/>
+              <w:lang w:val="en-US"/>
               <w14:ligatures w14:val="standardContextual"/>
             </w:rPr>
           </w:pPr>
-          <w:hyperlink w:anchor="_Toc242721993" w:history="1">
+          <w:hyperlink w:anchor="_Toc243856923" w:history="1">
             <w:r>
               <w:rPr>
                 <w:rStyle w:val="Hyperlink"/>
                 <w:rFonts w:ascii="Times New Roman" w:hAnsi="Times New Roman" w:cs="Times New Roman"/>
                 <w:b/>
                 <w:noProof/>
+                <w:color w:val="auto"/>
               </w:rPr>
               <w:t>1.</w:t>
             </w:r>
@@ -4688,7 +4805,7 @@
                 <w:kern w:val="2"/>
                 <w:sz w:val="24"/>
                 <w:szCs w:val="24"/>
-                <w:lang w:val="es-EC" w:eastAsia="es-EC"/>
+                <w:lang w:val="en-US"/>
                 <w14:ligatures w14:val="standardContextual"/>
               </w:rPr>
               <w:tab/>
@@ -4699,6 +4816,7 @@
                 <w:rFonts w:ascii="Times New Roman" w:hAnsi="Times New Roman" w:cs="Times New Roman"/>
                 <w:b/>
                 <w:noProof/>
+                <w:color w:val="auto"/>
               </w:rPr>
               <w:t>ECUD_INICIAR_SESION</w:t>
             </w:r>
@@ -4706,6 +4824,7 @@
               <w:rPr>
                 <w:noProof/>
                 <w:webHidden/>
+                <w:color w:val="auto"/>
               </w:rPr>
               <w:tab/>
             </w:r>
@@ -4713,6 +4832,7 @@
               <w:rPr>
                 <w:noProof/>
                 <w:webHidden/>
+                <w:color w:val="auto"/>
               </w:rPr>
               <w:fldChar w:fldCharType="begin"/>
             </w:r>
@@ -4720,19 +4840,22 @@
               <w:rPr>
                 <w:noProof/>
                 <w:webHidden/>
-              </w:rPr>
-              <w:instrText xml:space="preserve"> PAGEREF _Toc242721993 \h </w:instrText>
+                <w:color w:val="auto"/>
+              </w:rPr>
+              <w:instrText xml:space="preserve"> PAGEREF _Toc243856923 \h </w:instrText>
             </w:r>
             <w:r>
               <w:rPr>
                 <w:noProof/>
                 <w:webHidden/>
+                <w:color w:val="auto"/>
               </w:rPr>
             </w:r>
             <w:r>
               <w:rPr>
                 <w:noProof/>
                 <w:webHidden/>
+                <w:color w:val="auto"/>
               </w:rPr>
               <w:fldChar w:fldCharType="separate"/>
             </w:r>
@@ -4740,6 +4863,7 @@
               <w:rPr>
                 <w:noProof/>
                 <w:webHidden/>
+                <w:color w:val="auto"/>
               </w:rPr>
               <w:t>4</w:t>
             </w:r>
@@ -4747,6 +4871,7 @@
               <w:rPr>
                 <w:noProof/>
                 <w:webHidden/>
+                <w:color w:val="auto"/>
               </w:rPr>
               <w:fldChar w:fldCharType="end"/>
             </w:r>
@@ -4766,17 +4891,18 @@
               <w:kern w:val="2"/>
               <w:sz w:val="24"/>
               <w:szCs w:val="24"/>
-              <w:lang w:val="es-EC" w:eastAsia="es-EC"/>
+              <w:lang w:val="en-US"/>
               <w14:ligatures w14:val="standardContextual"/>
             </w:rPr>
           </w:pPr>
-          <w:hyperlink w:anchor="_Toc242721994" w:history="1">
+          <w:hyperlink w:anchor="_Toc243856924" w:history="1">
             <w:r>
               <w:rPr>
                 <w:rStyle w:val="Hyperlink"/>
                 <w:rFonts w:ascii="Times New Roman" w:hAnsi="Times New Roman" w:cs="Times New Roman"/>
                 <w:b/>
                 <w:noProof/>
+                <w:color w:val="auto"/>
               </w:rPr>
               <w:t>2.</w:t>
             </w:r>
@@ -4788,7 +4914,7 @@
                 <w:kern w:val="2"/>
                 <w:sz w:val="24"/>
                 <w:szCs w:val="24"/>
-                <w:lang w:val="es-EC" w:eastAsia="es-EC"/>
+                <w:lang w:val="en-US"/>
                 <w14:ligatures w14:val="standardContextual"/>
               </w:rPr>
               <w:tab/>
@@ -4799,6 +4925,7 @@
                 <w:rFonts w:ascii="Times New Roman" w:hAnsi="Times New Roman" w:cs="Times New Roman"/>
                 <w:b/>
                 <w:noProof/>
+                <w:color w:val="auto"/>
               </w:rPr>
               <w:t>ECUD_SELECCIONAR_CONVERSION</w:t>
             </w:r>
@@ -4806,6 +4933,7 @@
               <w:rPr>
                 <w:noProof/>
                 <w:webHidden/>
+                <w:color w:val="auto"/>
               </w:rPr>
               <w:tab/>
             </w:r>
@@ -4813,6 +4941,7 @@
               <w:rPr>
                 <w:noProof/>
                 <w:webHidden/>
+                <w:color w:val="auto"/>
               </w:rPr>
               <w:fldChar w:fldCharType="begin"/>
             </w:r>
@@ -4820,19 +4949,22 @@
               <w:rPr>
                 <w:noProof/>
                 <w:webHidden/>
-              </w:rPr>
-              <w:instrText xml:space="preserve"> PAGEREF _Toc242721994 \h </w:instrText>
+                <w:color w:val="auto"/>
+              </w:rPr>
+              <w:instrText xml:space="preserve"> PAGEREF _Toc243856924 \h </w:instrText>
             </w:r>
             <w:r>
               <w:rPr>
                 <w:noProof/>
                 <w:webHidden/>
+                <w:color w:val="auto"/>
               </w:rPr>
             </w:r>
             <w:r>
               <w:rPr>
                 <w:noProof/>
                 <w:webHidden/>
+                <w:color w:val="auto"/>
               </w:rPr>
               <w:fldChar w:fldCharType="separate"/>
             </w:r>
@@ -4840,6 +4972,7 @@
               <w:rPr>
                 <w:noProof/>
                 <w:webHidden/>
+                <w:color w:val="auto"/>
               </w:rPr>
               <w:t>6</w:t>
             </w:r>
@@ -4847,6 +4980,7 @@
               <w:rPr>
                 <w:noProof/>
                 <w:webHidden/>
+                <w:color w:val="auto"/>
               </w:rPr>
               <w:fldChar w:fldCharType="end"/>
             </w:r>
@@ -4866,17 +5000,18 @@
               <w:kern w:val="2"/>
               <w:sz w:val="24"/>
               <w:szCs w:val="24"/>
-              <w:lang w:val="es-EC" w:eastAsia="es-EC"/>
+              <w:lang w:val="en-US"/>
               <w14:ligatures w14:val="standardContextual"/>
             </w:rPr>
           </w:pPr>
-          <w:hyperlink w:anchor="_Toc242721995" w:history="1">
+          <w:hyperlink w:anchor="_Toc243856925" w:history="1">
             <w:r>
               <w:rPr>
                 <w:rStyle w:val="Hyperlink"/>
                 <w:rFonts w:ascii="Times New Roman" w:hAnsi="Times New Roman" w:cs="Times New Roman"/>
                 <w:b/>
                 <w:noProof/>
+                <w:color w:val="auto"/>
               </w:rPr>
               <w:t>3.</w:t>
             </w:r>
@@ -4888,7 +5023,7 @@
                 <w:kern w:val="2"/>
                 <w:sz w:val="24"/>
                 <w:szCs w:val="24"/>
-                <w:lang w:val="es-EC" w:eastAsia="es-EC"/>
+                <w:lang w:val="en-US"/>
                 <w14:ligatures w14:val="standardContextual"/>
               </w:rPr>
               <w:tab/>
@@ -4899,6 +5034,7 @@
                 <w:rFonts w:ascii="Times New Roman" w:hAnsi="Times New Roman" w:cs="Times New Roman"/>
                 <w:b/>
                 <w:noProof/>
+                <w:color w:val="auto"/>
               </w:rPr>
               <w:t>ECUD_CONSULTAR_CATALOGO</w:t>
             </w:r>
@@ -4906,6 +5042,7 @@
               <w:rPr>
                 <w:noProof/>
                 <w:webHidden/>
+                <w:color w:val="auto"/>
               </w:rPr>
               <w:tab/>
             </w:r>
@@ -4913,6 +5050,7 @@
               <w:rPr>
                 <w:noProof/>
                 <w:webHidden/>
+                <w:color w:val="auto"/>
               </w:rPr>
               <w:fldChar w:fldCharType="begin"/>
             </w:r>
@@ -4920,19 +5058,22 @@
               <w:rPr>
                 <w:noProof/>
                 <w:webHidden/>
-              </w:rPr>
-              <w:instrText xml:space="preserve"> PAGEREF _Toc242721995 \h </w:instrText>
+                <w:color w:val="auto"/>
+              </w:rPr>
+              <w:instrText xml:space="preserve"> PAGEREF _Toc243856925 \h </w:instrText>
             </w:r>
             <w:r>
               <w:rPr>
                 <w:noProof/>
                 <w:webHidden/>
+                <w:color w:val="auto"/>
               </w:rPr>
             </w:r>
             <w:r>
               <w:rPr>
                 <w:noProof/>
                 <w:webHidden/>
+                <w:color w:val="auto"/>
               </w:rPr>
               <w:fldChar w:fldCharType="separate"/>
             </w:r>
@@ -4940,6 +5081,7 @@
               <w:rPr>
                 <w:noProof/>
                 <w:webHidden/>
+                <w:color w:val="auto"/>
               </w:rPr>
               <w:t>8</w:t>
             </w:r>
@@ -4947,6 +5089,7 @@
               <w:rPr>
                 <w:noProof/>
                 <w:webHidden/>
+                <w:color w:val="auto"/>
               </w:rPr>
               <w:fldChar w:fldCharType="end"/>
             </w:r>
@@ -4966,17 +5109,18 @@
               <w:kern w:val="2"/>
               <w:sz w:val="24"/>
               <w:szCs w:val="24"/>
-              <w:lang w:val="es-EC" w:eastAsia="es-EC"/>
+              <w:lang w:val="en-US"/>
               <w14:ligatures w14:val="standardContextual"/>
             </w:rPr>
           </w:pPr>
-          <w:hyperlink w:anchor="_Toc242721996" w:history="1">
+          <w:hyperlink w:anchor="_Toc243856926" w:history="1">
             <w:r>
               <w:rPr>
                 <w:rStyle w:val="Hyperlink"/>
                 <w:rFonts w:ascii="Times New Roman" w:hAnsi="Times New Roman" w:cs="Times New Roman"/>
                 <w:b/>
                 <w:noProof/>
+                <w:color w:val="auto"/>
               </w:rPr>
               <w:t>4.</w:t>
             </w:r>
@@ -4988,7 +5132,7 @@
                 <w:kern w:val="2"/>
                 <w:sz w:val="24"/>
                 <w:szCs w:val="24"/>
-                <w:lang w:val="es-EC" w:eastAsia="es-EC"/>
+                <w:lang w:val="en-US"/>
                 <w14:ligatures w14:val="standardContextual"/>
               </w:rPr>
               <w:tab/>
@@ -4999,6 +5143,7 @@
                 <w:rFonts w:ascii="Times New Roman" w:hAnsi="Times New Roman" w:cs="Times New Roman"/>
                 <w:b/>
                 <w:noProof/>
+                <w:color w:val="auto"/>
               </w:rPr>
               <w:t>ECUD_VALIDAR_DATOS</w:t>
             </w:r>
@@ -5006,6 +5151,7 @@
               <w:rPr>
                 <w:noProof/>
                 <w:webHidden/>
+                <w:color w:val="auto"/>
               </w:rPr>
               <w:tab/>
             </w:r>
@@ -5013,6 +5159,7 @@
               <w:rPr>
                 <w:noProof/>
                 <w:webHidden/>
+                <w:color w:val="auto"/>
               </w:rPr>
               <w:fldChar w:fldCharType="begin"/>
             </w:r>
@@ -5020,19 +5167,22 @@
               <w:rPr>
                 <w:noProof/>
                 <w:webHidden/>
-              </w:rPr>
-              <w:instrText xml:space="preserve"> PAGEREF _Toc242721996 \h </w:instrText>
+                <w:color w:val="auto"/>
+              </w:rPr>
+              <w:instrText xml:space="preserve"> PAGEREF _Toc243856926 \h </w:instrText>
             </w:r>
             <w:r>
               <w:rPr>
                 <w:noProof/>
                 <w:webHidden/>
+                <w:color w:val="auto"/>
               </w:rPr>
             </w:r>
             <w:r>
               <w:rPr>
                 <w:noProof/>
                 <w:webHidden/>
+                <w:color w:val="auto"/>
               </w:rPr>
               <w:fldChar w:fldCharType="separate"/>
             </w:r>
@@ -5040,6 +5190,7 @@
               <w:rPr>
                 <w:noProof/>
                 <w:webHidden/>
+                <w:color w:val="auto"/>
               </w:rPr>
               <w:t>10</w:t>
             </w:r>
@@ -5047,6 +5198,7 @@
               <w:rPr>
                 <w:noProof/>
                 <w:webHidden/>
+                <w:color w:val="auto"/>
               </w:rPr>
               <w:fldChar w:fldCharType="end"/>
             </w:r>
@@ -5066,17 +5218,18 @@
               <w:kern w:val="2"/>
               <w:sz w:val="24"/>
               <w:szCs w:val="24"/>
-              <w:lang w:val="es-EC" w:eastAsia="es-EC"/>
+              <w:lang w:val="en-US"/>
               <w14:ligatures w14:val="standardContextual"/>
             </w:rPr>
           </w:pPr>
-          <w:hyperlink w:anchor="_Toc242721997" w:history="1">
+          <w:hyperlink w:anchor="_Toc243856927" w:history="1">
             <w:r>
               <w:rPr>
                 <w:rStyle w:val="Hyperlink"/>
                 <w:rFonts w:ascii="Times New Roman" w:hAnsi="Times New Roman" w:cs="Times New Roman"/>
                 <w:b/>
                 <w:noProof/>
+                <w:color w:val="auto"/>
               </w:rPr>
               <w:t>5.</w:t>
             </w:r>
@@ -5088,7 +5241,7 @@
                 <w:kern w:val="2"/>
                 <w:sz w:val="24"/>
                 <w:szCs w:val="24"/>
-                <w:lang w:val="es-EC" w:eastAsia="es-EC"/>
+                <w:lang w:val="en-US"/>
                 <w14:ligatures w14:val="standardContextual"/>
               </w:rPr>
               <w:tab/>
@@ -5099,6 +5252,7 @@
                 <w:rFonts w:ascii="Times New Roman" w:hAnsi="Times New Roman" w:cs="Times New Roman"/>
                 <w:b/>
                 <w:noProof/>
+                <w:color w:val="auto"/>
               </w:rPr>
               <w:t>ECUD_VALIDAR_TOKEN</w:t>
             </w:r>
@@ -5106,6 +5260,7 @@
               <w:rPr>
                 <w:noProof/>
                 <w:webHidden/>
+                <w:color w:val="auto"/>
               </w:rPr>
               <w:tab/>
             </w:r>
@@ -5113,6 +5268,7 @@
               <w:rPr>
                 <w:noProof/>
                 <w:webHidden/>
+                <w:color w:val="auto"/>
               </w:rPr>
               <w:fldChar w:fldCharType="begin"/>
             </w:r>
@@ -5120,19 +5276,22 @@
               <w:rPr>
                 <w:noProof/>
                 <w:webHidden/>
-              </w:rPr>
-              <w:instrText xml:space="preserve"> PAGEREF _Toc242721997 \h </w:instrText>
+                <w:color w:val="auto"/>
+              </w:rPr>
+              <w:instrText xml:space="preserve"> PAGEREF _Toc243856927 \h </w:instrText>
             </w:r>
             <w:r>
               <w:rPr>
                 <w:noProof/>
                 <w:webHidden/>
+                <w:color w:val="auto"/>
               </w:rPr>
             </w:r>
             <w:r>
               <w:rPr>
                 <w:noProof/>
                 <w:webHidden/>
+                <w:color w:val="auto"/>
               </w:rPr>
               <w:fldChar w:fldCharType="separate"/>
             </w:r>
@@ -5140,6 +5299,7 @@
               <w:rPr>
                 <w:noProof/>
                 <w:webHidden/>
+                <w:color w:val="auto"/>
               </w:rPr>
               <w:t>11</w:t>
             </w:r>
@@ -5147,6 +5307,7 @@
               <w:rPr>
                 <w:noProof/>
                 <w:webHidden/>
+                <w:color w:val="auto"/>
               </w:rPr>
               <w:fldChar w:fldCharType="end"/>
             </w:r>
@@ -5166,17 +5327,18 @@
               <w:kern w:val="2"/>
               <w:sz w:val="24"/>
               <w:szCs w:val="24"/>
-              <w:lang w:val="es-EC" w:eastAsia="es-EC"/>
+              <w:lang w:val="en-US"/>
               <w14:ligatures w14:val="standardContextual"/>
             </w:rPr>
           </w:pPr>
-          <w:hyperlink w:anchor="_Toc242721998" w:history="1">
+          <w:hyperlink w:anchor="_Toc243856928" w:history="1">
             <w:r>
               <w:rPr>
                 <w:rStyle w:val="Hyperlink"/>
                 <w:rFonts w:ascii="Times New Roman" w:hAnsi="Times New Roman" w:cs="Times New Roman"/>
                 <w:b/>
                 <w:noProof/>
+                <w:color w:val="auto"/>
               </w:rPr>
               <w:t>6.</w:t>
             </w:r>
@@ -5188,7 +5350,7 @@
                 <w:kern w:val="2"/>
                 <w:sz w:val="24"/>
                 <w:szCs w:val="24"/>
-                <w:lang w:val="es-EC" w:eastAsia="es-EC"/>
+                <w:lang w:val="en-US"/>
                 <w14:ligatures w14:val="standardContextual"/>
               </w:rPr>
               <w:tab/>
@@ -5199,6 +5361,7 @@
                 <w:rFonts w:ascii="Times New Roman" w:hAnsi="Times New Roman" w:cs="Times New Roman"/>
                 <w:b/>
                 <w:noProof/>
+                <w:color w:val="auto"/>
               </w:rPr>
               <w:t>ECUD_GENERAR_RESPUESTA_ESTRUCTURADA</w:t>
             </w:r>
@@ -5206,6 +5369,7 @@
               <w:rPr>
                 <w:noProof/>
                 <w:webHidden/>
+                <w:color w:val="auto"/>
               </w:rPr>
               <w:tab/>
             </w:r>
@@ -5213,6 +5377,7 @@
               <w:rPr>
                 <w:noProof/>
                 <w:webHidden/>
+                <w:color w:val="auto"/>
               </w:rPr>
               <w:fldChar w:fldCharType="begin"/>
             </w:r>
@@ -5220,19 +5385,22 @@
               <w:rPr>
                 <w:noProof/>
                 <w:webHidden/>
-              </w:rPr>
-              <w:instrText xml:space="preserve"> PAGEREF _Toc242721998 \h </w:instrText>
+                <w:color w:val="auto"/>
+              </w:rPr>
+              <w:instrText xml:space="preserve"> PAGEREF _Toc243856928 \h </w:instrText>
             </w:r>
             <w:r>
               <w:rPr>
                 <w:noProof/>
                 <w:webHidden/>
+                <w:color w:val="auto"/>
               </w:rPr>
             </w:r>
             <w:r>
               <w:rPr>
                 <w:noProof/>
                 <w:webHidden/>
+                <w:color w:val="auto"/>
               </w:rPr>
               <w:fldChar w:fldCharType="separate"/>
             </w:r>
@@ -5240,6 +5408,7 @@
               <w:rPr>
                 <w:noProof/>
                 <w:webHidden/>
+                <w:color w:val="auto"/>
               </w:rPr>
               <w:t>13</w:t>
             </w:r>
@@ -5247,6 +5416,7 @@
               <w:rPr>
                 <w:noProof/>
                 <w:webHidden/>
+                <w:color w:val="auto"/>
               </w:rPr>
               <w:fldChar w:fldCharType="end"/>
             </w:r>
@@ -5266,17 +5436,18 @@
               <w:kern w:val="2"/>
               <w:sz w:val="24"/>
               <w:szCs w:val="24"/>
-              <w:lang w:val="es-EC" w:eastAsia="es-EC"/>
+              <w:lang w:val="en-US"/>
               <w14:ligatures w14:val="standardContextual"/>
             </w:rPr>
           </w:pPr>
-          <w:hyperlink w:anchor="_Toc242721999" w:history="1">
+          <w:hyperlink w:anchor="_Toc243856929" w:history="1">
             <w:r>
               <w:rPr>
                 <w:rStyle w:val="Hyperlink"/>
                 <w:rFonts w:ascii="Times New Roman" w:hAnsi="Times New Roman" w:cs="Times New Roman"/>
                 <w:b/>
                 <w:noProof/>
+                <w:color w:val="auto"/>
               </w:rPr>
               <w:t>7.</w:t>
             </w:r>
@@ -5288,7 +5459,7 @@
                 <w:kern w:val="2"/>
                 <w:sz w:val="24"/>
                 <w:szCs w:val="24"/>
-                <w:lang w:val="es-EC" w:eastAsia="es-EC"/>
+                <w:lang w:val="en-US"/>
                 <w14:ligatures w14:val="standardContextual"/>
               </w:rPr>
               <w:tab/>
@@ -5299,6 +5470,7 @@
                 <w:rFonts w:ascii="Times New Roman" w:hAnsi="Times New Roman" w:cs="Times New Roman"/>
                 <w:b/>
                 <w:noProof/>
+                <w:color w:val="auto"/>
               </w:rPr>
               <w:t>ECUD_CONSULTAR_UNIDADES_POR_CATEGORIA</w:t>
             </w:r>
@@ -5306,6 +5478,7 @@
               <w:rPr>
                 <w:noProof/>
                 <w:webHidden/>
+                <w:color w:val="auto"/>
               </w:rPr>
               <w:tab/>
             </w:r>
@@ -5313,6 +5486,7 @@
               <w:rPr>
                 <w:noProof/>
                 <w:webHidden/>
+                <w:color w:val="auto"/>
               </w:rPr>
               <w:fldChar w:fldCharType="begin"/>
             </w:r>
@@ -5320,19 +5494,22 @@
               <w:rPr>
                 <w:noProof/>
                 <w:webHidden/>
-              </w:rPr>
-              <w:instrText xml:space="preserve"> PAGEREF _Toc242721999 \h </w:instrText>
+                <w:color w:val="auto"/>
+              </w:rPr>
+              <w:instrText xml:space="preserve"> PAGEREF _Toc243856929 \h </w:instrText>
             </w:r>
             <w:r>
               <w:rPr>
                 <w:noProof/>
                 <w:webHidden/>
+                <w:color w:val="auto"/>
               </w:rPr>
             </w:r>
             <w:r>
               <w:rPr>
                 <w:noProof/>
                 <w:webHidden/>
+                <w:color w:val="auto"/>
               </w:rPr>
               <w:fldChar w:fldCharType="separate"/>
             </w:r>
@@ -5340,6 +5517,7 @@
               <w:rPr>
                 <w:noProof/>
                 <w:webHidden/>
+                <w:color w:val="auto"/>
               </w:rPr>
               <w:t>14</w:t>
             </w:r>
@@ -5347,6 +5525,7 @@
               <w:rPr>
                 <w:noProof/>
                 <w:webHidden/>
+                <w:color w:val="auto"/>
               </w:rPr>
               <w:fldChar w:fldCharType="end"/>
             </w:r>
@@ -5356,11 +5535,13 @@
           <w:pPr>
             <w:rPr>
               <w:rFonts w:ascii="Times New Roman" w:hAnsi="Times New Roman" w:cs="Times New Roman"/>
+              <w:color w:val="auto"/>
             </w:rPr>
           </w:pPr>
           <w:r>
             <w:rPr>
               <w:rFonts w:ascii="Times New Roman" w:hAnsi="Times New Roman" w:cs="Times New Roman"/>
+              <w:color w:val="auto"/>
             </w:rPr>
             <w:fldChar w:fldCharType="end"/>
           </w:r>
@@ -5371,6 +5552,7 @@
       <w:pPr>
         <w:rPr>
           <w:rFonts w:ascii="Times New Roman" w:hAnsi="Times New Roman" w:cs="Times New Roman"/>
+          <w:color w:val="auto"/>
         </w:rPr>
         <w:sectPr>
           <w:headerReference w:type="default" r:id="rId15"/>
@@ -5433,18 +5615,21 @@
       <w:r>
         <w:rPr>
           <w:rFonts w:ascii="Times New Roman" w:hAnsi="Times New Roman" w:cs="Times New Roman"/>
+          <w:color w:val="auto"/>
         </w:rPr>
         <w:fldChar w:fldCharType="begin"/>
       </w:r>
       <w:r>
         <w:rPr>
           <w:rFonts w:ascii="Times New Roman" w:hAnsi="Times New Roman" w:cs="Times New Roman"/>
+          <w:color w:val="auto"/>
         </w:rPr>
         <w:instrText xml:space="preserve"> TOC \h \z \c "Ilustración" </w:instrText>
       </w:r>
       <w:r>
         <w:rPr>
           <w:rFonts w:ascii="Times New Roman" w:hAnsi="Times New Roman" w:cs="Times New Roman"/>
+          <w:color w:val="auto"/>
         </w:rPr>
         <w:fldChar w:fldCharType="separate"/>
       </w:r>
@@ -5454,6 +5639,7 @@
             <w:rStyle w:val="Hyperlink"/>
             <w:rFonts w:ascii="Times New Roman" w:hAnsi="Times New Roman" w:cs="Times New Roman"/>
             <w:noProof/>
+            <w:color w:val="auto"/>
           </w:rPr>
           <w:t>Ilustración 1. Caso de uso Iniciar Sesión</w:t>
         </w:r>
@@ -5462,6 +5648,7 @@
             <w:rFonts w:ascii="Times New Roman" w:hAnsi="Times New Roman" w:cs="Times New Roman"/>
             <w:noProof/>
             <w:webHidden/>
+            <w:color w:val="auto"/>
           </w:rPr>
           <w:tab/>
         </w:r>
@@ -5470,6 +5657,7 @@
             <w:rFonts w:ascii="Times New Roman" w:hAnsi="Times New Roman" w:cs="Times New Roman"/>
             <w:noProof/>
             <w:webHidden/>
+            <w:color w:val="auto"/>
           </w:rPr>
           <w:fldChar w:fldCharType="begin"/>
         </w:r>
@@ -5478,6 +5666,7 @@
             <w:rFonts w:ascii="Times New Roman" w:hAnsi="Times New Roman" w:cs="Times New Roman"/>
             <w:noProof/>
             <w:webHidden/>
+            <w:color w:val="auto"/>
           </w:rPr>
           <w:instrText xml:space="preserve"> PAGEREF _Toc242714313 \h </w:instrText>
         </w:r>
@@ -5486,6 +5675,7 @@
             <w:rFonts w:ascii="Times New Roman" w:hAnsi="Times New Roman" w:cs="Times New Roman"/>
             <w:noProof/>
             <w:webHidden/>
+            <w:color w:val="auto"/>
           </w:rPr>
         </w:r>
         <w:r>
@@ -5493,6 +5683,7 @@
             <w:rFonts w:ascii="Times New Roman" w:hAnsi="Times New Roman" w:cs="Times New Roman"/>
             <w:noProof/>
             <w:webHidden/>
+            <w:color w:val="auto"/>
           </w:rPr>
           <w:fldChar w:fldCharType="separate"/>
         </w:r>
@@ -5501,6 +5692,7 @@
             <w:rFonts w:ascii="Times New Roman" w:hAnsi="Times New Roman" w:cs="Times New Roman"/>
             <w:noProof/>
             <w:webHidden/>
+            <w:color w:val="auto"/>
           </w:rPr>
           <w:t>5</w:t>
         </w:r>
@@ -5509,6 +5701,7 @@
             <w:rFonts w:ascii="Times New Roman" w:hAnsi="Times New Roman" w:cs="Times New Roman"/>
             <w:noProof/>
             <w:webHidden/>
+            <w:color w:val="auto"/>
           </w:rPr>
           <w:fldChar w:fldCharType="end"/>
         </w:r>
@@ -5537,6 +5730,7 @@
             <w:rStyle w:val="Hyperlink"/>
             <w:rFonts w:ascii="Times New Roman" w:hAnsi="Times New Roman" w:cs="Times New Roman"/>
             <w:noProof/>
+            <w:color w:val="auto"/>
             <w:lang w:val="es-EC"/>
           </w:rPr>
           <w:t>Ilustración 2. Diagrama general de casos de uso del sistema</w:t>
@@ -5546,6 +5740,7 @@
             <w:rFonts w:ascii="Times New Roman" w:hAnsi="Times New Roman" w:cs="Times New Roman"/>
             <w:noProof/>
             <w:webHidden/>
+            <w:color w:val="auto"/>
           </w:rPr>
           <w:tab/>
         </w:r>
@@ -5554,6 +5749,7 @@
             <w:rFonts w:ascii="Times New Roman" w:hAnsi="Times New Roman" w:cs="Times New Roman"/>
             <w:noProof/>
             <w:webHidden/>
+            <w:color w:val="auto"/>
           </w:rPr>
           <w:fldChar w:fldCharType="begin"/>
         </w:r>
@@ -5562,6 +5758,7 @@
             <w:rFonts w:ascii="Times New Roman" w:hAnsi="Times New Roman" w:cs="Times New Roman"/>
             <w:noProof/>
             <w:webHidden/>
+            <w:color w:val="auto"/>
           </w:rPr>
           <w:instrText xml:space="preserve"> PAGEREF _Toc242714314 \h </w:instrText>
         </w:r>
@@ -5570,6 +5767,7 @@
             <w:rFonts w:ascii="Times New Roman" w:hAnsi="Times New Roman" w:cs="Times New Roman"/>
             <w:noProof/>
             <w:webHidden/>
+            <w:color w:val="auto"/>
           </w:rPr>
         </w:r>
         <w:r>
@@ -5577,6 +5775,7 @@
             <w:rFonts w:ascii="Times New Roman" w:hAnsi="Times New Roman" w:cs="Times New Roman"/>
             <w:noProof/>
             <w:webHidden/>
+            <w:color w:val="auto"/>
           </w:rPr>
           <w:fldChar w:fldCharType="separate"/>
         </w:r>
@@ -5585,6 +5784,7 @@
             <w:rFonts w:ascii="Times New Roman" w:hAnsi="Times New Roman" w:cs="Times New Roman"/>
             <w:noProof/>
             <w:webHidden/>
+            <w:color w:val="auto"/>
           </w:rPr>
           <w:t>6</w:t>
         </w:r>
@@ -5593,6 +5793,7 @@
             <w:rFonts w:ascii="Times New Roman" w:hAnsi="Times New Roman" w:cs="Times New Roman"/>
             <w:noProof/>
             <w:webHidden/>
+            <w:color w:val="auto"/>
           </w:rPr>
           <w:fldChar w:fldCharType="end"/>
         </w:r>
@@ -5621,6 +5822,7 @@
             <w:rStyle w:val="Hyperlink"/>
             <w:rFonts w:ascii="Times New Roman" w:hAnsi="Times New Roman" w:cs="Times New Roman"/>
             <w:noProof/>
+            <w:color w:val="auto"/>
           </w:rPr>
           <w:t>Ilustración 3. Especializaciones del caso de uso Realizar Conversión</w:t>
         </w:r>
@@ -5629,6 +5831,7 @@
             <w:rFonts w:ascii="Times New Roman" w:hAnsi="Times New Roman" w:cs="Times New Roman"/>
             <w:noProof/>
             <w:webHidden/>
+            <w:color w:val="auto"/>
           </w:rPr>
           <w:tab/>
         </w:r>
@@ -5637,6 +5840,7 @@
             <w:rFonts w:ascii="Times New Roman" w:hAnsi="Times New Roman" w:cs="Times New Roman"/>
             <w:noProof/>
             <w:webHidden/>
+            <w:color w:val="auto"/>
           </w:rPr>
           <w:fldChar w:fldCharType="begin"/>
         </w:r>
@@ -5645,6 +5849,7 @@
             <w:rFonts w:ascii="Times New Roman" w:hAnsi="Times New Roman" w:cs="Times New Roman"/>
             <w:noProof/>
             <w:webHidden/>
+            <w:color w:val="auto"/>
           </w:rPr>
           <w:instrText xml:space="preserve"> PAGEREF _Toc242714315 \h </w:instrText>
         </w:r>
@@ -5653,6 +5858,7 @@
             <w:rFonts w:ascii="Times New Roman" w:hAnsi="Times New Roman" w:cs="Times New Roman"/>
             <w:noProof/>
             <w:webHidden/>
+            <w:color w:val="auto"/>
           </w:rPr>
         </w:r>
         <w:r>
@@ -5660,6 +5866,7 @@
             <w:rFonts w:ascii="Times New Roman" w:hAnsi="Times New Roman" w:cs="Times New Roman"/>
             <w:noProof/>
             <w:webHidden/>
+            <w:color w:val="auto"/>
           </w:rPr>
           <w:fldChar w:fldCharType="separate"/>
         </w:r>
@@ -5668,6 +5875,7 @@
             <w:rFonts w:ascii="Times New Roman" w:hAnsi="Times New Roman" w:cs="Times New Roman"/>
             <w:noProof/>
             <w:webHidden/>
+            <w:color w:val="auto"/>
           </w:rPr>
           <w:t>7</w:t>
         </w:r>
@@ -5676,6 +5884,7 @@
             <w:rFonts w:ascii="Times New Roman" w:hAnsi="Times New Roman" w:cs="Times New Roman"/>
             <w:noProof/>
             <w:webHidden/>
+            <w:color w:val="auto"/>
           </w:rPr>
           <w:fldChar w:fldCharType="end"/>
         </w:r>
@@ -5704,6 +5913,7 @@
             <w:rStyle w:val="Hyperlink"/>
             <w:rFonts w:ascii="Times New Roman" w:hAnsi="Times New Roman" w:cs="Times New Roman"/>
             <w:noProof/>
+            <w:color w:val="auto"/>
             <w:lang w:val="es-EC"/>
           </w:rPr>
           <w:t>Ilustración 4. Diagrama general de casos de uso del sistema</w:t>
@@ -5713,6 +5923,7 @@
             <w:rFonts w:ascii="Times New Roman" w:hAnsi="Times New Roman" w:cs="Times New Roman"/>
             <w:noProof/>
             <w:webHidden/>
+            <w:color w:val="auto"/>
           </w:rPr>
           <w:tab/>
         </w:r>
@@ -5721,6 +5932,7 @@
             <w:rFonts w:ascii="Times New Roman" w:hAnsi="Times New Roman" w:cs="Times New Roman"/>
             <w:noProof/>
             <w:webHidden/>
+            <w:color w:val="auto"/>
           </w:rPr>
           <w:fldChar w:fldCharType="begin"/>
         </w:r>
@@ -5729,6 +5941,7 @@
             <w:rFonts w:ascii="Times New Roman" w:hAnsi="Times New Roman" w:cs="Times New Roman"/>
             <w:noProof/>
             <w:webHidden/>
+            <w:color w:val="auto"/>
           </w:rPr>
           <w:instrText xml:space="preserve"> PAGEREF _Toc242714316 \h </w:instrText>
         </w:r>
@@ -5737,6 +5950,7 @@
             <w:rFonts w:ascii="Times New Roman" w:hAnsi="Times New Roman" w:cs="Times New Roman"/>
             <w:noProof/>
             <w:webHidden/>
+            <w:color w:val="auto"/>
           </w:rPr>
         </w:r>
         <w:r>
@@ -5744,6 +5958,7 @@
             <w:rFonts w:ascii="Times New Roman" w:hAnsi="Times New Roman" w:cs="Times New Roman"/>
             <w:noProof/>
             <w:webHidden/>
+            <w:color w:val="auto"/>
           </w:rPr>
           <w:fldChar w:fldCharType="separate"/>
         </w:r>
@@ -5752,6 +5967,7 @@
             <w:rFonts w:ascii="Times New Roman" w:hAnsi="Times New Roman" w:cs="Times New Roman"/>
             <w:noProof/>
             <w:webHidden/>
+            <w:color w:val="auto"/>
           </w:rPr>
           <w:t>8</w:t>
         </w:r>
@@ -5760,6 +5976,7 @@
             <w:rFonts w:ascii="Times New Roman" w:hAnsi="Times New Roman" w:cs="Times New Roman"/>
             <w:noProof/>
             <w:webHidden/>
+            <w:color w:val="auto"/>
           </w:rPr>
           <w:fldChar w:fldCharType="end"/>
         </w:r>
@@ -5788,6 +6005,7 @@
             <w:rStyle w:val="Hyperlink"/>
             <w:rFonts w:ascii="Times New Roman" w:hAnsi="Times New Roman" w:cs="Times New Roman"/>
             <w:noProof/>
+            <w:color w:val="auto"/>
           </w:rPr>
           <w:t>Ilustración 5. Diagrama general de casos de uso del sistema</w:t>
         </w:r>
@@ -5796,6 +6014,7 @@
             <w:rFonts w:ascii="Times New Roman" w:hAnsi="Times New Roman" w:cs="Times New Roman"/>
             <w:noProof/>
             <w:webHidden/>
+            <w:color w:val="auto"/>
           </w:rPr>
           <w:tab/>
         </w:r>
@@ -5804,6 +6023,7 @@
             <w:rFonts w:ascii="Times New Roman" w:hAnsi="Times New Roman" w:cs="Times New Roman"/>
             <w:noProof/>
             <w:webHidden/>
+            <w:color w:val="auto"/>
           </w:rPr>
           <w:fldChar w:fldCharType="begin"/>
         </w:r>
@@ -5812,6 +6032,7 @@
             <w:rFonts w:ascii="Times New Roman" w:hAnsi="Times New Roman" w:cs="Times New Roman"/>
             <w:noProof/>
             <w:webHidden/>
+            <w:color w:val="auto"/>
           </w:rPr>
           <w:instrText xml:space="preserve"> PAGEREF _Toc242714317 \h </w:instrText>
         </w:r>
@@ -5820,6 +6041,7 @@
             <w:rFonts w:ascii="Times New Roman" w:hAnsi="Times New Roman" w:cs="Times New Roman"/>
             <w:noProof/>
             <w:webHidden/>
+            <w:color w:val="auto"/>
           </w:rPr>
         </w:r>
         <w:r>
@@ -5827,6 +6049,7 @@
             <w:rFonts w:ascii="Times New Roman" w:hAnsi="Times New Roman" w:cs="Times New Roman"/>
             <w:noProof/>
             <w:webHidden/>
+            <w:color w:val="auto"/>
           </w:rPr>
           <w:fldChar w:fldCharType="separate"/>
         </w:r>
@@ -5835,6 +6058,7 @@
             <w:rFonts w:ascii="Times New Roman" w:hAnsi="Times New Roman" w:cs="Times New Roman"/>
             <w:noProof/>
             <w:webHidden/>
+            <w:color w:val="auto"/>
           </w:rPr>
           <w:t>10</w:t>
         </w:r>
@@ -5843,6 +6067,7 @@
             <w:rFonts w:ascii="Times New Roman" w:hAnsi="Times New Roman" w:cs="Times New Roman"/>
             <w:noProof/>
             <w:webHidden/>
+            <w:color w:val="auto"/>
           </w:rPr>
           <w:fldChar w:fldCharType="end"/>
         </w:r>
@@ -5871,6 +6096,7 @@
             <w:rStyle w:val="Hyperlink"/>
             <w:rFonts w:ascii="Times New Roman" w:hAnsi="Times New Roman" w:cs="Times New Roman"/>
             <w:noProof/>
+            <w:color w:val="auto"/>
           </w:rPr>
           <w:t>Ilustración 6. Diagrama general de casos de uso del sistema</w:t>
         </w:r>
@@ -5879,6 +6105,7 @@
             <w:rFonts w:ascii="Times New Roman" w:hAnsi="Times New Roman" w:cs="Times New Roman"/>
             <w:noProof/>
             <w:webHidden/>
+            <w:color w:val="auto"/>
           </w:rPr>
           <w:tab/>
         </w:r>
@@ -5887,6 +6114,7 @@
             <w:rFonts w:ascii="Times New Roman" w:hAnsi="Times New Roman" w:cs="Times New Roman"/>
             <w:noProof/>
             <w:webHidden/>
+            <w:color w:val="auto"/>
           </w:rPr>
           <w:fldChar w:fldCharType="begin"/>
         </w:r>
@@ -5895,6 +6123,7 @@
             <w:rFonts w:ascii="Times New Roman" w:hAnsi="Times New Roman" w:cs="Times New Roman"/>
             <w:noProof/>
             <w:webHidden/>
+            <w:color w:val="auto"/>
           </w:rPr>
           <w:instrText xml:space="preserve"> PAGEREF _Toc242714318 \h </w:instrText>
         </w:r>
@@ -5903,6 +6132,7 @@
             <w:rFonts w:ascii="Times New Roman" w:hAnsi="Times New Roman" w:cs="Times New Roman"/>
             <w:noProof/>
             <w:webHidden/>
+            <w:color w:val="auto"/>
           </w:rPr>
         </w:r>
         <w:r>
@@ -5910,6 +6140,7 @@
             <w:rFonts w:ascii="Times New Roman" w:hAnsi="Times New Roman" w:cs="Times New Roman"/>
             <w:noProof/>
             <w:webHidden/>
+            <w:color w:val="auto"/>
           </w:rPr>
           <w:fldChar w:fldCharType="separate"/>
         </w:r>
@@ -5918,6 +6149,7 @@
             <w:rFonts w:ascii="Times New Roman" w:hAnsi="Times New Roman" w:cs="Times New Roman"/>
             <w:noProof/>
             <w:webHidden/>
+            <w:color w:val="auto"/>
           </w:rPr>
           <w:t>11</w:t>
         </w:r>
@@ -5926,6 +6158,7 @@
             <w:rFonts w:ascii="Times New Roman" w:hAnsi="Times New Roman" w:cs="Times New Roman"/>
             <w:noProof/>
             <w:webHidden/>
+            <w:color w:val="auto"/>
           </w:rPr>
           <w:fldChar w:fldCharType="end"/>
         </w:r>
@@ -5954,6 +6187,7 @@
             <w:rStyle w:val="Hyperlink"/>
             <w:rFonts w:ascii="Times New Roman" w:hAnsi="Times New Roman" w:cs="Times New Roman"/>
             <w:noProof/>
+            <w:color w:val="auto"/>
           </w:rPr>
           <w:t>Ilustración 7. Diagrama general de casos de uso del sistema</w:t>
         </w:r>
@@ -5962,6 +6196,7 @@
             <w:rFonts w:ascii="Times New Roman" w:hAnsi="Times New Roman" w:cs="Times New Roman"/>
             <w:noProof/>
             <w:webHidden/>
+            <w:color w:val="auto"/>
           </w:rPr>
           <w:tab/>
         </w:r>
@@ -5970,6 +6205,7 @@
             <w:rFonts w:ascii="Times New Roman" w:hAnsi="Times New Roman" w:cs="Times New Roman"/>
             <w:noProof/>
             <w:webHidden/>
+            <w:color w:val="auto"/>
           </w:rPr>
           <w:fldChar w:fldCharType="begin"/>
         </w:r>
@@ -5978,6 +6214,7 @@
             <w:rFonts w:ascii="Times New Roman" w:hAnsi="Times New Roman" w:cs="Times New Roman"/>
             <w:noProof/>
             <w:webHidden/>
+            <w:color w:val="auto"/>
           </w:rPr>
           <w:instrText xml:space="preserve"> PAGEREF _Toc242714319 \h </w:instrText>
         </w:r>
@@ -5986,6 +6223,7 @@
             <w:rFonts w:ascii="Times New Roman" w:hAnsi="Times New Roman" w:cs="Times New Roman"/>
             <w:noProof/>
             <w:webHidden/>
+            <w:color w:val="auto"/>
           </w:rPr>
         </w:r>
         <w:r>
@@ -5993,6 +6231,7 @@
             <w:rFonts w:ascii="Times New Roman" w:hAnsi="Times New Roman" w:cs="Times New Roman"/>
             <w:noProof/>
             <w:webHidden/>
+            <w:color w:val="auto"/>
           </w:rPr>
           <w:fldChar w:fldCharType="separate"/>
         </w:r>
@@ -6001,6 +6240,7 @@
             <w:rFonts w:ascii="Times New Roman" w:hAnsi="Times New Roman" w:cs="Times New Roman"/>
             <w:noProof/>
             <w:webHidden/>
+            <w:color w:val="auto"/>
           </w:rPr>
           <w:t>13</w:t>
         </w:r>
@@ -6009,6 +6249,7 @@
             <w:rFonts w:ascii="Times New Roman" w:hAnsi="Times New Roman" w:cs="Times New Roman"/>
             <w:noProof/>
             <w:webHidden/>
+            <w:color w:val="auto"/>
           </w:rPr>
           <w:fldChar w:fldCharType="end"/>
         </w:r>
@@ -6037,6 +6278,7 @@
             <w:rStyle w:val="Hyperlink"/>
             <w:rFonts w:ascii="Times New Roman" w:hAnsi="Times New Roman" w:cs="Times New Roman"/>
             <w:noProof/>
+            <w:color w:val="auto"/>
           </w:rPr>
           <w:t>Ilustración 8. Diagrama general de casos de uso del sistema</w:t>
         </w:r>
@@ -6045,6 +6287,7 @@
             <w:rFonts w:ascii="Times New Roman" w:hAnsi="Times New Roman" w:cs="Times New Roman"/>
             <w:noProof/>
             <w:webHidden/>
+            <w:color w:val="auto"/>
           </w:rPr>
           <w:tab/>
         </w:r>
@@ -6053,6 +6296,7 @@
             <w:rFonts w:ascii="Times New Roman" w:hAnsi="Times New Roman" w:cs="Times New Roman"/>
             <w:noProof/>
             <w:webHidden/>
+            <w:color w:val="auto"/>
           </w:rPr>
           <w:fldChar w:fldCharType="begin"/>
         </w:r>
@@ -6061,6 +6305,7 @@
             <w:rFonts w:ascii="Times New Roman" w:hAnsi="Times New Roman" w:cs="Times New Roman"/>
             <w:noProof/>
             <w:webHidden/>
+            <w:color w:val="auto"/>
           </w:rPr>
           <w:instrText xml:space="preserve"> PAGEREF _Toc242714320 \h </w:instrText>
         </w:r>
@@ -6069,6 +6314,7 @@
             <w:rFonts w:ascii="Times New Roman" w:hAnsi="Times New Roman" w:cs="Times New Roman"/>
             <w:noProof/>
             <w:webHidden/>
+            <w:color w:val="auto"/>
           </w:rPr>
         </w:r>
         <w:r>
@@ -6076,6 +6322,7 @@
             <w:rFonts w:ascii="Times New Roman" w:hAnsi="Times New Roman" w:cs="Times New Roman"/>
             <w:noProof/>
             <w:webHidden/>
+            <w:color w:val="auto"/>
           </w:rPr>
           <w:fldChar w:fldCharType="separate"/>
         </w:r>
@@ -6084,6 +6331,7 @@
             <w:rFonts w:ascii="Times New Roman" w:hAnsi="Times New Roman" w:cs="Times New Roman"/>
             <w:noProof/>
             <w:webHidden/>
+            <w:color w:val="auto"/>
           </w:rPr>
           <w:t>14</w:t>
         </w:r>
@@ -6092,6 +6340,7 @@
             <w:rFonts w:ascii="Times New Roman" w:hAnsi="Times New Roman" w:cs="Times New Roman"/>
             <w:noProof/>
             <w:webHidden/>
+            <w:color w:val="auto"/>
           </w:rPr>
           <w:fldChar w:fldCharType="end"/>
         </w:r>
@@ -6101,11 +6350,13 @@
       <w:pPr>
         <w:rPr>
           <w:rFonts w:ascii="Times New Roman" w:hAnsi="Times New Roman" w:cs="Times New Roman"/>
+          <w:color w:val="auto"/>
         </w:rPr>
       </w:pPr>
       <w:r>
         <w:rPr>
           <w:rFonts w:ascii="Times New Roman" w:hAnsi="Times New Roman" w:cs="Times New Roman"/>
+          <w:color w:val="auto"/>
         </w:rPr>
         <w:fldChar w:fldCharType="end"/>
       </w:r>
@@ -6116,11 +6367,13 @@
         <w:jc w:val="left"/>
         <w:rPr>
           <w:rFonts w:ascii="Times New Roman" w:hAnsi="Times New Roman" w:cs="Times New Roman"/>
+          <w:color w:val="auto"/>
         </w:rPr>
       </w:pPr>
       <w:r>
         <w:rPr>
           <w:rFonts w:ascii="Times New Roman" w:hAnsi="Times New Roman" w:cs="Times New Roman"/>
+          <w:color w:val="auto"/>
         </w:rPr>
         <w:br w:type="page"/>
       </w:r>
@@ -6169,18 +6422,21 @@
       <w:r>
         <w:rPr>
           <w:rFonts w:ascii="Times New Roman" w:hAnsi="Times New Roman" w:cs="Times New Roman"/>
+          <w:color w:val="auto"/>
         </w:rPr>
         <w:fldChar w:fldCharType="begin"/>
       </w:r>
       <w:r>
         <w:rPr>
           <w:rFonts w:ascii="Times New Roman" w:hAnsi="Times New Roman" w:cs="Times New Roman"/>
+          <w:color w:val="auto"/>
         </w:rPr>
         <w:instrText xml:space="preserve"> TOC \h \z \c "Tabla" </w:instrText>
       </w:r>
       <w:r>
         <w:rPr>
           <w:rFonts w:ascii="Times New Roman" w:hAnsi="Times New Roman" w:cs="Times New Roman"/>
+          <w:color w:val="auto"/>
         </w:rPr>
         <w:fldChar w:fldCharType="separate"/>
       </w:r>
@@ -6190,6 +6446,7 @@
             <w:rStyle w:val="Hyperlink"/>
             <w:rFonts w:ascii="Times New Roman" w:hAnsi="Times New Roman" w:cs="Times New Roman"/>
             <w:noProof/>
+            <w:color w:val="auto"/>
             <w:lang w:val="en-US"/>
           </w:rPr>
           <w:t>Tabla 1. ECUD Iniciar Sesión</w:t>
@@ -6199,6 +6456,7 @@
             <w:rFonts w:ascii="Times New Roman" w:hAnsi="Times New Roman" w:cs="Times New Roman"/>
             <w:noProof/>
             <w:webHidden/>
+            <w:color w:val="auto"/>
           </w:rPr>
           <w:tab/>
         </w:r>
@@ -6207,6 +6465,7 @@
             <w:rFonts w:ascii="Times New Roman" w:hAnsi="Times New Roman" w:cs="Times New Roman"/>
             <w:noProof/>
             <w:webHidden/>
+            <w:color w:val="auto"/>
           </w:rPr>
           <w:fldChar w:fldCharType="begin"/>
         </w:r>
@@ -6215,6 +6474,7 @@
             <w:rFonts w:ascii="Times New Roman" w:hAnsi="Times New Roman" w:cs="Times New Roman"/>
             <w:noProof/>
             <w:webHidden/>
+            <w:color w:val="auto"/>
           </w:rPr>
           <w:instrText xml:space="preserve"> PAGEREF _Toc242714321 \h </w:instrText>
         </w:r>
@@ -6223,6 +6483,7 @@
             <w:rFonts w:ascii="Times New Roman" w:hAnsi="Times New Roman" w:cs="Times New Roman"/>
             <w:noProof/>
             <w:webHidden/>
+            <w:color w:val="auto"/>
           </w:rPr>
         </w:r>
         <w:r>
@@ -6230,6 +6491,7 @@
             <w:rFonts w:ascii="Times New Roman" w:hAnsi="Times New Roman" w:cs="Times New Roman"/>
             <w:noProof/>
             <w:webHidden/>
+            <w:color w:val="auto"/>
           </w:rPr>
           <w:fldChar w:fldCharType="separate"/>
         </w:r>
@@ -6238,6 +6500,7 @@
             <w:rFonts w:ascii="Times New Roman" w:hAnsi="Times New Roman" w:cs="Times New Roman"/>
             <w:noProof/>
             <w:webHidden/>
+            <w:color w:val="auto"/>
           </w:rPr>
           <w:t>4</w:t>
         </w:r>
@@ -6246,6 +6509,7 @@
             <w:rFonts w:ascii="Times New Roman" w:hAnsi="Times New Roman" w:cs="Times New Roman"/>
             <w:noProof/>
             <w:webHidden/>
+            <w:color w:val="auto"/>
           </w:rPr>
           <w:fldChar w:fldCharType="end"/>
         </w:r>
@@ -6274,6 +6538,7 @@
             <w:rStyle w:val="Hyperlink"/>
             <w:rFonts w:ascii="Times New Roman" w:hAnsi="Times New Roman" w:cs="Times New Roman"/>
             <w:noProof/>
+            <w:color w:val="auto"/>
             <w:lang w:val="en-US"/>
           </w:rPr>
           <w:t>Tabla 2. ECUD Seleccionar Conversión</w:t>
@@ -6283,6 +6548,7 @@
             <w:rFonts w:ascii="Times New Roman" w:hAnsi="Times New Roman" w:cs="Times New Roman"/>
             <w:noProof/>
             <w:webHidden/>
+            <w:color w:val="auto"/>
           </w:rPr>
           <w:tab/>
         </w:r>
@@ -6291,6 +6557,7 @@
             <w:rFonts w:ascii="Times New Roman" w:hAnsi="Times New Roman" w:cs="Times New Roman"/>
             <w:noProof/>
             <w:webHidden/>
+            <w:color w:val="auto"/>
           </w:rPr>
           <w:fldChar w:fldCharType="begin"/>
         </w:r>
@@ -6299,6 +6566,7 @@
             <w:rFonts w:ascii="Times New Roman" w:hAnsi="Times New Roman" w:cs="Times New Roman"/>
             <w:noProof/>
             <w:webHidden/>
+            <w:color w:val="auto"/>
           </w:rPr>
           <w:instrText xml:space="preserve"> PAGEREF _Toc242714322 \h </w:instrText>
         </w:r>
@@ -6307,6 +6575,7 @@
             <w:rFonts w:ascii="Times New Roman" w:hAnsi="Times New Roman" w:cs="Times New Roman"/>
             <w:noProof/>
             <w:webHidden/>
+            <w:color w:val="auto"/>
           </w:rPr>
         </w:r>
         <w:r>
@@ -6314,6 +6583,7 @@
             <w:rFonts w:ascii="Times New Roman" w:hAnsi="Times New Roman" w:cs="Times New Roman"/>
             <w:noProof/>
             <w:webHidden/>
+            <w:color w:val="auto"/>
           </w:rPr>
           <w:fldChar w:fldCharType="separate"/>
         </w:r>
@@ -6322,6 +6592,7 @@
             <w:rFonts w:ascii="Times New Roman" w:hAnsi="Times New Roman" w:cs="Times New Roman"/>
             <w:noProof/>
             <w:webHidden/>
+            <w:color w:val="auto"/>
           </w:rPr>
           <w:t>6</w:t>
         </w:r>
@@ -6330,6 +6601,7 @@
             <w:rFonts w:ascii="Times New Roman" w:hAnsi="Times New Roman" w:cs="Times New Roman"/>
             <w:noProof/>
             <w:webHidden/>
+            <w:color w:val="auto"/>
           </w:rPr>
           <w:fldChar w:fldCharType="end"/>
         </w:r>
@@ -6358,6 +6630,7 @@
             <w:rStyle w:val="Hyperlink"/>
             <w:rFonts w:ascii="Times New Roman" w:hAnsi="Times New Roman" w:cs="Times New Roman"/>
             <w:noProof/>
+            <w:color w:val="auto"/>
             <w:lang w:val="en-US"/>
           </w:rPr>
           <w:t>Tabla 3. ECUD Consultar Catálogo</w:t>
@@ -6367,6 +6640,7 @@
             <w:rFonts w:ascii="Times New Roman" w:hAnsi="Times New Roman" w:cs="Times New Roman"/>
             <w:noProof/>
             <w:webHidden/>
+            <w:color w:val="auto"/>
           </w:rPr>
           <w:tab/>
         </w:r>
@@ -6375,6 +6649,7 @@
             <w:rFonts w:ascii="Times New Roman" w:hAnsi="Times New Roman" w:cs="Times New Roman"/>
             <w:noProof/>
             <w:webHidden/>
+            <w:color w:val="auto"/>
           </w:rPr>
           <w:fldChar w:fldCharType="begin"/>
         </w:r>
@@ -6383,6 +6658,7 @@
             <w:rFonts w:ascii="Times New Roman" w:hAnsi="Times New Roman" w:cs="Times New Roman"/>
             <w:noProof/>
             <w:webHidden/>
+            <w:color w:val="auto"/>
           </w:rPr>
           <w:instrText xml:space="preserve"> PAGEREF _Toc242714323 \h </w:instrText>
         </w:r>
@@ -6391,6 +6667,7 @@
             <w:rFonts w:ascii="Times New Roman" w:hAnsi="Times New Roman" w:cs="Times New Roman"/>
             <w:noProof/>
             <w:webHidden/>
+            <w:color w:val="auto"/>
           </w:rPr>
         </w:r>
         <w:r>
@@ -6398,6 +6675,7 @@
             <w:rFonts w:ascii="Times New Roman" w:hAnsi="Times New Roman" w:cs="Times New Roman"/>
             <w:noProof/>
             <w:webHidden/>
+            <w:color w:val="auto"/>
           </w:rPr>
           <w:fldChar w:fldCharType="separate"/>
         </w:r>
@@ -6406,6 +6684,7 @@
             <w:rFonts w:ascii="Times New Roman" w:hAnsi="Times New Roman" w:cs="Times New Roman"/>
             <w:noProof/>
             <w:webHidden/>
+            <w:color w:val="auto"/>
           </w:rPr>
           <w:t>8</w:t>
         </w:r>
@@ -6414,6 +6693,7 @@
             <w:rFonts w:ascii="Times New Roman" w:hAnsi="Times New Roman" w:cs="Times New Roman"/>
             <w:noProof/>
             <w:webHidden/>
+            <w:color w:val="auto"/>
           </w:rPr>
           <w:fldChar w:fldCharType="end"/>
         </w:r>
@@ -6442,6 +6722,7 @@
             <w:rStyle w:val="Hyperlink"/>
             <w:rFonts w:ascii="Times New Roman" w:hAnsi="Times New Roman" w:cs="Times New Roman"/>
             <w:noProof/>
+            <w:color w:val="auto"/>
           </w:rPr>
           <w:t>Tabla 4. ECUD Validar Datos</w:t>
         </w:r>
@@ -6450,6 +6731,7 @@
             <w:rFonts w:ascii="Times New Roman" w:hAnsi="Times New Roman" w:cs="Times New Roman"/>
             <w:noProof/>
             <w:webHidden/>
+            <w:color w:val="auto"/>
           </w:rPr>
           <w:tab/>
         </w:r>
@@ -6458,6 +6740,7 @@
             <w:rFonts w:ascii="Times New Roman" w:hAnsi="Times New Roman" w:cs="Times New Roman"/>
             <w:noProof/>
             <w:webHidden/>
+            <w:color w:val="auto"/>
           </w:rPr>
           <w:fldChar w:fldCharType="begin"/>
         </w:r>
@@ -6466,6 +6749,7 @@
             <w:rFonts w:ascii="Times New Roman" w:hAnsi="Times New Roman" w:cs="Times New Roman"/>
             <w:noProof/>
             <w:webHidden/>
+            <w:color w:val="auto"/>
           </w:rPr>
           <w:instrText xml:space="preserve"> PAGEREF _Toc242714324 \h </w:instrText>
         </w:r>
@@ -6474,6 +6758,7 @@
             <w:rFonts w:ascii="Times New Roman" w:hAnsi="Times New Roman" w:cs="Times New Roman"/>
             <w:noProof/>
             <w:webHidden/>
+            <w:color w:val="auto"/>
           </w:rPr>
         </w:r>
         <w:r>
@@ -6481,6 +6766,7 @@
             <w:rFonts w:ascii="Times New Roman" w:hAnsi="Times New Roman" w:cs="Times New Roman"/>
             <w:noProof/>
             <w:webHidden/>
+            <w:color w:val="auto"/>
           </w:rPr>
           <w:fldChar w:fldCharType="separate"/>
         </w:r>
@@ -6489,6 +6775,7 @@
             <w:rFonts w:ascii="Times New Roman" w:hAnsi="Times New Roman" w:cs="Times New Roman"/>
             <w:noProof/>
             <w:webHidden/>
+            <w:color w:val="auto"/>
           </w:rPr>
           <w:t>9</w:t>
         </w:r>
@@ -6497,6 +6784,7 @@
             <w:rFonts w:ascii="Times New Roman" w:hAnsi="Times New Roman" w:cs="Times New Roman"/>
             <w:noProof/>
             <w:webHidden/>
+            <w:color w:val="auto"/>
           </w:rPr>
           <w:fldChar w:fldCharType="end"/>
         </w:r>
@@ -6525,6 +6813,7 @@
             <w:rStyle w:val="Hyperlink"/>
             <w:rFonts w:ascii="Times New Roman" w:hAnsi="Times New Roman" w:cs="Times New Roman"/>
             <w:noProof/>
+            <w:color w:val="auto"/>
           </w:rPr>
           <w:t>Tabla 5. ECUD Validar Token</w:t>
         </w:r>
@@ -6533,6 +6822,7 @@
             <w:rFonts w:ascii="Times New Roman" w:hAnsi="Times New Roman" w:cs="Times New Roman"/>
             <w:noProof/>
             <w:webHidden/>
+            <w:color w:val="auto"/>
           </w:rPr>
           <w:tab/>
         </w:r>
@@ -6541,6 +6831,7 @@
             <w:rFonts w:ascii="Times New Roman" w:hAnsi="Times New Roman" w:cs="Times New Roman"/>
             <w:noProof/>
             <w:webHidden/>
+            <w:color w:val="auto"/>
           </w:rPr>
           <w:fldChar w:fldCharType="begin"/>
         </w:r>
@@ -6549,6 +6840,7 @@
             <w:rFonts w:ascii="Times New Roman" w:hAnsi="Times New Roman" w:cs="Times New Roman"/>
             <w:noProof/>
             <w:webHidden/>
+            <w:color w:val="auto"/>
           </w:rPr>
           <w:instrText xml:space="preserve"> PAGEREF _Toc242714325 \h </w:instrText>
         </w:r>
@@ -6557,6 +6849,7 @@
             <w:rFonts w:ascii="Times New Roman" w:hAnsi="Times New Roman" w:cs="Times New Roman"/>
             <w:noProof/>
             <w:webHidden/>
+            <w:color w:val="auto"/>
           </w:rPr>
         </w:r>
         <w:r>
@@ -6564,6 +6857,7 @@
             <w:rFonts w:ascii="Times New Roman" w:hAnsi="Times New Roman" w:cs="Times New Roman"/>
             <w:noProof/>
             <w:webHidden/>
+            <w:color w:val="auto"/>
           </w:rPr>
           <w:fldChar w:fldCharType="separate"/>
         </w:r>
@@ -6572,6 +6866,7 @@
             <w:rFonts w:ascii="Times New Roman" w:hAnsi="Times New Roman" w:cs="Times New Roman"/>
             <w:noProof/>
             <w:webHidden/>
+            <w:color w:val="auto"/>
           </w:rPr>
           <w:t>11</w:t>
         </w:r>
@@ -6580,6 +6875,7 @@
             <w:rFonts w:ascii="Times New Roman" w:hAnsi="Times New Roman" w:cs="Times New Roman"/>
             <w:noProof/>
             <w:webHidden/>
+            <w:color w:val="auto"/>
           </w:rPr>
           <w:fldChar w:fldCharType="end"/>
         </w:r>
@@ -6608,6 +6904,7 @@
             <w:rStyle w:val="Hyperlink"/>
             <w:rFonts w:ascii="Times New Roman" w:hAnsi="Times New Roman" w:cs="Times New Roman"/>
             <w:noProof/>
+            <w:color w:val="auto"/>
           </w:rPr>
           <w:t>Tabla 6. ECUD Generar Respuesta Estructurada</w:t>
         </w:r>
@@ -6616,6 +6913,7 @@
             <w:rFonts w:ascii="Times New Roman" w:hAnsi="Times New Roman" w:cs="Times New Roman"/>
             <w:noProof/>
             <w:webHidden/>
+            <w:color w:val="auto"/>
           </w:rPr>
           <w:tab/>
         </w:r>
@@ -6624,6 +6922,7 @@
             <w:rFonts w:ascii="Times New Roman" w:hAnsi="Times New Roman" w:cs="Times New Roman"/>
             <w:noProof/>
             <w:webHidden/>
+            <w:color w:val="auto"/>
           </w:rPr>
           <w:fldChar w:fldCharType="begin"/>
         </w:r>
@@ -6632,6 +6931,7 @@
             <w:rFonts w:ascii="Times New Roman" w:hAnsi="Times New Roman" w:cs="Times New Roman"/>
             <w:noProof/>
             <w:webHidden/>
+            <w:color w:val="auto"/>
           </w:rPr>
           <w:instrText xml:space="preserve"> PAGEREF _Toc242714326 \h </w:instrText>
         </w:r>
@@ -6640,6 +6940,7 @@
             <w:rFonts w:ascii="Times New Roman" w:hAnsi="Times New Roman" w:cs="Times New Roman"/>
             <w:noProof/>
             <w:webHidden/>
+            <w:color w:val="auto"/>
           </w:rPr>
         </w:r>
         <w:r>
@@ -6647,6 +6948,7 @@
             <w:rFonts w:ascii="Times New Roman" w:hAnsi="Times New Roman" w:cs="Times New Roman"/>
             <w:noProof/>
             <w:webHidden/>
+            <w:color w:val="auto"/>
           </w:rPr>
           <w:fldChar w:fldCharType="separate"/>
         </w:r>
@@ -6655,6 +6957,7 @@
             <w:rFonts w:ascii="Times New Roman" w:hAnsi="Times New Roman" w:cs="Times New Roman"/>
             <w:noProof/>
             <w:webHidden/>
+            <w:color w:val="auto"/>
           </w:rPr>
           <w:t>12</w:t>
         </w:r>
@@ -6663,6 +6966,7 @@
             <w:rFonts w:ascii="Times New Roman" w:hAnsi="Times New Roman" w:cs="Times New Roman"/>
             <w:noProof/>
             <w:webHidden/>
+            <w:color w:val="auto"/>
           </w:rPr>
           <w:fldChar w:fldCharType="end"/>
         </w:r>
@@ -6691,6 +6995,7 @@
             <w:rStyle w:val="Hyperlink"/>
             <w:rFonts w:ascii="Times New Roman" w:hAnsi="Times New Roman" w:cs="Times New Roman"/>
             <w:noProof/>
+            <w:color w:val="auto"/>
           </w:rPr>
           <w:t>Tabla 7. ECUD Consultar Unidades por Categoría</w:t>
         </w:r>
@@ -6699,6 +7004,7 @@
             <w:rFonts w:ascii="Times New Roman" w:hAnsi="Times New Roman" w:cs="Times New Roman"/>
             <w:noProof/>
             <w:webHidden/>
+            <w:color w:val="auto"/>
           </w:rPr>
           <w:tab/>
         </w:r>
@@ -6707,6 +7013,7 @@
             <w:rFonts w:ascii="Times New Roman" w:hAnsi="Times New Roman" w:cs="Times New Roman"/>
             <w:noProof/>
             <w:webHidden/>
+            <w:color w:val="auto"/>
           </w:rPr>
           <w:fldChar w:fldCharType="begin"/>
         </w:r>
@@ -6715,6 +7022,7 @@
             <w:rFonts w:ascii="Times New Roman" w:hAnsi="Times New Roman" w:cs="Times New Roman"/>
             <w:noProof/>
             <w:webHidden/>
+            <w:color w:val="auto"/>
           </w:rPr>
           <w:instrText xml:space="preserve"> PAGEREF _Toc242714327 \h </w:instrText>
         </w:r>
@@ -6723,6 +7031,7 @@
             <w:rFonts w:ascii="Times New Roman" w:hAnsi="Times New Roman" w:cs="Times New Roman"/>
             <w:noProof/>
             <w:webHidden/>
+            <w:color w:val="auto"/>
           </w:rPr>
         </w:r>
         <w:r>
@@ -6730,6 +7039,7 @@
             <w:rFonts w:ascii="Times New Roman" w:hAnsi="Times New Roman" w:cs="Times New Roman"/>
             <w:noProof/>
             <w:webHidden/>
+            <w:color w:val="auto"/>
           </w:rPr>
           <w:fldChar w:fldCharType="separate"/>
         </w:r>
@@ -6738,6 +7048,7 @@
             <w:rFonts w:ascii="Times New Roman" w:hAnsi="Times New Roman" w:cs="Times New Roman"/>
             <w:noProof/>
             <w:webHidden/>
+            <w:color w:val="auto"/>
           </w:rPr>
           <w:t>14</w:t>
         </w:r>
@@ -6746,6 +7057,7 @@
             <w:rFonts w:ascii="Times New Roman" w:hAnsi="Times New Roman" w:cs="Times New Roman"/>
             <w:noProof/>
             <w:webHidden/>
+            <w:color w:val="auto"/>
           </w:rPr>
           <w:fldChar w:fldCharType="end"/>
         </w:r>
@@ -6755,11 +7067,13 @@
       <w:pPr>
         <w:rPr>
           <w:rFonts w:ascii="Times New Roman" w:hAnsi="Times New Roman" w:cs="Times New Roman"/>
+          <w:color w:val="auto"/>
         </w:rPr>
       </w:pPr>
       <w:r>
         <w:rPr>
           <w:rFonts w:ascii="Times New Roman" w:hAnsi="Times New Roman" w:cs="Times New Roman"/>
+          <w:color w:val="auto"/>
         </w:rPr>
         <w:fldChar w:fldCharType="end"/>
       </w:r>
@@ -6768,6 +7082,7 @@
       <w:pPr>
         <w:rPr>
           <w:rFonts w:ascii="Times New Roman" w:hAnsi="Times New Roman" w:cs="Times New Roman"/>
+          <w:color w:val="auto"/>
         </w:rPr>
         <w:sectPr>
           <w:pgSz w:w="11910" w:h="16840"/>
@@ -6790,14 +7105,14 @@
         <w:pStyle w:val="Heading1"/>
         <w:rPr>
           <w:rFonts w:ascii="Times New Roman" w:hAnsi="Times New Roman" w:cs="Times New Roman"/>
-          <w:color w:val="000000"/>
+          <w:color w:val="auto"/>
         </w:rPr>
       </w:pPr>
-      <w:bookmarkStart w:id="1" w:name="_Toc242721991"/>
+      <w:bookmarkStart w:id="1" w:name="_Toc243856921"/>
       <w:r>
         <w:rPr>
           <w:rFonts w:ascii="Times New Roman" w:hAnsi="Times New Roman" w:cs="Times New Roman"/>
-          <w:color w:val="000000"/>
+          <w:color w:val="auto"/>
         </w:rPr>
         <w:lastRenderedPageBreak/>
         <w:t xml:space="preserve">ESPECIFICACIÓN DE CASOS DE USO </w:t>
@@ -6805,7 +7120,7 @@
       <w:r>
         <w:rPr>
           <w:rFonts w:ascii="Times New Roman" w:hAnsi="Times New Roman" w:cs="Times New Roman"/>
-          <w:color w:val="000000"/>
+          <w:color w:val="auto"/>
         </w:rPr>
         <w:t>DETALLADA</w:t>
       </w:r>
@@ -6815,27 +7130,27 @@
       <w:pPr>
         <w:rPr>
           <w:rFonts w:ascii="Times New Roman" w:eastAsiaTheme="minorEastAsia" w:hAnsi="Times New Roman" w:cs="Times New Roman"/>
-          <w:color w:val="000000" w:themeColor="text1"/>
+          <w:color w:val="auto"/>
         </w:rPr>
       </w:pPr>
       <w:r>
         <w:rPr>
           <w:rFonts w:ascii="Times New Roman" w:eastAsiaTheme="minorEastAsia" w:hAnsi="Times New Roman" w:cs="Times New Roman"/>
-          <w:color w:val="000000" w:themeColor="text1"/>
+          <w:color w:val="auto"/>
         </w:rPr>
         <w:t xml:space="preserve">A continuación, se muestra la Especificación de </w:t>
       </w:r>
       <w:r>
         <w:rPr>
           <w:rFonts w:ascii="Times New Roman" w:eastAsiaTheme="minorEastAsia" w:hAnsi="Times New Roman" w:cs="Times New Roman"/>
-          <w:color w:val="000000" w:themeColor="text1"/>
+          <w:color w:val="auto"/>
         </w:rPr>
         <w:t>Casos de Uso Detallada</w:t>
       </w:r>
       <w:r>
         <w:rPr>
           <w:rFonts w:ascii="Times New Roman" w:eastAsiaTheme="minorEastAsia" w:hAnsi="Times New Roman" w:cs="Times New Roman"/>
-          <w:color w:val="000000" w:themeColor="text1"/>
+          <w:color w:val="auto"/>
         </w:rPr>
         <w:t xml:space="preserve"> (ECUD) para el Sistema del Taller “Conversión de Unidades Monster”. Cada especificación corresponde a uno de los requisitos funcionales RQF-001 a RQF-007.</w:t>
       </w:r>
@@ -6867,12 +7182,77 @@
           <w:color w:val="auto"/>
         </w:rPr>
       </w:pPr>
+      <w:bookmarkStart w:id="2" w:name="_Toc243856922"/>
       <w:r>
         <w:rPr>
           <w:rFonts w:ascii="Times New Roman" w:hAnsi="Times New Roman" w:cs="Times New Roman"/>
           <w:color w:val="auto"/>
         </w:rPr>
-        <w:t>Sistema y cliente: “sistema” se refiere al servicio web SOAP que se ejecuta en el servidor; “cliente” se refiere a la aplicación (consola, escritorio, web o móvil) que utiliza el usuario.</w:t>
+        <w:t xml:space="preserve">Sistema y cliente: “sistema” se refiere al servicio web SOAP que se ejecuta en el servidor; “cliente” se refiere a la aplicación (consola, escritorio, web o móvil) que utiliza el usuario. En la versión SOAP Java, el sistema publica dos servicios: </w:t>
+      </w:r>
+      <w:proofErr w:type="spellStart"/>
+      <w:r>
+        <w:rPr>
+          <w:rFonts w:ascii="Times New Roman" w:hAnsi="Times New Roman" w:cs="Times New Roman"/>
+          <w:color w:val="auto"/>
+        </w:rPr>
+        <w:t>LoginWebService</w:t>
+      </w:r>
+      <w:proofErr w:type="spellEnd"/>
+      <w:r>
+        <w:rPr>
+          <w:rFonts w:ascii="Times New Roman" w:hAnsi="Times New Roman" w:cs="Times New Roman"/>
+          <w:color w:val="auto"/>
+        </w:rPr>
+        <w:t xml:space="preserve"> (operación login) y </w:t>
+      </w:r>
+      <w:proofErr w:type="spellStart"/>
+      <w:r>
+        <w:rPr>
+          <w:rFonts w:ascii="Times New Roman" w:hAnsi="Times New Roman" w:cs="Times New Roman"/>
+          <w:color w:val="auto"/>
+        </w:rPr>
+        <w:t>ConversorWebService</w:t>
+      </w:r>
+      <w:proofErr w:type="spellEnd"/>
+      <w:r>
+        <w:rPr>
+          <w:rFonts w:ascii="Times New Roman" w:hAnsi="Times New Roman" w:cs="Times New Roman"/>
+          <w:color w:val="auto"/>
+        </w:rPr>
+        <w:t xml:space="preserve"> (operaciones </w:t>
+      </w:r>
+      <w:proofErr w:type="spellStart"/>
+      <w:r>
+        <w:rPr>
+          <w:rFonts w:ascii="Times New Roman" w:hAnsi="Times New Roman" w:cs="Times New Roman"/>
+          <w:color w:val="auto"/>
+        </w:rPr>
+        <w:t>convert</w:t>
+      </w:r>
+      <w:proofErr w:type="spellEnd"/>
+      <w:r>
+        <w:rPr>
+          <w:rFonts w:ascii="Times New Roman" w:hAnsi="Times New Roman" w:cs="Times New Roman"/>
+          <w:color w:val="auto"/>
+        </w:rPr>
+        <w:t xml:space="preserve"> y </w:t>
+      </w:r>
+      <w:proofErr w:type="spellStart"/>
+      <w:r>
+        <w:rPr>
+          <w:rFonts w:ascii="Times New Roman" w:hAnsi="Times New Roman" w:cs="Times New Roman"/>
+          <w:color w:val="auto"/>
+        </w:rPr>
+        <w:t>catalog</w:t>
+      </w:r>
+      <w:proofErr w:type="spellEnd"/>
+      <w:r>
+        <w:rPr>
+          <w:rFonts w:ascii="Times New Roman" w:hAnsi="Times New Roman" w:cs="Times New Roman"/>
+          <w:color w:val="auto"/>
+        </w:rPr>
+        <w:t>).</w:t>
       </w:r>
     </w:p>
     <w:p>
@@ -6892,23 +7272,7 @@
           <w:rFonts w:ascii="Times New Roman" w:hAnsi="Times New Roman" w:cs="Times New Roman"/>
           <w:color w:val="auto"/>
         </w:rPr>
-        <w:t>Presentación de mensajes: Cuando un caso de uso indica que el cliente muestra un mensaje, el cliente presenta el texto exacto recibido en la respuesta de la siguiente forma: en escritorio, un cuadro de diálogo modal con el botón “Aceptar”; en web, una ventana emergente (</w:t>
-      </w:r>
-      <w:proofErr w:type="spellStart"/>
-      <w:r>
-        <w:rPr>
-          <w:rFonts w:ascii="Times New Roman" w:hAnsi="Times New Roman" w:cs="Times New Roman"/>
-          <w:color w:val="auto"/>
-        </w:rPr>
-        <w:t>popup</w:t>
-      </w:r>
-      <w:proofErr w:type="spellEnd"/>
-      <w:r>
-        <w:rPr>
-          <w:rFonts w:ascii="Times New Roman" w:hAnsi="Times New Roman" w:cs="Times New Roman"/>
-          <w:color w:val="auto"/>
-        </w:rPr>
-        <w:t>) sobre el formulario con el botón “Aceptar”; en móvil, un cuadro de diálogo con el botón “Aceptar”; en consola, una línea de texto precedida por “[OK]” o “[ERROR]”.</w:t>
+        <w:t>Presentación de mensajes: Cuando un caso de uso indica que el cliente muestra un mensaje, lo presenta de forma visible y en español: en escritorio y web, junto al formulario o en un cuadro de diálogo; en móvil, en la barra inferior de la pantalla, y como alerta con el botón “Aceptar” solo cuando la sesión expira; en consola, como una línea de texto (los errores van precedidos por “ERROR:”).</w:t>
       </w:r>
     </w:p>
     <w:p>
@@ -6928,21 +7292,75 @@
           <w:rFonts w:ascii="Times New Roman" w:hAnsi="Times New Roman" w:cs="Times New Roman"/>
           <w:color w:val="auto"/>
         </w:rPr>
-        <w:t xml:space="preserve">Parámetros generales: </w:t>
+        <w:t>Parámetros generales: el servidor devuelve el resultado sin redondear y cada cliente lo presenta con su propio formato; el valor numérico acepta punto o coma como separador decimal; toda respuesta del servidor incluye un estado (OK o ERROR) y un mensaje, sin códigos de error.</w:t>
       </w:r>
+    </w:p>
+    <w:p>
+      <w:pPr>
+        <w:pStyle w:val="ListParagraph"/>
+        <w:numPr>
+          <w:ilvl w:val="0"/>
+          <w:numId w:val="45"/>
+        </w:numPr>
+        <w:rPr>
+          <w:rFonts w:ascii="Times New Roman" w:hAnsi="Times New Roman" w:cs="Times New Roman"/>
+          <w:color w:val="auto"/>
+        </w:rPr>
+      </w:pPr>
       <w:r>
         <w:rPr>
           <w:rFonts w:ascii="Times New Roman" w:hAnsi="Times New Roman" w:cs="Times New Roman"/>
           <w:color w:val="auto"/>
         </w:rPr>
-        <w:t xml:space="preserve"/>
+        <w:t>Mensajes: los textos que devuelve el sistema son los del servidor SOAP Java: “Ingreso de Sesión Exitoso!”, “Credenciales Incorrectas”, “Conversión Exitosa”, “</w:t>
       </w:r>
+      <w:proofErr w:type="spellStart"/>
       <w:r>
         <w:rPr>
           <w:rFonts w:ascii="Times New Roman" w:hAnsi="Times New Roman" w:cs="Times New Roman"/>
           <w:color w:val="auto"/>
         </w:rPr>
-        <w:t xml:space="preserve">los resultados de conversión se redondean a 4 decimales; el valor numérico acepta punto o coma como separador decimal; toda operación exitosa devuelve el código OK-000.</w:t>
+        <w:t>Invalid</w:t>
+      </w:r>
+      <w:proofErr w:type="spellEnd"/>
+      <w:r>
+        <w:rPr>
+          <w:rFonts w:ascii="Times New Roman" w:hAnsi="Times New Roman" w:cs="Times New Roman"/>
+          <w:color w:val="auto"/>
+        </w:rPr>
+        <w:t xml:space="preserve"> Token” (operación </w:t>
+      </w:r>
+      <w:proofErr w:type="spellStart"/>
+      <w:r>
+        <w:rPr>
+          <w:rFonts w:ascii="Times New Roman" w:hAnsi="Times New Roman" w:cs="Times New Roman"/>
+          <w:color w:val="auto"/>
+        </w:rPr>
+        <w:t>convert</w:t>
+      </w:r>
+      <w:proofErr w:type="spellEnd"/>
+      <w:r>
+        <w:rPr>
+          <w:rFonts w:ascii="Times New Roman" w:hAnsi="Times New Roman" w:cs="Times New Roman"/>
+          <w:color w:val="auto"/>
+        </w:rPr>
+        <w:t xml:space="preserve">), “Token Inválido” (operación </w:t>
+      </w:r>
+      <w:proofErr w:type="spellStart"/>
+      <w:r>
+        <w:rPr>
+          <w:rFonts w:ascii="Times New Roman" w:hAnsi="Times New Roman" w:cs="Times New Roman"/>
+          <w:color w:val="auto"/>
+        </w:rPr>
+        <w:t>catalog</w:t>
+      </w:r>
+      <w:proofErr w:type="spellEnd"/>
+      <w:r>
+        <w:rPr>
+          <w:rFonts w:ascii="Times New Roman" w:hAnsi="Times New Roman" w:cs="Times New Roman"/>
+          <w:color w:val="auto"/>
+        </w:rPr>
+        <w:t>), “Obtención de Catálogo Exitosa” y “Tipo de Catálogo Inexistente”. Los mensajes de validación y de red de los clientes son los del cliente móvil, que se toma como referencia para los demás clientes.</w:t>
       </w:r>
     </w:p>
     <w:p>
@@ -6950,15 +7368,14 @@
         <w:pStyle w:val="Heading2"/>
         <w:rPr>
           <w:rFonts w:ascii="Times New Roman" w:hAnsi="Times New Roman" w:cs="Times New Roman"/>
-          <w:color w:val="000000"/>
+          <w:color w:val="auto"/>
           <w:sz w:val="24"/>
         </w:rPr>
       </w:pPr>
-      <w:bookmarkStart w:id="2" w:name="_Toc242721992"/>
       <w:r>
         <w:rPr>
           <w:rFonts w:ascii="Times New Roman" w:hAnsi="Times New Roman" w:cs="Times New Roman"/>
-          <w:color w:val="000000"/>
+          <w:color w:val="auto"/>
           <w:sz w:val="24"/>
         </w:rPr>
         <w:t>ESPECIFICACIÓN DE CASOS DE USO</w:t>
@@ -6975,16 +7392,16 @@
         <w:rPr>
           <w:rFonts w:ascii="Times New Roman" w:hAnsi="Times New Roman" w:cs="Times New Roman"/>
           <w:b/>
-          <w:color w:val="000000"/>
+          <w:color w:val="auto"/>
           <w:sz w:val="24"/>
         </w:rPr>
       </w:pPr>
-      <w:bookmarkStart w:id="3" w:name="_Toc242721993"/>
+      <w:bookmarkStart w:id="3" w:name="_Toc243856923"/>
       <w:r>
         <w:rPr>
           <w:rFonts w:ascii="Times New Roman" w:hAnsi="Times New Roman" w:cs="Times New Roman"/>
           <w:b/>
-          <w:color w:val="000000"/>
+          <w:color w:val="auto"/>
           <w:sz w:val="24"/>
         </w:rPr>
         <w:t>ECUD_INICIAR_SESION</w:t>
@@ -6996,7 +7413,7 @@
         <w:spacing w:after="80"/>
         <w:rPr>
           <w:rFonts w:ascii="Times New Roman" w:eastAsiaTheme="minorEastAsia" w:hAnsi="Times New Roman" w:cs="Times New Roman"/>
-          <w:color w:val="000000" w:themeColor="text1"/>
+          <w:color w:val="auto"/>
           <w:lang w:val="es-EC"/>
         </w:rPr>
       </w:pPr>
@@ -7005,7 +7422,7 @@
           <w:rFonts w:ascii="Times New Roman" w:eastAsiaTheme="minorEastAsia" w:hAnsi="Times New Roman" w:cs="Times New Roman"/>
           <w:b/>
           <w:bCs/>
-          <w:color w:val="000000" w:themeColor="text1"/>
+          <w:color w:val="auto"/>
           <w:lang w:val="es-EC"/>
         </w:rPr>
         <w:t>A continuación, se muestra ECUD_INICIAR_SESION, que da cumplimiento al requisito RQF-001.</w:t>
@@ -7017,6 +7434,7 @@
         <w:jc w:val="center"/>
         <w:rPr>
           <w:rFonts w:ascii="Times New Roman" w:hAnsi="Times New Roman" w:cs="Times New Roman"/>
+          <w:color w:val="auto"/>
           <w:lang w:val="en-US"/>
         </w:rPr>
       </w:pPr>
@@ -7025,6 +7443,7 @@
       <w:r>
         <w:rPr>
           <w:rFonts w:ascii="Times New Roman" w:hAnsi="Times New Roman" w:cs="Times New Roman"/>
+          <w:color w:val="auto"/>
           <w:lang w:val="en-US"/>
         </w:rPr>
         <w:t>Tabla</w:t>
@@ -7033,6 +7452,7 @@
       <w:r>
         <w:rPr>
           <w:rFonts w:ascii="Times New Roman" w:hAnsi="Times New Roman" w:cs="Times New Roman"/>
+          <w:color w:val="auto"/>
           <w:lang w:val="en-US"/>
         </w:rPr>
         <w:t xml:space="preserve"> </w:t>
@@ -7040,6 +7460,7 @@
       <w:r>
         <w:rPr>
           <w:rFonts w:ascii="Times New Roman" w:hAnsi="Times New Roman" w:cs="Times New Roman"/>
+          <w:color w:val="auto"/>
           <w:lang w:val="en-US"/>
         </w:rPr>
         <w:fldChar w:fldCharType="begin"/>
@@ -7047,6 +7468,7 @@
       <w:r>
         <w:rPr>
           <w:rFonts w:ascii="Times New Roman" w:hAnsi="Times New Roman" w:cs="Times New Roman"/>
+          <w:color w:val="auto"/>
           <w:lang w:val="en-US"/>
         </w:rPr>
         <w:instrText xml:space="preserve"> SEQ Tabla \* ARABIC </w:instrText>
@@ -7054,6 +7476,7 @@
       <w:r>
         <w:rPr>
           <w:rFonts w:ascii="Times New Roman" w:hAnsi="Times New Roman" w:cs="Times New Roman"/>
+          <w:color w:val="auto"/>
           <w:lang w:val="en-US"/>
         </w:rPr>
         <w:fldChar w:fldCharType="separate"/>
@@ -7062,6 +7485,7 @@
         <w:rPr>
           <w:rFonts w:ascii="Times New Roman" w:hAnsi="Times New Roman" w:cs="Times New Roman"/>
           <w:noProof/>
+          <w:color w:val="auto"/>
           <w:lang w:val="en-US"/>
         </w:rPr>
         <w:t>1</w:t>
@@ -7069,6 +7493,7 @@
       <w:r>
         <w:rPr>
           <w:rFonts w:ascii="Times New Roman" w:hAnsi="Times New Roman" w:cs="Times New Roman"/>
+          <w:color w:val="auto"/>
           <w:lang w:val="en-US"/>
         </w:rPr>
         <w:fldChar w:fldCharType="end"/>
@@ -7076,6 +7501,7 @@
       <w:r>
         <w:rPr>
           <w:rFonts w:ascii="Times New Roman" w:hAnsi="Times New Roman" w:cs="Times New Roman"/>
+          <w:color w:val="auto"/>
           <w:lang w:val="en-US"/>
         </w:rPr>
         <w:t>. ECUD Iniciar Sesión</w:t>
@@ -7367,7 +7793,7 @@
                 <w:szCs w:val="20"/>
                 <w:lang w:val="es-EC"/>
               </w:rPr>
-              <w:t xml:space="preserve">Permite al usuario autenticarse en el sistema desde cualquiera de los cuatro clientes (consola, escritorio, web o móvil) ingresando sus credenciales. El servicio SOAP valida las credenciales y, si son correctas, genera un token de seguridad que el cliente guarda para enviarlo en las peticiones posteriores.</w:t>
+              <w:t>Permite al usuario autenticarse en el sistema desde cualquiera de los cuatro clientes (consola, escritorio, web o móvil) ingresando sus credenciales. El servicio SOAP valida las credenciales y, si son correctas, genera un token de seguridad que el cliente guarda para enviarlo en las peticiones posteriores.</w:t>
             </w:r>
           </w:p>
         </w:tc>
@@ -7454,7 +7880,7 @@
                 <w:sz w:val="20"/>
                 <w:szCs w:val="20"/>
               </w:rPr>
-              <w:t xml:space="preserve">Que el usuario obtenga un token de seguridad válido que lo autorice a consultar el catálogo y realizar conversiones.</w:t>
+              <w:t>Que el usuario obtenga un token de seguridad válido que lo autorice a consultar el catálogo y realizar conversiones.</w:t>
             </w:r>
           </w:p>
         </w:tc>
@@ -7625,6 +8051,15 @@
               </w:rPr>
               <w:t>1.0</w:t>
             </w:r>
+            <w:r>
+              <w:rPr>
+                <w:rFonts w:ascii="Times New Roman" w:eastAsiaTheme="minorEastAsia" w:hAnsi="Times New Roman" w:cs="Times New Roman"/>
+                <w:color w:val="auto"/>
+                <w:sz w:val="20"/>
+                <w:szCs w:val="20"/>
+              </w:rPr>
+              <w:t>.1</w:t>
+            </w:r>
           </w:p>
         </w:tc>
       </w:tr>
@@ -7887,7 +8322,16 @@
                 <w:sz w:val="20"/>
                 <w:szCs w:val="20"/>
               </w:rPr>
-              <w:t>08/10/2026</w:t>
+              <w:t>25</w:t>
+            </w:r>
+            <w:r>
+              <w:rPr>
+                <w:rFonts w:ascii="Times New Roman" w:eastAsiaTheme="minorEastAsia" w:hAnsi="Times New Roman" w:cs="Times New Roman"/>
+                <w:color w:val="auto"/>
+                <w:sz w:val="20"/>
+                <w:szCs w:val="20"/>
+              </w:rPr>
+              <w:t>/10/2026</w:t>
             </w:r>
           </w:p>
         </w:tc>
@@ -7994,7 +8438,47 @@
                 <w:sz w:val="20"/>
                 <w:szCs w:val="20"/>
               </w:rPr>
-              <w:t>2. El usuario cuenta con credenciales creadas previamente en la configuración del sistema (el sistema no gestiona el registro de usuarios).</w:t>
+              <w:t xml:space="preserve">2. El usuario cuenta con credenciales </w:t>
+            </w:r>
+            <w:r>
+              <w:rPr>
+                <w:rFonts w:ascii="Times New Roman" w:eastAsiaTheme="minorEastAsia" w:hAnsi="Times New Roman" w:cs="Times New Roman"/>
+                <w:color w:val="auto"/>
+                <w:sz w:val="20"/>
+                <w:szCs w:val="20"/>
+              </w:rPr>
+              <w:t>definidas en el c</w:t>
+            </w:r>
+            <w:proofErr w:type="spellStart"/>
+            <w:r>
+              <w:rPr>
+                <w:rFonts w:ascii="Times New Roman" w:eastAsiaTheme="minorEastAsia" w:hAnsi="Times New Roman" w:cs="Times New Roman"/>
+                <w:color w:val="auto"/>
+                <w:sz w:val="20"/>
+                <w:szCs w:val="20"/>
+                <w:lang w:val="es-EC"/>
+              </w:rPr>
+              <w:t>ódigo</w:t>
+            </w:r>
+            <w:proofErr w:type="spellEnd"/>
+            <w:r>
+              <w:rPr>
+                <w:rFonts w:ascii="Times New Roman" w:eastAsiaTheme="minorEastAsia" w:hAnsi="Times New Roman" w:cs="Times New Roman"/>
+                <w:color w:val="auto"/>
+                <w:sz w:val="20"/>
+                <w:szCs w:val="20"/>
+                <w:lang w:val="es-EC"/>
+              </w:rPr>
+              <w:t xml:space="preserve"> del servidor</w:t>
+            </w:r>
+            <w:r>
+              <w:rPr>
+                <w:rFonts w:ascii="Times New Roman" w:eastAsiaTheme="minorEastAsia" w:hAnsi="Times New Roman" w:cs="Times New Roman"/>
+                <w:color w:val="auto"/>
+                <w:sz w:val="20"/>
+                <w:szCs w:val="20"/>
+              </w:rPr>
+              <w:t xml:space="preserve"> (el sistema no gestiona el registro de usuarios).</w:t>
             </w:r>
           </w:p>
           <w:p>
@@ -8101,43 +8585,7 @@
                 <w:sz w:val="20"/>
                 <w:szCs w:val="20"/>
               </w:rPr>
-              <w:t xml:space="preserve">El sistema genera un token, el cliente</w:t>
-            </w:r>
-            <w:r>
-              <w:rPr>
-                <w:rFonts w:ascii="Times New Roman" w:eastAsiaTheme="minorEastAsia" w:hAnsi="Times New Roman" w:cs="Times New Roman"/>
-                <w:color w:val="auto"/>
-                <w:sz w:val="20"/>
-                <w:szCs w:val="20"/>
-              </w:rPr>
-              <w:t xml:space="preserve"/>
-            </w:r>
-            <w:r>
-              <w:rPr>
-                <w:rFonts w:ascii="Times New Roman" w:eastAsiaTheme="minorEastAsia" w:hAnsi="Times New Roman" w:cs="Times New Roman"/>
-                <w:color w:val="auto"/>
-                <w:sz w:val="20"/>
-                <w:szCs w:val="20"/>
-              </w:rPr>
-              <w:t xml:space="preserve"/>
-            </w:r>
-            <w:r>
-              <w:rPr>
-                <w:rFonts w:ascii="Times New Roman" w:eastAsiaTheme="minorEastAsia" w:hAnsi="Times New Roman" w:cs="Times New Roman"/>
-                <w:color w:val="auto"/>
-                <w:sz w:val="20"/>
-                <w:szCs w:val="20"/>
-              </w:rPr>
-              <w:t xml:space="preserve"/>
-            </w:r>
-            <w:r>
-              <w:rPr>
-                <w:rFonts w:ascii="Times New Roman" w:eastAsiaTheme="minorEastAsia" w:hAnsi="Times New Roman" w:cs="Times New Roman"/>
-                <w:color w:val="auto"/>
-                <w:sz w:val="20"/>
-                <w:szCs w:val="20"/>
-              </w:rPr>
-              <w:t xml:space="preserve"> lo almacena </w:t>
+              <w:t xml:space="preserve">El sistema genera un token, el cliente lo almacena </w:t>
             </w:r>
             <w:r>
               <w:rPr>
@@ -8239,6 +8687,7 @@
             <w:r>
               <w:rPr>
                 <w:rFonts w:ascii="Times New Roman" w:eastAsiaTheme="minorEastAsia" w:hAnsi="Times New Roman" w:cs="Times New Roman"/>
+                <w:noProof/>
                 <w:color w:val="auto"/>
                 <w:sz w:val="20"/>
                 <w:szCs w:val="20"/>
@@ -8736,43 +9185,7 @@
                 <w:sz w:val="20"/>
                 <w:szCs w:val="20"/>
               </w:rPr>
-              <w:t xml:space="preserve">3. El usuario ingresa sus credenciales y </w:t>
-            </w:r>
-            <w:r>
-              <w:rPr>
-                <w:rFonts w:ascii="Times New Roman" w:eastAsiaTheme="minorEastAsia" w:hAnsi="Times New Roman" w:cs="Times New Roman"/>
-                <w:color w:val="auto"/>
-                <w:sz w:val="20"/>
-                <w:szCs w:val="20"/>
-              </w:rPr>
-              <w:t>presion</w:t>
-            </w:r>
-            <w:r>
-              <w:rPr>
-                <w:rFonts w:ascii="Times New Roman" w:eastAsiaTheme="minorEastAsia" w:hAnsi="Times New Roman" w:cs="Times New Roman"/>
-                <w:color w:val="auto"/>
-                <w:sz w:val="20"/>
-                <w:szCs w:val="20"/>
-              </w:rPr>
-              <w:t xml:space="preserve">a el </w:t>
-            </w:r>
-            <w:r>
-              <w:rPr>
-                <w:rFonts w:ascii="Times New Roman" w:eastAsiaTheme="minorEastAsia" w:hAnsi="Times New Roman" w:cs="Times New Roman"/>
-                <w:color w:val="auto"/>
-                <w:sz w:val="20"/>
-                <w:szCs w:val="20"/>
-              </w:rPr>
-              <w:t>botón “Ingresar” (en consola, presiona la tecla Enter)</w:t>
-            </w:r>
-            <w:r>
-              <w:rPr>
-                <w:rFonts w:ascii="Times New Roman" w:eastAsiaTheme="minorEastAsia" w:hAnsi="Times New Roman" w:cs="Times New Roman"/>
-                <w:color w:val="auto"/>
-                <w:sz w:val="20"/>
-                <w:szCs w:val="20"/>
-              </w:rPr>
-              <w:t>.</w:t>
+              <w:t>3. El usuario ingresa sus credenciales y presiona el botón “Ingresar” (en consola, presiona la tecla Enter).</w:t>
             </w:r>
           </w:p>
         </w:tc>
@@ -8812,7 +9225,7 @@
                 <w:sz w:val="20"/>
                 <w:szCs w:val="20"/>
               </w:rPr>
-              <w:t>4. El cliente envía las credenciales al servicio SOAP y el sistema las verifica contra las credenciales registradas (Autenticar usuario).</w:t>
+              <w:t>4. El cliente envía las credenciales al servicio SOAP y el sistema las verifica contra las credenciales definidas en el código del servidor (Autenticar usuario).</w:t>
             </w:r>
           </w:p>
         </w:tc>
@@ -8888,25 +9301,25 @@
                 <w:sz w:val="20"/>
                 <w:szCs w:val="20"/>
               </w:rPr>
-              <w:t xml:space="preserve">5. El sistema genera un token de seguridad y devuelve</w:t>
-            </w:r>
-            <w:r>
-              <w:rPr>
-                <w:rFonts w:ascii="Times New Roman" w:eastAsiaTheme="minorEastAsia" w:hAnsi="Times New Roman" w:cs="Times New Roman"/>
-                <w:color w:val="auto"/>
-                <w:sz w:val="20"/>
-                <w:szCs w:val="20"/>
-              </w:rPr>
-              <w:t xml:space="preserve"> una respuesta estructurada con estado OK, código OK-000, el mensaje “Inicio de sesión exitoso” y el token (Generar Respuesta Estructurada)</w:t>
-            </w:r>
-            <w:r>
-              <w:rPr>
-                <w:rFonts w:ascii="Times New Roman" w:eastAsiaTheme="minorEastAsia" w:hAnsi="Times New Roman" w:cs="Times New Roman"/>
-                <w:color w:val="auto"/>
-                <w:sz w:val="20"/>
-                <w:szCs w:val="20"/>
-              </w:rPr>
-              <w:t>.</w:t>
+              <w:t xml:space="preserve">5. </w:t>
+            </w:r>
+            <w:r>
+              <w:rPr>
+                <w:rFonts w:ascii="Times New Roman" w:eastAsiaTheme="minorEastAsia" w:hAnsi="Times New Roman" w:cs="Times New Roman"/>
+                <w:color w:val="auto"/>
+                <w:sz w:val="20"/>
+                <w:szCs w:val="20"/>
+              </w:rPr>
+              <w:t>El sistema genera un token de seguridad (identificador UUID), lo registra en memoria y devuelve una respuesta estructurada con estado OK, ¡el mensaje “Ingreso de Sesión Exitoso!</w:t>
+            </w:r>
+            <w:r>
+              <w:rPr>
+                <w:rFonts w:ascii="Times New Roman" w:eastAsiaTheme="minorEastAsia" w:hAnsi="Times New Roman" w:cs="Times New Roman"/>
+                <w:color w:val="auto"/>
+                <w:sz w:val="20"/>
+                <w:szCs w:val="20"/>
+              </w:rPr>
+              <w:t>” y el token (Generar Respuesta Estructurada).</w:t>
             </w:r>
           </w:p>
         </w:tc>
@@ -9149,25 +9562,7 @@
                 <w:sz w:val="20"/>
                 <w:szCs w:val="20"/>
               </w:rPr>
-              <w:t xml:space="preserve"> En el paso 4, si el usuario o la contraseña no coinciden con las credenciales registradas, el sistema rechaza la autenticación, no genera el token y devuelve una respuesta estructurada con estado ERROR, código AUTH-001 y el mensaje “Usuario o contraseña incorrectos”. El cliente muestra el mensaje</w:t>
-            </w:r>
-            <w:r>
-              <w:rPr>
-                <w:rFonts w:ascii="Times New Roman" w:eastAsiaTheme="minorEastAsia" w:hAnsi="Times New Roman" w:cs="Times New Roman"/>
-                <w:color w:val="auto"/>
-                <w:sz w:val="20"/>
-                <w:szCs w:val="20"/>
-              </w:rPr>
-              <w:t>, limpia el campo “Contraseña” y mantiene el formulario abierto para un nuevo intento. El sistema no limita el número de intentos</w:t>
-            </w:r>
-            <w:r>
-              <w:rPr>
-                <w:rFonts w:ascii="Times New Roman" w:eastAsiaTheme="minorEastAsia" w:hAnsi="Times New Roman" w:cs="Times New Roman"/>
-                <w:color w:val="auto"/>
-                <w:sz w:val="20"/>
-                <w:szCs w:val="20"/>
-              </w:rPr>
-              <w:t>.</w:t>
+              <w:t xml:space="preserve"> En el paso 4, si el usuario o la contraseña no coinciden con las credenciales definidas en el servidor, el sistema no genera el token y devuelve una respuesta estructurada con estado ERROR y el mensaje “Credenciales Incorrectas”. El cliente muestra el mensaje y mantiene el formulario abierto para un nuevo intento. El sistema no limita el número de intentos.</w:t>
             </w:r>
           </w:p>
         </w:tc>
@@ -9223,34 +9618,16 @@
                 <w:sz w:val="20"/>
                 <w:szCs w:val="20"/>
               </w:rPr>
-              <w:t>Campos vacíos:</w:t>
-            </w:r>
-            <w:r>
-              <w:rPr>
-                <w:rFonts w:ascii="Times New Roman" w:eastAsiaTheme="minorEastAsia" w:hAnsi="Times New Roman" w:cs="Times New Roman"/>
-                <w:color w:val="auto"/>
-                <w:sz w:val="20"/>
-                <w:szCs w:val="20"/>
-              </w:rPr>
-              <w:t xml:space="preserve"> En el paso 3, si el usuario deja vacío alguno de los campos, el cliente muestra </w:t>
-            </w:r>
-            <w:r>
-              <w:rPr>
-                <w:rFonts w:ascii="Times New Roman" w:eastAsiaTheme="minorEastAsia" w:hAnsi="Times New Roman" w:cs="Times New Roman"/>
-                <w:color w:val="auto"/>
-                <w:sz w:val="20"/>
-                <w:szCs w:val="20"/>
-              </w:rPr>
-              <w:t>el mensaje “Los campos Usuario y Contraseña son obligatorios”, resalta en rojo el campo vacío</w:t>
-            </w:r>
-            <w:r>
-              <w:rPr>
-                <w:rFonts w:ascii="Times New Roman" w:eastAsiaTheme="minorEastAsia" w:hAnsi="Times New Roman" w:cs="Times New Roman"/>
-                <w:color w:val="auto"/>
-                <w:sz w:val="20"/>
-                <w:szCs w:val="20"/>
-              </w:rPr>
-              <w:t xml:space="preserve"> y no envía la petición al servicio.</w:t>
+              <w:t>Campos vacíos o demasiado largos:</w:t>
+            </w:r>
+            <w:r>
+              <w:rPr>
+                <w:rFonts w:ascii="Times New Roman" w:eastAsiaTheme="minorEastAsia" w:hAnsi="Times New Roman" w:cs="Times New Roman"/>
+                <w:color w:val="auto"/>
+                <w:sz w:val="20"/>
+                <w:szCs w:val="20"/>
+              </w:rPr>
+              <w:t xml:space="preserve"> En el paso 3, el cliente quita los espacios al inicio y al final de ambos campos. Si el usuario queda vacío, muestra “Ingrese el usuario”; si la contraseña queda vacía, muestra “Ingrese la contraseña”; si el usuario supera 50 caracteres o la contraseña 64, muestra “El usuario no puede superar 50 caracteres” o “La contraseña no puede superar 64 caracteres”. En todos los casos no envía la petición al servicio.</w:t>
             </w:r>
           </w:p>
         </w:tc>
@@ -9315,25 +9692,27 @@
                 <w:sz w:val="20"/>
                 <w:szCs w:val="20"/>
               </w:rPr>
-              <w:t xml:space="preserve"> Si el cliente no logra comunicarse con el servicio SOAP, muestra </w:t>
-            </w:r>
-            <w:r>
-              <w:rPr>
-                <w:rFonts w:ascii="Times New Roman" w:eastAsiaTheme="minorEastAsia" w:hAnsi="Times New Roman" w:cs="Times New Roman"/>
-                <w:color w:val="auto"/>
-                <w:sz w:val="20"/>
-                <w:szCs w:val="20"/>
-              </w:rPr>
-              <w:t>el mensaje “No se pudo conectar con el servidor. Intente nuevamente” y conserva los datos ingresados para que el usuario presione nuevamente “Ingresar”</w:t>
-            </w:r>
-            <w:r>
-              <w:rPr>
-                <w:rFonts w:ascii="Times New Roman" w:eastAsiaTheme="minorEastAsia" w:hAnsi="Times New Roman" w:cs="Times New Roman"/>
-                <w:color w:val="auto"/>
-                <w:sz w:val="20"/>
-                <w:szCs w:val="20"/>
-              </w:rPr>
-              <w:t>.</w:t>
+              <w:t xml:space="preserve"> Si el cliente no logra comunicarse con el servicio SOAP, muestra un mensaje según la causa: sin red (“Sin conexión a internet. Revise el </w:t>
+            </w:r>
+            <w:proofErr w:type="spellStart"/>
+            <w:r>
+              <w:rPr>
+                <w:rFonts w:ascii="Times New Roman" w:eastAsiaTheme="minorEastAsia" w:hAnsi="Times New Roman" w:cs="Times New Roman"/>
+                <w:color w:val="auto"/>
+                <w:sz w:val="20"/>
+                <w:szCs w:val="20"/>
+              </w:rPr>
+              <w:t>Wi</w:t>
+            </w:r>
+            <w:proofErr w:type="spellEnd"/>
+            <w:r>
+              <w:rPr>
+                <w:rFonts w:ascii="Times New Roman" w:eastAsiaTheme="minorEastAsia" w:hAnsi="Times New Roman" w:cs="Times New Roman"/>
+                <w:color w:val="auto"/>
+                <w:sz w:val="20"/>
+                <w:szCs w:val="20"/>
+              </w:rPr>
+              <w:t>-Fi o los datos móviles.”), servidor no encontrado (“No se encontró el servidor en &lt;URL&gt;. Verifique que esté encendido y que la IP sea correcta.”) o sin respuesta en 15 segundos (“El servidor no respondió en 15 segundos. Intente de nuevo.”). Conserva los datos ingresados para que el usuario presione nuevamente “Ingresar”.</w:t>
             </w:r>
           </w:p>
         </w:tc>
@@ -9372,43 +9751,6 @@
                 <w:szCs w:val="20"/>
               </w:rPr>
             </w:pPr>
-          </w:p>
-        </w:tc>
-      </w:tr>
-      <w:tr>
-        <w:trPr>
-          <w:trHeight w:val="300"/>
-        </w:trPr>
-        <w:tc>
-          <w:tcPr>
-            <w:tcW w:w="9000" w:type="dxa"/>
-            <w:gridSpan w:val="4"/>
-            <w:tcBorders>
-              <w:top w:val="single" w:sz="6" w:space="0" w:color="000000" w:themeColor="text1"/>
-              <w:left w:val="single" w:sz="6" w:space="0" w:color="000000" w:themeColor="text1"/>
-              <w:bottom w:val="single" w:sz="6" w:space="0" w:color="000000" w:themeColor="text1"/>
-              <w:right w:val="single" w:sz="6" w:space="0" w:color="000000" w:themeColor="text1"/>
-            </w:tcBorders>
-            <w:shd w:val="clear" w:color="auto" w:fill="EBF1DE"/>
-            <w:tcMar>
-              <w:top w:w="60" w:type="dxa"/>
-              <w:left w:w="90" w:type="dxa"/>
-              <w:bottom w:w="60" w:type="dxa"/>
-              <w:right w:w="90" w:type="dxa"/>
-            </w:tcMar>
-            <w:vAlign w:val="center"/>
-          </w:tcPr>
-          <w:p>
-            <w:pPr>
-              <w:spacing w:before="20" w:after="20"/>
-              <w:jc w:val="left"/>
-              <w:rPr>
-                <w:rFonts w:ascii="Times New Roman" w:eastAsiaTheme="minorEastAsia" w:hAnsi="Times New Roman" w:cs="Times New Roman"/>
-                <w:color w:val="auto"/>
-                <w:sz w:val="20"/>
-                <w:szCs w:val="20"/>
-              </w:rPr>
-            </w:pPr>
             <w:r>
               <w:rPr>
                 <w:rFonts w:ascii="Times New Roman" w:eastAsiaTheme="minorEastAsia" w:hAnsi="Times New Roman" w:cs="Times New Roman"/>
@@ -9442,16 +9784,16 @@
         <w:rPr>
           <w:rFonts w:ascii="Times New Roman" w:hAnsi="Times New Roman" w:cs="Times New Roman"/>
           <w:b/>
-          <w:color w:val="000000"/>
+          <w:color w:val="auto"/>
           <w:sz w:val="24"/>
         </w:rPr>
       </w:pPr>
-      <w:bookmarkStart w:id="6" w:name="_Toc242721994"/>
+      <w:bookmarkStart w:id="6" w:name="_Toc243856924"/>
       <w:r>
         <w:rPr>
           <w:rFonts w:ascii="Times New Roman" w:hAnsi="Times New Roman" w:cs="Times New Roman"/>
           <w:b/>
-          <w:color w:val="000000"/>
+          <w:color w:val="auto"/>
           <w:sz w:val="24"/>
         </w:rPr>
         <w:t>ECUD_SELECCIONAR_CONVERSION</w:t>
@@ -9484,6 +9826,7 @@
         <w:jc w:val="center"/>
         <w:rPr>
           <w:rFonts w:ascii="Times New Roman" w:hAnsi="Times New Roman" w:cs="Times New Roman"/>
+          <w:color w:val="auto"/>
           <w:lang w:val="en-US"/>
         </w:rPr>
       </w:pPr>
@@ -9492,6 +9835,7 @@
       <w:r>
         <w:rPr>
           <w:rFonts w:ascii="Times New Roman" w:hAnsi="Times New Roman" w:cs="Times New Roman"/>
+          <w:color w:val="auto"/>
           <w:lang w:val="en-US"/>
         </w:rPr>
         <w:t>Tabla</w:t>
@@ -9500,6 +9844,7 @@
       <w:r>
         <w:rPr>
           <w:rFonts w:ascii="Times New Roman" w:hAnsi="Times New Roman" w:cs="Times New Roman"/>
+          <w:color w:val="auto"/>
           <w:lang w:val="en-US"/>
         </w:rPr>
         <w:t xml:space="preserve"> </w:t>
@@ -9507,6 +9852,7 @@
       <w:r>
         <w:rPr>
           <w:rFonts w:ascii="Times New Roman" w:hAnsi="Times New Roman" w:cs="Times New Roman"/>
+          <w:color w:val="auto"/>
           <w:lang w:val="en-US"/>
         </w:rPr>
         <w:fldChar w:fldCharType="begin"/>
@@ -9514,6 +9860,7 @@
       <w:r>
         <w:rPr>
           <w:rFonts w:ascii="Times New Roman" w:hAnsi="Times New Roman" w:cs="Times New Roman"/>
+          <w:color w:val="auto"/>
           <w:lang w:val="en-US"/>
         </w:rPr>
         <w:instrText xml:space="preserve"> SEQ Tabla \* ARABIC </w:instrText>
@@ -9521,6 +9868,7 @@
       <w:r>
         <w:rPr>
           <w:rFonts w:ascii="Times New Roman" w:hAnsi="Times New Roman" w:cs="Times New Roman"/>
+          <w:color w:val="auto"/>
           <w:lang w:val="en-US"/>
         </w:rPr>
         <w:fldChar w:fldCharType="separate"/>
@@ -9529,6 +9877,7 @@
         <w:rPr>
           <w:rFonts w:ascii="Times New Roman" w:hAnsi="Times New Roman" w:cs="Times New Roman"/>
           <w:noProof/>
+          <w:color w:val="auto"/>
           <w:lang w:val="en-US"/>
         </w:rPr>
         <w:t>2</w:t>
@@ -9536,6 +9885,7 @@
       <w:r>
         <w:rPr>
           <w:rFonts w:ascii="Times New Roman" w:hAnsi="Times New Roman" w:cs="Times New Roman"/>
+          <w:color w:val="auto"/>
           <w:lang w:val="en-US"/>
         </w:rPr>
         <w:fldChar w:fldCharType="end"/>
@@ -9543,6 +9893,7 @@
       <w:r>
         <w:rPr>
           <w:rFonts w:ascii="Times New Roman" w:hAnsi="Times New Roman" w:cs="Times New Roman"/>
+          <w:color w:val="auto"/>
           <w:lang w:val="en-US"/>
         </w:rPr>
         <w:t>. ECUD Seleccionar Conversión</w:t>
@@ -9782,6 +10133,7 @@
                 <w:lang w:val="en-US"/>
               </w:rPr>
             </w:pPr>
+            <w:proofErr w:type="spellStart"/>
             <w:r>
               <w:rPr>
                 <w:rFonts w:ascii="Times New Roman" w:eastAsiaTheme="minorEastAsia" w:hAnsi="Times New Roman" w:cs="Times New Roman"/>
@@ -9792,7 +10144,20 @@
                 <w:szCs w:val="20"/>
                 <w:lang w:val="en-US"/>
               </w:rPr>
-              <w:t>Descripción:</w:t>
+              <w:t>Descripción</w:t>
+            </w:r>
+            <w:proofErr w:type="spellEnd"/>
+            <w:r>
+              <w:rPr>
+                <w:rFonts w:ascii="Times New Roman" w:eastAsiaTheme="minorEastAsia" w:hAnsi="Times New Roman" w:cs="Times New Roman"/>
+                <w:b/>
+                <w:bCs/>
+                <w:color w:val="auto"/>
+                <w:sz w:val="20"/>
+                <w:szCs w:val="20"/>
+                <w:lang w:val="en-US"/>
+              </w:rPr>
+              <w:t>:</w:t>
             </w:r>
           </w:p>
         </w:tc>
@@ -9834,27 +10199,7 @@
                 <w:szCs w:val="20"/>
                 <w:lang w:val="es-EC"/>
               </w:rPr>
-              <w:t>Permite al usuario convertir un valor numérico entre dos unidades de una misma categoría (longitud, masa/peso, volumen, tiempo, temperatura o área). El cliente envía al servicio SOAP el token, la unidad de origen, la unidad de destino y el valor; el sistema valida el token y los datos, aplica la conversión de la categoría correspondiente (Realizar Conversión y sus especializaciones Convertir Unidades Longitud, Masa</w:t>
-            </w:r>
-            <w:r>
-              <w:rPr>
-                <w:rFonts w:ascii="Times New Roman" w:eastAsiaTheme="minorEastAsia" w:hAnsi="Times New Roman" w:cs="Times New Roman"/>
-                <w:color w:val="auto"/>
-                <w:sz w:val="20"/>
-                <w:szCs w:val="20"/>
-                <w:lang w:val="es-EC"/>
-              </w:rPr>
-              <w:t>/</w:t>
-            </w:r>
-            <w:r>
-              <w:rPr>
-                <w:rFonts w:ascii="Times New Roman" w:eastAsiaTheme="minorEastAsia" w:hAnsi="Times New Roman" w:cs="Times New Roman"/>
-                <w:color w:val="auto"/>
-                <w:sz w:val="20"/>
-                <w:szCs w:val="20"/>
-                <w:lang w:val="es-EC"/>
-              </w:rPr>
-              <w:t>Peso, Volumen, Tiempo, Área y Temperatura) y devuelve el resultado.</w:t>
+              <w:t>Permite al usuario convertir un valor numérico entre dos unidades de una misma categoría (longitud, masa/peso, volumen, tiempo, temperatura o área). El cliente valida los datos (Validar Datos) y envía al servicio SOAP el token, la categoría, el valor, la unidad de origen y la unidad de destino; el sistema valida el token, aplica la conversión de la categoría correspondiente (Realizar Conversión y sus especializaciones Convertir Unidades Longitud, Masa/Peso, Volumen, Tiempo, Área y Temperatura) y devuelve el resultado.</w:t>
             </w:r>
           </w:p>
         </w:tc>
@@ -10114,6 +10459,15 @@
               </w:rPr>
               <w:t>1.0</w:t>
             </w:r>
+            <w:r>
+              <w:rPr>
+                <w:rFonts w:ascii="Times New Roman" w:eastAsiaTheme="minorEastAsia" w:hAnsi="Times New Roman" w:cs="Times New Roman"/>
+                <w:color w:val="auto"/>
+                <w:sz w:val="20"/>
+                <w:szCs w:val="20"/>
+              </w:rPr>
+              <w:t>.1</w:t>
+            </w:r>
           </w:p>
         </w:tc>
       </w:tr>
@@ -10376,7 +10730,16 @@
                 <w:sz w:val="20"/>
                 <w:szCs w:val="20"/>
               </w:rPr>
-              <w:t>08/10/2026</w:t>
+              <w:t>25</w:t>
+            </w:r>
+            <w:r>
+              <w:rPr>
+                <w:rFonts w:ascii="Times New Roman" w:eastAsiaTheme="minorEastAsia" w:hAnsi="Times New Roman" w:cs="Times New Roman"/>
+                <w:color w:val="auto"/>
+                <w:sz w:val="20"/>
+                <w:szCs w:val="20"/>
+              </w:rPr>
+              <w:t>/10/2026</w:t>
             </w:r>
           </w:p>
         </w:tc>
@@ -10465,7 +10828,7 @@
                 <w:szCs w:val="20"/>
                 <w:lang w:val="es-EC"/>
               </w:rPr>
-              <w:t xml:space="preserve">1. El usuario inició sesión y posee un token de seguridad válido (ECUD1).</w:t>
+              <w:t>1. El usuario inició sesión y posee un token de seguridad válido (ECUD1).</w:t>
             </w:r>
           </w:p>
           <w:p>
@@ -10487,27 +10850,7 @@
                 <w:szCs w:val="20"/>
                 <w:lang w:val="es-EC"/>
               </w:rPr>
-              <w:t xml:space="preserve">2. El catálogo de categorías y unidades está cargado en </w:t>
-            </w:r>
-            <w:r>
-              <w:rPr>
-                <w:rFonts w:ascii="Times New Roman" w:eastAsiaTheme="minorEastAsia" w:hAnsi="Times New Roman" w:cs="Times New Roman"/>
-                <w:color w:val="auto"/>
-                <w:sz w:val="20"/>
-                <w:szCs w:val="20"/>
-                <w:lang w:val="es-EC"/>
-              </w:rPr>
-              <w:t>memori</w:t>
-            </w:r>
-            <w:r>
-              <w:rPr>
-                <w:rFonts w:ascii="Times New Roman" w:eastAsiaTheme="minorEastAsia" w:hAnsi="Times New Roman" w:cs="Times New Roman"/>
-                <w:color w:val="auto"/>
-                <w:sz w:val="20"/>
-                <w:szCs w:val="20"/>
-                <w:lang w:val="es-EC"/>
-              </w:rPr>
-              <w:t>a.</w:t>
+              <w:t>2. Las unidades de la categoría elegida se obtuvieron del catálogo (ECUD7).</w:t>
             </w:r>
           </w:p>
         </w:tc>
@@ -10556,7 +10899,45 @@
                 <w:szCs w:val="20"/>
                 <w:lang w:val="en-US"/>
               </w:rPr>
-              <w:t>Post condiciones:</w:t>
+              <w:t>Post</w:t>
+            </w:r>
+            <w:r>
+              <w:rPr>
+                <w:rFonts w:ascii="Times New Roman" w:eastAsiaTheme="minorEastAsia" w:hAnsi="Times New Roman" w:cs="Times New Roman"/>
+                <w:b/>
+                <w:bCs/>
+                <w:color w:val="auto"/>
+                <w:sz w:val="20"/>
+                <w:szCs w:val="20"/>
+                <w:lang w:val="en-US"/>
+              </w:rPr>
+              <w:t xml:space="preserve"> </w:t>
+            </w:r>
+            <w:proofErr w:type="spellStart"/>
+            <w:r>
+              <w:rPr>
+                <w:rFonts w:ascii="Times New Roman" w:eastAsiaTheme="minorEastAsia" w:hAnsi="Times New Roman" w:cs="Times New Roman"/>
+                <w:b/>
+                <w:bCs/>
+                <w:color w:val="auto"/>
+                <w:sz w:val="20"/>
+                <w:szCs w:val="20"/>
+                <w:lang w:val="en-US"/>
+              </w:rPr>
+              <w:t>condiciones</w:t>
+            </w:r>
+            <w:proofErr w:type="spellEnd"/>
+            <w:r>
+              <w:rPr>
+                <w:rFonts w:ascii="Times New Roman" w:eastAsiaTheme="minorEastAsia" w:hAnsi="Times New Roman" w:cs="Times New Roman"/>
+                <w:b/>
+                <w:bCs/>
+                <w:color w:val="auto"/>
+                <w:sz w:val="20"/>
+                <w:szCs w:val="20"/>
+                <w:lang w:val="en-US"/>
+              </w:rPr>
+              <w:t>:</w:t>
             </w:r>
           </w:p>
         </w:tc>
@@ -10598,27 +10979,7 @@
                 <w:szCs w:val="20"/>
                 <w:lang w:val="es-EC"/>
               </w:rPr>
-              <w:t xml:space="preserve">El usuario recibe una respuesta estructurada con estado OK, el valor convertido y las unidades de origen y destino. </w:t>
-            </w:r>
-            <w:r>
-              <w:rPr>
-                <w:rFonts w:ascii="Times New Roman" w:eastAsiaTheme="minorEastAsia" w:hAnsi="Times New Roman" w:cs="Times New Roman"/>
-                <w:color w:val="auto"/>
-                <w:sz w:val="20"/>
-                <w:szCs w:val="20"/>
-                <w:lang w:val="es-EC"/>
-              </w:rPr>
-              <w:t xml:space="preserve">Si ocurre un error, recibe una respuesta con estado ERROR, el código y el mensaje del error, y la conversión no se realiza. </w:t>
-            </w:r>
-            <w:r>
-              <w:rPr>
-                <w:rFonts w:ascii="Times New Roman" w:eastAsiaTheme="minorEastAsia" w:hAnsi="Times New Roman" w:cs="Times New Roman"/>
-                <w:color w:val="auto"/>
-                <w:sz w:val="20"/>
-                <w:szCs w:val="20"/>
-                <w:lang w:val="es-EC"/>
-              </w:rPr>
-              <w:t>La operación no modifica el estado del sistema, ya que no existe persistencia en base de datos.</w:t>
+              <w:t>El usuario recibe una respuesta estructurada con estado OK, el mensaje “Conversión Exitosa” y el valor convertido. Si ocurre un error, recibe el estado ERROR y el mensaje del error, y la conversión no se realiza. La operación no modifica el estado del sistema, ya que no existe persistencia en base de datos.</w:t>
             </w:r>
           </w:p>
         </w:tc>
@@ -10703,6 +11064,7 @@
             <w:r>
               <w:rPr>
                 <w:rFonts w:ascii="Times New Roman" w:eastAsiaTheme="minorEastAsia" w:hAnsi="Times New Roman" w:cs="Times New Roman"/>
+                <w:noProof/>
                 <w:color w:val="auto"/>
                 <w:sz w:val="20"/>
                 <w:szCs w:val="20"/>
@@ -10749,6 +11111,7 @@
               <w:pStyle w:val="Caption"/>
               <w:rPr>
                 <w:rFonts w:ascii="Times New Roman" w:hAnsi="Times New Roman" w:cs="Times New Roman"/>
+                <w:color w:val="auto"/>
                 <w:lang w:val="es-EC"/>
               </w:rPr>
             </w:pPr>
@@ -10756,6 +11119,7 @@
             <w:r>
               <w:rPr>
                 <w:rFonts w:ascii="Times New Roman" w:hAnsi="Times New Roman" w:cs="Times New Roman"/>
+                <w:color w:val="auto"/>
                 <w:lang w:val="es-EC"/>
               </w:rPr>
               <w:t xml:space="preserve">Ilustración </w:t>
@@ -10763,6 +11127,7 @@
             <w:r>
               <w:rPr>
                 <w:rFonts w:ascii="Times New Roman" w:hAnsi="Times New Roman" w:cs="Times New Roman"/>
+                <w:color w:val="auto"/>
                 <w:lang w:val="es-EC"/>
               </w:rPr>
               <w:fldChar w:fldCharType="begin"/>
@@ -10770,6 +11135,7 @@
             <w:r>
               <w:rPr>
                 <w:rFonts w:ascii="Times New Roman" w:hAnsi="Times New Roman" w:cs="Times New Roman"/>
+                <w:color w:val="auto"/>
                 <w:lang w:val="es-EC"/>
               </w:rPr>
               <w:instrText xml:space="preserve"> SEQ Ilustración \* ARABIC </w:instrText>
@@ -10777,6 +11143,7 @@
             <w:r>
               <w:rPr>
                 <w:rFonts w:ascii="Times New Roman" w:hAnsi="Times New Roman" w:cs="Times New Roman"/>
+                <w:color w:val="auto"/>
                 <w:lang w:val="es-EC"/>
               </w:rPr>
               <w:fldChar w:fldCharType="separate"/>
@@ -10785,6 +11152,7 @@
               <w:rPr>
                 <w:rFonts w:ascii="Times New Roman" w:hAnsi="Times New Roman" w:cs="Times New Roman"/>
                 <w:noProof/>
+                <w:color w:val="auto"/>
                 <w:lang w:val="es-EC"/>
               </w:rPr>
               <w:t>2</w:t>
@@ -10792,6 +11160,7 @@
             <w:r>
               <w:rPr>
                 <w:rFonts w:ascii="Times New Roman" w:hAnsi="Times New Roman" w:cs="Times New Roman"/>
+                <w:color w:val="auto"/>
                 <w:lang w:val="es-EC"/>
               </w:rPr>
               <w:fldChar w:fldCharType="end"/>
@@ -10799,6 +11168,7 @@
             <w:r>
               <w:rPr>
                 <w:rFonts w:ascii="Times New Roman" w:hAnsi="Times New Roman" w:cs="Times New Roman"/>
+                <w:color w:val="auto"/>
                 <w:lang w:val="es-EC"/>
               </w:rPr>
               <w:t>. Diagrama general de casos de uso del sistema</w:t>
@@ -10818,6 +11188,7 @@
             <w:r>
               <w:rPr>
                 <w:rFonts w:ascii="Times New Roman" w:eastAsiaTheme="minorEastAsia" w:hAnsi="Times New Roman" w:cs="Times New Roman"/>
+                <w:noProof/>
                 <w:color w:val="auto"/>
                 <w:sz w:val="20"/>
                 <w:szCs w:val="20"/>
@@ -11263,25 +11634,7 @@
                 <w:sz w:val="20"/>
                 <w:szCs w:val="20"/>
               </w:rPr>
-              <w:t>3. El usuario selecciona la categoría</w:t>
-            </w:r>
-            <w:r>
-              <w:rPr>
-                <w:rFonts w:ascii="Times New Roman" w:eastAsiaTheme="minorEastAsia" w:hAnsi="Times New Roman" w:cs="Times New Roman"/>
-                <w:color w:val="auto"/>
-                <w:sz w:val="20"/>
-                <w:szCs w:val="20"/>
-              </w:rPr>
-              <w:t xml:space="preserve"> en la lista desplegable “Categoría”, la unidad de origen en la lista “Desde” y la unidad de destino en la lista “Hacia” (ambas listas muestran solo las unidades de la categoría elegida), ingresa el valor en el campo “Valor” y presiona el botón “Convertir”</w:t>
-            </w:r>
-            <w:r>
-              <w:rPr>
-                <w:rFonts w:ascii="Times New Roman" w:eastAsiaTheme="minorEastAsia" w:hAnsi="Times New Roman" w:cs="Times New Roman"/>
-                <w:color w:val="auto"/>
-                <w:sz w:val="20"/>
-                <w:szCs w:val="20"/>
-              </w:rPr>
-              <w:t>.</w:t>
+              <w:t>3. El usuario selecciona la categoría en la lista desplegable “Categoría”, la unidad de origen en la lista “Desde” y la unidad de destino en la lista “Hacia” (ambas listas muestran solo las unidades de la categoría elegida), ingresa el valor en el campo “Valor” y presiona el botón “Convertir”. En el cliente móvil, la categoría se elige con botones de selección y las unidades en las tarjetas “De” y “A”.</w:t>
             </w:r>
           </w:p>
         </w:tc>
@@ -11321,7 +11674,7 @@
                 <w:sz w:val="20"/>
                 <w:szCs w:val="20"/>
               </w:rPr>
-              <w:t>4. El cliente envía la petición al servicio SOAP con el token, la unidad de origen, la unidad de destino y el valor.</w:t>
+              <w:t>4. El cliente valida los datos (Validar Datos) y, si son correctos, envía la petición al servicio SOAP con el token, la categoría, el valor, la unidad de origen y la unidad de destino.</w:t>
             </w:r>
           </w:p>
         </w:tc>
@@ -11475,7 +11828,29 @@
                 <w:szCs w:val="20"/>
                 <w:lang w:val="es-EC"/>
               </w:rPr>
-              <w:t>6. El sistema valida los datos de la solicitud (Validar Datos).</w:t>
+              <w:t>6. El sistema obtiene el conversor de la categoría recibida (</w:t>
+            </w:r>
+            <w:proofErr w:type="spellStart"/>
+            <w:r>
+              <w:rPr>
+                <w:rFonts w:ascii="Times New Roman" w:eastAsiaTheme="minorEastAsia" w:hAnsi="Times New Roman" w:cs="Times New Roman"/>
+                <w:color w:val="auto"/>
+                <w:sz w:val="20"/>
+                <w:szCs w:val="20"/>
+                <w:lang w:val="es-EC"/>
+              </w:rPr>
+              <w:t>Area</w:t>
+            </w:r>
+            <w:proofErr w:type="spellEnd"/>
+            <w:r>
+              <w:rPr>
+                <w:rFonts w:ascii="Times New Roman" w:eastAsiaTheme="minorEastAsia" w:hAnsi="Times New Roman" w:cs="Times New Roman"/>
+                <w:color w:val="auto"/>
+                <w:sz w:val="20"/>
+                <w:szCs w:val="20"/>
+                <w:lang w:val="es-EC"/>
+              </w:rPr>
+              <w:t>, Longitud, Masa, Temperatura, Tiempo o Volumen).</w:t>
             </w:r>
           </w:p>
         </w:tc>
@@ -11553,17 +11928,7 @@
                 <w:szCs w:val="20"/>
                 <w:lang w:val="es-EC"/>
               </w:rPr>
-              <w:t>7. El sistema aplica la conversión según la categoría: para longitud, masa/peso, volumen, tiempo y área usa el factor de conversión a la unidad base; para temperatura aplica las fórmulas específicas (por ejemplo, °F = °C × 9/5 + 32 y K = °C + 273,15).</w:t>
-            </w:r>
-            <w:r>
-              <w:rPr>
-                <w:rFonts w:ascii="Times New Roman" w:eastAsiaTheme="minorEastAsia" w:hAnsi="Times New Roman" w:cs="Times New Roman"/>
-                <w:color w:val="auto"/>
-                <w:sz w:val="20"/>
-                <w:szCs w:val="20"/>
-                <w:lang w:val="es-EC"/>
-              </w:rPr>
-              <w:t xml:space="preserve"> El resultado se redondea a 4 decimales.</w:t>
+              <w:t>7. El sistema aplica la conversión según la categoría: para longitud, masa/peso, volumen, tiempo y área usa el factor de conversión a la unidad base; para temperatura aplica las fórmulas específicas (por ejemplo, °F = °C × 9/5 + 32 y K = °C + 273,15). El servidor no redondea el resultado.</w:t>
             </w:r>
           </w:p>
         </w:tc>
@@ -11688,7 +12053,7 @@
                 <w:szCs w:val="20"/>
                 <w:lang w:val="es-EC"/>
               </w:rPr>
-              <w:t>9. El usuario visualiza el resultado</w:t>
+              <w:t xml:space="preserve">9. El usuario visualiza el resultado, que el cliente muestra en la etiqueta “Resultado” con el formato “&lt;valor&gt; &lt;unidad de origen&gt; = &lt;resultado&gt; &lt;unidad </w:t>
             </w:r>
             <w:r>
               <w:rPr>
@@ -11698,17 +12063,8 @@
                 <w:szCs w:val="20"/>
                 <w:lang w:val="es-EC"/>
               </w:rPr>
-              <w:t>, que el cliente muestra en la etiqueta “Resultado” con el formato “&lt;valor&gt; &lt;unidad de origen&gt; = &lt;resultado&gt; &lt;unidad de destino&gt;” (por ejemplo, “100 m = 0,1 km”). Para realizar una nueva conversión, el usuario modifica los datos y presiona nuevamente “Convertir”</w:t>
-            </w:r>
-            <w:r>
-              <w:rPr>
-                <w:rFonts w:ascii="Times New Roman" w:eastAsiaTheme="minorEastAsia" w:hAnsi="Times New Roman" w:cs="Times New Roman"/>
-                <w:color w:val="auto"/>
-                <w:sz w:val="20"/>
-                <w:szCs w:val="20"/>
-                <w:lang w:val="es-EC"/>
-              </w:rPr>
-              <w:t>.</w:t>
+              <w:lastRenderedPageBreak/>
+              <w:t>de destino&gt;” (por ejemplo, “1 km2 = 247,1052 ac”); el escritorio y la web muestran 4 decimales, y el móvil hasta 4 decimales si el valor es mayor o igual a 1 y hasta 10 si es menor. Para realizar una nueva conversión, el usuario modifica los datos y presiona nuevamente “Convertir”.</w:t>
             </w:r>
           </w:p>
         </w:tc>
@@ -11789,7 +12145,6 @@
                 <w:szCs w:val="20"/>
                 <w:lang w:val="en-US"/>
               </w:rPr>
-              <w:lastRenderedPageBreak/>
               <w:t>Flujo Alternativo</w:t>
             </w:r>
           </w:p>
@@ -11849,7 +12204,7 @@
                 <w:szCs w:val="20"/>
                 <w:lang w:val="es-EC"/>
               </w:rPr>
-              <w:t xml:space="preserve">Token inválido:</w:t>
+              <w:t>Token inválido:</w:t>
             </w:r>
             <w:r>
               <w:rPr>
@@ -11859,8 +12214,9 @@
                 <w:szCs w:val="20"/>
                 <w:lang w:val="es-EC"/>
               </w:rPr>
-              <w:t xml:space="preserve"> En el paso 5, si el token no es válido, el sistema no ejecuta la conversión y devuelve una respuesta </w:t>
-            </w:r>
+              <w:t xml:space="preserve"> En el paso 5, si el token no está registrado, el sistema no ejecuta la conversión y devuelve una respuesta con estado ERROR y el mensaje “</w:t>
+            </w:r>
+            <w:proofErr w:type="spellStart"/>
             <w:r>
               <w:rPr>
                 <w:rFonts w:ascii="Times New Roman" w:eastAsiaTheme="minorEastAsia" w:hAnsi="Times New Roman" w:cs="Times New Roman"/>
@@ -11869,8 +12225,9 @@
                 <w:szCs w:val="20"/>
                 <w:lang w:val="es-EC"/>
               </w:rPr>
-              <w:t xml:space="preserve">con estado ERROR y el código AUTH-002, AUTH-003 o AUTH-005 (ver ECUD5). El cliente muestra el mensaje recibido y redirige al usuario al formulario de inicio de sesión (ECUD1)</w:t>
-            </w:r>
+              <w:t>Invalid</w:t>
+            </w:r>
+            <w:proofErr w:type="spellEnd"/>
             <w:r>
               <w:rPr>
                 <w:rFonts w:ascii="Times New Roman" w:eastAsiaTheme="minorEastAsia" w:hAnsi="Times New Roman" w:cs="Times New Roman"/>
@@ -11879,7 +12236,7 @@
                 <w:szCs w:val="20"/>
                 <w:lang w:val="es-EC"/>
               </w:rPr>
-              <w:t>.</w:t>
+              <w:t xml:space="preserve"> Token” (ver ECUD5). El cliente borra la sesión, avisa que la sesión expiró o no es válida y redirige al usuario al formulario de inicio de sesión (ECUD1).</w:t>
             </w:r>
           </w:p>
         </w:tc>
@@ -11948,17 +12305,7 @@
                 <w:szCs w:val="20"/>
                 <w:lang w:val="es-EC"/>
               </w:rPr>
-              <w:t xml:space="preserve"> En el paso 6, </w:t>
-            </w:r>
-            <w:r>
-              <w:rPr>
-                <w:rFonts w:ascii="Times New Roman" w:eastAsiaTheme="minorEastAsia" w:hAnsi="Times New Roman" w:cs="Times New Roman"/>
-                <w:color w:val="auto"/>
-                <w:sz w:val="20"/>
-                <w:szCs w:val="20"/>
-                <w:lang w:val="es-EC"/>
-              </w:rPr>
-              <w:t>si faltan datos (DAT-001), el valor no es numérico (DAT-002), la temperatura está bajo el cero absoluto (DAT-003), el valor es negativo en una categoría que no lo admite (DAT-004), alguna unidad no está soportada (UNIT-001) o las unidades pertenecen a categorías distintas (UNIT-002), el sistema no ejecuta la conversión y devuelve una respuesta con estado ERROR y el código indicado (ver ECUD4). El cliente muestra el mensaje recibido y conserva los datos del formulario para que el usuario los corrija. La validación de categorías se mantiene en el servidor, aunque la interfaz solo muestre unidades de una categoría, para rechazar peticiones enviadas directamente al servicio SOAP.</w:t>
+              <w:t xml:space="preserve"> En el paso 4, si los datos no cumplen las reglas de Validar Datos (ECUD4), el cliente no envía la petición, muestra el mensaje de la regla incumplida y conserva los datos del formulario para que el usuario los corrija. El servidor no repite estas validaciones: si recibe una categoría o una unidad inexistente, responde con estado OK y resultado 0.</w:t>
             </w:r>
           </w:p>
         </w:tc>
@@ -12027,67 +12374,7 @@
                 <w:szCs w:val="20"/>
                 <w:lang w:val="es-EC"/>
               </w:rPr>
-              <w:t xml:space="preserve"> En el paso 7, si la unidad de origen y la de destino son iguales, el sistema </w:t>
-            </w:r>
-            <w:r>
-              <w:rPr>
-                <w:rFonts w:ascii="Times New Roman" w:eastAsiaTheme="minorEastAsia" w:hAnsi="Times New Roman" w:cs="Times New Roman"/>
-                <w:color w:val="auto"/>
-                <w:sz w:val="20"/>
-                <w:szCs w:val="20"/>
-                <w:lang w:val="es-EC"/>
-              </w:rPr>
-              <w:t xml:space="preserve">no realiza cálculos y </w:t>
-            </w:r>
-            <w:r>
-              <w:rPr>
-                <w:rFonts w:ascii="Times New Roman" w:eastAsiaTheme="minorEastAsia" w:hAnsi="Times New Roman" w:cs="Times New Roman"/>
-                <w:color w:val="auto"/>
-                <w:sz w:val="20"/>
-                <w:szCs w:val="20"/>
-                <w:lang w:val="es-EC"/>
-              </w:rPr>
-              <w:t xml:space="preserve">devuelve </w:t>
-            </w:r>
-            <w:r>
-              <w:rPr>
-                <w:rFonts w:ascii="Times New Roman" w:eastAsiaTheme="minorEastAsia" w:hAnsi="Times New Roman" w:cs="Times New Roman"/>
-                <w:color w:val="auto"/>
-                <w:sz w:val="20"/>
-                <w:szCs w:val="20"/>
-                <w:lang w:val="es-EC"/>
-              </w:rPr>
-              <w:t xml:space="preserve">una respuesta con estado OK, código OK-000 y como resultado </w:t>
-            </w:r>
-            <w:r>
-              <w:rPr>
-                <w:rFonts w:ascii="Times New Roman" w:eastAsiaTheme="minorEastAsia" w:hAnsi="Times New Roman" w:cs="Times New Roman"/>
-                <w:color w:val="auto"/>
-                <w:sz w:val="20"/>
-                <w:szCs w:val="20"/>
-                <w:lang w:val="es-EC"/>
-              </w:rPr>
-              <w:t xml:space="preserve">el mismo valor ingresado </w:t>
-            </w:r>
-            <w:r>
-              <w:rPr>
-                <w:rFonts w:ascii="Times New Roman" w:eastAsiaTheme="minorEastAsia" w:hAnsi="Times New Roman" w:cs="Times New Roman"/>
-                <w:color w:val="auto"/>
-                <w:sz w:val="20"/>
-                <w:szCs w:val="20"/>
-                <w:lang w:val="es-EC"/>
-              </w:rPr>
-              <w:t>(Generar Respuesta Estructurada)</w:t>
-            </w:r>
-            <w:r>
-              <w:rPr>
-                <w:rFonts w:ascii="Times New Roman" w:eastAsiaTheme="minorEastAsia" w:hAnsi="Times New Roman" w:cs="Times New Roman"/>
-                <w:color w:val="auto"/>
-                <w:sz w:val="20"/>
-                <w:szCs w:val="20"/>
-                <w:lang w:val="es-EC"/>
-              </w:rPr>
-              <w:t>.</w:t>
+              <w:t xml:space="preserve"> En el paso 4, si la unidad de origen y la de destino son iguales, el cliente móvil no envía la petición y muestra el mismo valor con el aviso “Origen y destino son la misma unidad; el valor no cambia.”. Los demás clientes envían la petición y el sistema devuelve estado OK con el mismo valor ingresado, porque el cálculo de origen y el de destino se anulan.</w:t>
             </w:r>
           </w:p>
         </w:tc>
@@ -12118,7 +12405,6 @@
           <w:p>
             <w:pPr>
               <w:spacing w:before="20" w:after="20"/>
-              <w:jc w:val="left"/>
               <w:rPr>
                 <w:rFonts w:ascii="Times New Roman" w:eastAsiaTheme="minorEastAsia" w:hAnsi="Times New Roman" w:cs="Times New Roman"/>
                 <w:color w:val="auto"/>
@@ -12135,7 +12421,29 @@
                 <w:szCs w:val="20"/>
                 <w:lang w:val="es-EC"/>
               </w:rPr>
-              <w:t>Casos de uso incluidos: Validar Token, Validar Datos, Generar Respuesta Estructurada.</w:t>
+              <w:t xml:space="preserve">4. </w:t>
+            </w:r>
+            <w:r>
+              <w:rPr>
+                <w:rFonts w:ascii="Times New Roman" w:eastAsiaTheme="minorEastAsia" w:hAnsi="Times New Roman" w:cs="Times New Roman"/>
+                <w:b/>
+                <w:bCs/>
+                <w:color w:val="auto"/>
+                <w:sz w:val="20"/>
+                <w:szCs w:val="20"/>
+                <w:lang w:val="es-EC"/>
+              </w:rPr>
+              <w:t>Servicio no disponible:</w:t>
+            </w:r>
+            <w:r>
+              <w:rPr>
+                <w:rFonts w:ascii="Times New Roman" w:eastAsiaTheme="minorEastAsia" w:hAnsi="Times New Roman" w:cs="Times New Roman"/>
+                <w:color w:val="auto"/>
+                <w:sz w:val="20"/>
+                <w:szCs w:val="20"/>
+                <w:lang w:val="es-EC"/>
+              </w:rPr>
+              <w:t xml:space="preserve"> Si el cliente no logra comunicarse con el servicio SOAP, muestra el mensaje según la causa, igual que en el flujo alternativo 3 de ECUD1, y conserva los datos del formulario.</w:t>
             </w:r>
           </w:p>
         </w:tc>
@@ -12183,6 +12491,54 @@
                 <w:szCs w:val="20"/>
                 <w:lang w:val="es-EC"/>
               </w:rPr>
+              <w:t>Casos de uso incluidos: Validar Token, Validar Datos, Generar Respuesta Estructurada.</w:t>
+            </w:r>
+          </w:p>
+        </w:tc>
+      </w:tr>
+      <w:tr>
+        <w:trPr>
+          <w:trHeight w:val="300"/>
+        </w:trPr>
+        <w:tc>
+          <w:tcPr>
+            <w:tcW w:w="9000" w:type="dxa"/>
+            <w:gridSpan w:val="4"/>
+            <w:tcBorders>
+              <w:top w:val="single" w:sz="6" w:space="0" w:color="000000" w:themeColor="text1"/>
+              <w:left w:val="single" w:sz="6" w:space="0" w:color="000000" w:themeColor="text1"/>
+              <w:bottom w:val="single" w:sz="6" w:space="0" w:color="000000" w:themeColor="text1"/>
+              <w:right w:val="single" w:sz="6" w:space="0" w:color="000000" w:themeColor="text1"/>
+            </w:tcBorders>
+            <w:shd w:val="clear" w:color="auto" w:fill="EBF1DE"/>
+            <w:tcMar>
+              <w:top w:w="60" w:type="dxa"/>
+              <w:left w:w="90" w:type="dxa"/>
+              <w:bottom w:w="60" w:type="dxa"/>
+              <w:right w:w="90" w:type="dxa"/>
+            </w:tcMar>
+            <w:vAlign w:val="center"/>
+          </w:tcPr>
+          <w:p>
+            <w:pPr>
+              <w:spacing w:before="20" w:after="20"/>
+              <w:jc w:val="left"/>
+              <w:rPr>
+                <w:rFonts w:ascii="Times New Roman" w:eastAsiaTheme="minorEastAsia" w:hAnsi="Times New Roman" w:cs="Times New Roman"/>
+                <w:color w:val="auto"/>
+                <w:sz w:val="20"/>
+                <w:szCs w:val="20"/>
+                <w:lang w:val="es-EC"/>
+              </w:rPr>
+            </w:pPr>
+            <w:r>
+              <w:rPr>
+                <w:rFonts w:ascii="Times New Roman" w:eastAsiaTheme="minorEastAsia" w:hAnsi="Times New Roman" w:cs="Times New Roman"/>
+                <w:color w:val="auto"/>
+                <w:sz w:val="20"/>
+                <w:szCs w:val="20"/>
+                <w:lang w:val="es-EC"/>
+              </w:rPr>
               <w:t>Casos de uso extendidos: Ninguno.</w:t>
             </w:r>
           </w:p>
@@ -12209,16 +12565,16 @@
         <w:rPr>
           <w:rFonts w:ascii="Times New Roman" w:hAnsi="Times New Roman" w:cs="Times New Roman"/>
           <w:b/>
-          <w:color w:val="000000"/>
+          <w:color w:val="auto"/>
           <w:sz w:val="24"/>
         </w:rPr>
       </w:pPr>
-      <w:bookmarkStart w:id="10" w:name="_Toc242721995"/>
+      <w:bookmarkStart w:id="10" w:name="_Toc243856925"/>
       <w:r>
         <w:rPr>
           <w:rFonts w:ascii="Times New Roman" w:hAnsi="Times New Roman" w:cs="Times New Roman"/>
           <w:b/>
-          <w:color w:val="000000"/>
+          <w:color w:val="auto"/>
           <w:sz w:val="24"/>
         </w:rPr>
         <w:t>ECUD_CONSULTAR_CATALOGO</w:t>
@@ -12251,6 +12607,7 @@
         <w:jc w:val="center"/>
         <w:rPr>
           <w:rFonts w:ascii="Times New Roman" w:hAnsi="Times New Roman" w:cs="Times New Roman"/>
+          <w:color w:val="auto"/>
           <w:lang w:val="en-US"/>
         </w:rPr>
       </w:pPr>
@@ -12259,6 +12616,7 @@
       <w:r>
         <w:rPr>
           <w:rFonts w:ascii="Times New Roman" w:hAnsi="Times New Roman" w:cs="Times New Roman"/>
+          <w:color w:val="auto"/>
           <w:lang w:val="en-US"/>
         </w:rPr>
         <w:t>Tabla</w:t>
@@ -12267,6 +12625,7 @@
       <w:r>
         <w:rPr>
           <w:rFonts w:ascii="Times New Roman" w:hAnsi="Times New Roman" w:cs="Times New Roman"/>
+          <w:color w:val="auto"/>
           <w:lang w:val="en-US"/>
         </w:rPr>
         <w:t xml:space="preserve"> </w:t>
@@ -12274,6 +12633,7 @@
       <w:r>
         <w:rPr>
           <w:rFonts w:ascii="Times New Roman" w:hAnsi="Times New Roman" w:cs="Times New Roman"/>
+          <w:color w:val="auto"/>
           <w:lang w:val="en-US"/>
         </w:rPr>
         <w:fldChar w:fldCharType="begin"/>
@@ -12281,6 +12641,7 @@
       <w:r>
         <w:rPr>
           <w:rFonts w:ascii="Times New Roman" w:hAnsi="Times New Roman" w:cs="Times New Roman"/>
+          <w:color w:val="auto"/>
           <w:lang w:val="en-US"/>
         </w:rPr>
         <w:instrText xml:space="preserve"> SEQ Tabla \* ARABIC </w:instrText>
@@ -12288,6 +12649,7 @@
       <w:r>
         <w:rPr>
           <w:rFonts w:ascii="Times New Roman" w:hAnsi="Times New Roman" w:cs="Times New Roman"/>
+          <w:color w:val="auto"/>
           <w:lang w:val="en-US"/>
         </w:rPr>
         <w:fldChar w:fldCharType="separate"/>
@@ -12296,6 +12658,7 @@
         <w:rPr>
           <w:rFonts w:ascii="Times New Roman" w:hAnsi="Times New Roman" w:cs="Times New Roman"/>
           <w:noProof/>
+          <w:color w:val="auto"/>
           <w:lang w:val="en-US"/>
         </w:rPr>
         <w:t>3</w:t>
@@ -12303,6 +12666,7 @@
       <w:r>
         <w:rPr>
           <w:rFonts w:ascii="Times New Roman" w:hAnsi="Times New Roman" w:cs="Times New Roman"/>
+          <w:color w:val="auto"/>
           <w:lang w:val="en-US"/>
         </w:rPr>
         <w:fldChar w:fldCharType="end"/>
@@ -12310,6 +12674,7 @@
       <w:r>
         <w:rPr>
           <w:rFonts w:ascii="Times New Roman" w:hAnsi="Times New Roman" w:cs="Times New Roman"/>
+          <w:color w:val="auto"/>
           <w:lang w:val="en-US"/>
         </w:rPr>
         <w:t>. ECUD Consultar Catálogo</w:t>
@@ -12595,7 +12960,7 @@
                 <w:sz w:val="20"/>
                 <w:szCs w:val="20"/>
               </w:rPr>
-              <w:t>Permite al usuario revisar las categorías de magnitudes físicas que maneja el sistema (longitud, masa/peso, volumen, tiempo, temperatura y área) y las unidades existentes en cada una de ellas.</w:t>
+              <w:t>Permite al usuario revisar las categorías de magnitudes físicas que maneja el sistema (longitud, masa/peso, volumen, tiempo, temperatura y área) y las unidades existentes en cada una de ellas. La lista de categorías está definida en los clientes; las unidades de cada una se consultan al servidor.</w:t>
             </w:r>
           </w:p>
         </w:tc>
@@ -12857,6 +13222,15 @@
               </w:rPr>
               <w:t>1.0</w:t>
             </w:r>
+            <w:r>
+              <w:rPr>
+                <w:rFonts w:ascii="Times New Roman" w:eastAsiaTheme="minorEastAsia" w:hAnsi="Times New Roman" w:cs="Times New Roman"/>
+                <w:color w:val="auto"/>
+                <w:sz w:val="20"/>
+                <w:szCs w:val="20"/>
+              </w:rPr>
+              <w:t>.1</w:t>
+            </w:r>
           </w:p>
         </w:tc>
       </w:tr>
@@ -13119,7 +13493,16 @@
                 <w:sz w:val="20"/>
                 <w:szCs w:val="20"/>
               </w:rPr>
-              <w:t>08/10/2026</w:t>
+              <w:t>25</w:t>
+            </w:r>
+            <w:r>
+              <w:rPr>
+                <w:rFonts w:ascii="Times New Roman" w:eastAsiaTheme="minorEastAsia" w:hAnsi="Times New Roman" w:cs="Times New Roman"/>
+                <w:color w:val="auto"/>
+                <w:sz w:val="20"/>
+                <w:szCs w:val="20"/>
+              </w:rPr>
+              <w:t>/10/2026</w:t>
             </w:r>
           </w:p>
         </w:tc>
@@ -13206,7 +13589,7 @@
                 <w:sz w:val="20"/>
                 <w:szCs w:val="20"/>
               </w:rPr>
-              <w:t xml:space="preserve">1. El usuario inició sesión y posee un token de seguridad válido (ECUD1).</w:t>
+              <w:t>1. El usuario inició sesión y posee un token de seguridad válido (ECUD1).</w:t>
             </w:r>
           </w:p>
           <w:p>
@@ -13228,7 +13611,7 @@
                 <w:szCs w:val="20"/>
                 <w:lang w:val="es-EC"/>
               </w:rPr>
-              <w:t>2. El catálogo de categorías y unidades está cargado en memoria.</w:t>
+              <w:t>2. El servidor tiene cargadas en memoria las unidades de cada categoría.</w:t>
             </w:r>
           </w:p>
         </w:tc>
@@ -13459,6 +13842,7 @@
             <w:r>
               <w:rPr>
                 <w:rFonts w:ascii="Times New Roman" w:eastAsiaTheme="minorEastAsia" w:hAnsi="Times New Roman" w:cs="Times New Roman"/>
+                <w:noProof/>
                 <w:color w:val="auto"/>
                 <w:sz w:val="20"/>
                 <w:szCs w:val="20"/>
@@ -13811,43 +14195,7 @@
                 <w:sz w:val="20"/>
                 <w:szCs w:val="20"/>
               </w:rPr>
-              <w:t xml:space="preserve">1. El usuario selecciona la opción </w:t>
-            </w:r>
-            <w:r>
-              <w:rPr>
-                <w:rFonts w:ascii="Times New Roman" w:eastAsiaTheme="minorEastAsia" w:hAnsi="Times New Roman" w:cs="Times New Roman"/>
-                <w:color w:val="auto"/>
-                <w:sz w:val="20"/>
-                <w:szCs w:val="20"/>
-              </w:rPr>
-              <w:t>“C</w:t>
-            </w:r>
-            <w:r>
-              <w:rPr>
-                <w:rFonts w:ascii="Times New Roman" w:eastAsiaTheme="minorEastAsia" w:hAnsi="Times New Roman" w:cs="Times New Roman"/>
-                <w:color w:val="auto"/>
-                <w:sz w:val="20"/>
-                <w:szCs w:val="20"/>
-              </w:rPr>
-              <w:t>onsultar catálogo</w:t>
-            </w:r>
-            <w:r>
-              <w:rPr>
-                <w:rFonts w:ascii="Times New Roman" w:eastAsiaTheme="minorEastAsia" w:hAnsi="Times New Roman" w:cs="Times New Roman"/>
-                <w:color w:val="auto"/>
-                <w:sz w:val="20"/>
-                <w:szCs w:val="20"/>
-              </w:rPr>
-              <w:t>” en el menú principal</w:t>
-            </w:r>
-            <w:r>
-              <w:rPr>
-                <w:rFonts w:ascii="Times New Roman" w:eastAsiaTheme="minorEastAsia" w:hAnsi="Times New Roman" w:cs="Times New Roman"/>
-                <w:color w:val="auto"/>
-                <w:sz w:val="20"/>
-                <w:szCs w:val="20"/>
-              </w:rPr>
-              <w:t>.</w:t>
+              <w:t>1. El usuario selecciona la opción “Consultar catálogo” en el menú principal.</w:t>
             </w:r>
           </w:p>
         </w:tc>
@@ -13887,7 +14235,7 @@
                 <w:sz w:val="20"/>
                 <w:szCs w:val="20"/>
               </w:rPr>
-              <w:t>2. El cliente envía la petición al servicio SOAP junto con el token.</w:t>
+              <w:t>2. El cliente toma las seis categorías del catálogo (Área, Longitud, Masa, Temperatura, Tiempo y Volumen), que tiene definidas de forma local, y solicita al servicio SOAP las unidades de cada una, enviando el token (Consultar Unidades por Categoría).</w:t>
             </w:r>
           </w:p>
         </w:tc>
@@ -14039,25 +14387,7 @@
                 <w:sz w:val="20"/>
                 <w:szCs w:val="20"/>
               </w:rPr>
-              <w:t xml:space="preserve">4. El sistema obtiene las categorías del catálogo y devuelve una respuesta estructurada con </w:t>
-            </w:r>
-            <w:r>
-              <w:rPr>
-                <w:rFonts w:ascii="Times New Roman" w:eastAsiaTheme="minorEastAsia" w:hAnsi="Times New Roman" w:cs="Times New Roman"/>
-                <w:color w:val="auto"/>
-                <w:sz w:val="20"/>
-                <w:szCs w:val="20"/>
-              </w:rPr>
-              <w:t>estado OK, código OK-000 y el listado de categorías (Generar Respuesta Estructurada). El cliente muestra las categorías en una lista (en consola, como opciones numeradas)</w:t>
-            </w:r>
-            <w:r>
-              <w:rPr>
-                <w:rFonts w:ascii="Times New Roman" w:eastAsiaTheme="minorEastAsia" w:hAnsi="Times New Roman" w:cs="Times New Roman"/>
-                <w:color w:val="auto"/>
-                <w:sz w:val="20"/>
-                <w:szCs w:val="20"/>
-              </w:rPr>
-              <w:t>.</w:t>
+              <w:t>4. El sistema devuelve, para cada categoría, una respuesta estructurada con estado OK, el mensaje “Obtención de Catálogo Exitosa” y los símbolos de sus unidades (Generar Respuesta Estructurada). El cliente muestra las categorías en una lista o en tarjetas (en consola, como opciones numeradas).</w:t>
             </w:r>
           </w:p>
         </w:tc>
@@ -14142,25 +14472,7 @@
                 <w:sz w:val="20"/>
                 <w:szCs w:val="20"/>
               </w:rPr>
-              <w:t xml:space="preserve">6. El sistema obtiene </w:t>
-            </w:r>
-            <w:r>
-              <w:rPr>
-                <w:rFonts w:ascii="Times New Roman" w:eastAsiaTheme="minorEastAsia" w:hAnsi="Times New Roman" w:cs="Times New Roman"/>
-                <w:color w:val="auto"/>
-                <w:sz w:val="20"/>
-                <w:szCs w:val="20"/>
-              </w:rPr>
-              <w:t>las unidades de la categoría seleccionada (Consultar Unidades por Categoría) y el cliente las muestra junto a la lista de categorías</w:t>
-            </w:r>
-            <w:r>
-              <w:rPr>
-                <w:rFonts w:ascii="Times New Roman" w:eastAsiaTheme="minorEastAsia" w:hAnsi="Times New Roman" w:cs="Times New Roman"/>
-                <w:color w:val="auto"/>
-                <w:sz w:val="20"/>
-                <w:szCs w:val="20"/>
-              </w:rPr>
-              <w:t>.</w:t>
+              <w:t>6. El cliente muestra las unidades de la categoría seleccionada, con su símbolo y su nombre en español.</w:t>
             </w:r>
           </w:p>
         </w:tc>
@@ -14264,70 +14576,16 @@
                 <w:sz w:val="20"/>
                 <w:szCs w:val="20"/>
               </w:rPr>
-              <w:t xml:space="preserve">Token inválido:</w:t>
-            </w:r>
-            <w:r>
-              <w:rPr>
-                <w:rFonts w:ascii="Times New Roman" w:eastAsiaTheme="minorEastAsia" w:hAnsi="Times New Roman" w:cs="Times New Roman"/>
-                <w:color w:val="auto"/>
-                <w:sz w:val="20"/>
-                <w:szCs w:val="20"/>
-              </w:rPr>
-              <w:t xml:space="preserve"> En el paso 3, si el token no es válido, el sistema no entrega el catálogo y devuelve una respuesta </w:t>
-            </w:r>
-            <w:r>
-              <w:rPr>
-                <w:rFonts w:ascii="Times New Roman" w:eastAsiaTheme="minorEastAsia" w:hAnsi="Times New Roman" w:cs="Times New Roman"/>
-                <w:color w:val="auto"/>
-                <w:sz w:val="20"/>
-                <w:szCs w:val="20"/>
-              </w:rPr>
-              <w:t xml:space="preserve">con estado ERROR y el código AUTH-002, AUTH-003 o AUTH-005</w:t>
-            </w:r>
-            <w:r>
-              <w:rPr>
-                <w:rFonts w:ascii="Times New Roman" w:eastAsiaTheme="minorEastAsia" w:hAnsi="Times New Roman" w:cs="Times New Roman"/>
-                <w:color w:val="auto"/>
-                <w:sz w:val="20"/>
-                <w:szCs w:val="20"/>
-              </w:rPr>
-              <w:t xml:space="preserve"> (ver ECUD5). El cliente </w:t>
-            </w:r>
-            <w:r>
-              <w:rPr>
-                <w:rFonts w:ascii="Times New Roman" w:eastAsiaTheme="minorEastAsia" w:hAnsi="Times New Roman" w:cs="Times New Roman"/>
-                <w:color w:val="auto"/>
-                <w:sz w:val="20"/>
-                <w:szCs w:val="20"/>
-              </w:rPr>
-              <w:t>muestra el mensaje recibido y redirige al usuario al formulario de inicio de</w:t>
-            </w:r>
-            <w:r>
-              <w:rPr>
-                <w:rFonts w:ascii="Times New Roman" w:eastAsiaTheme="minorEastAsia" w:hAnsi="Times New Roman" w:cs="Times New Roman"/>
-                <w:color w:val="auto"/>
-                <w:sz w:val="20"/>
-                <w:szCs w:val="20"/>
-              </w:rPr>
-              <w:t xml:space="preserve"> sesión </w:t>
-            </w:r>
-            <w:r>
-              <w:rPr>
-                <w:rFonts w:ascii="Times New Roman" w:eastAsiaTheme="minorEastAsia" w:hAnsi="Times New Roman" w:cs="Times New Roman"/>
-                <w:color w:val="auto"/>
-                <w:sz w:val="20"/>
-                <w:szCs w:val="20"/>
-              </w:rPr>
-              <w:t>(ECUD1)</w:t>
-            </w:r>
-            <w:r>
-              <w:rPr>
-                <w:rFonts w:ascii="Times New Roman" w:eastAsiaTheme="minorEastAsia" w:hAnsi="Times New Roman" w:cs="Times New Roman"/>
-                <w:color w:val="auto"/>
-                <w:sz w:val="20"/>
-                <w:szCs w:val="20"/>
-              </w:rPr>
-              <w:t>.</w:t>
+              <w:t>Token inválido:</w:t>
+            </w:r>
+            <w:r>
+              <w:rPr>
+                <w:rFonts w:ascii="Times New Roman" w:eastAsiaTheme="minorEastAsia" w:hAnsi="Times New Roman" w:cs="Times New Roman"/>
+                <w:color w:val="auto"/>
+                <w:sz w:val="20"/>
+                <w:szCs w:val="20"/>
+              </w:rPr>
+              <w:t xml:space="preserve"> En el paso 3, si el token no está registrado, el sistema no entrega las unidades y devuelve una respuesta con estado ERROR y el mensaje “Token Inválido” (ver ECUD5). El cliente borra la sesión, avisa que la sesión expiró o no es válida y redirige al usuario al formulario de inicio de sesión (ECUD1).</w:t>
             </w:r>
           </w:p>
         </w:tc>
@@ -14383,54 +14641,36 @@
                 <w:sz w:val="20"/>
                 <w:szCs w:val="20"/>
               </w:rPr>
-              <w:t>Error interno del servicio:</w:t>
-            </w:r>
-            <w:r>
-              <w:rPr>
-                <w:rFonts w:ascii="Times New Roman" w:eastAsiaTheme="minorEastAsia" w:hAnsi="Times New Roman" w:cs="Times New Roman"/>
-                <w:color w:val="auto"/>
-                <w:sz w:val="20"/>
-                <w:szCs w:val="20"/>
-              </w:rPr>
-              <w:t xml:space="preserve"> Si ocurre un error inesperado al recuperar el catálogo, el sistema devuelve una respuesta con estado ERROR, código SYS-001 y </w:t>
-            </w:r>
-            <w:r>
-              <w:rPr>
-                <w:rFonts w:ascii="Times New Roman" w:eastAsiaTheme="minorEastAsia" w:hAnsi="Times New Roman" w:cs="Times New Roman"/>
-                <w:color w:val="auto"/>
-                <w:sz w:val="20"/>
-                <w:szCs w:val="20"/>
-              </w:rPr>
-              <w:t>el mensaje “Error interno del servicio”, de modo que el cliente siempre reciba una respuesta. El cliente muestra el mensaje y regresa al menú principal.</w:t>
-            </w:r>
-          </w:p>
-          <w:p>
-            <w:pPr>
-              <w:spacing w:before="20" w:after="20"/>
-              <w:rPr>
-                <w:rFonts w:ascii="Times New Roman" w:eastAsiaTheme="minorEastAsia" w:hAnsi="Times New Roman" w:cs="Times New Roman"/>
-                <w:color w:val="auto"/>
-                <w:sz w:val="20"/>
-                <w:szCs w:val="20"/>
-              </w:rPr>
-            </w:pPr>
-            <w:r>
-              <w:rPr>
-                <w:rFonts w:ascii="Times New Roman" w:eastAsiaTheme="minorEastAsia" w:hAnsi="Times New Roman" w:cs="Times New Roman"/>
-                <w:color w:val="auto"/>
-                <w:sz w:val="20"/>
-                <w:szCs w:val="20"/>
-              </w:rPr>
-              <w:t>3. Catálogo no disponible: En el paso 4, si el catálogo no está cargado en memoria o no contiene categorías, el sistema devuelve una respuesta con estado ERROR, código CAT-002 y el mensaje “Catálogo no disponible”. El cliente muestra el mensaje y regresa al menú principal</w:t>
-            </w:r>
-            <w:r>
-              <w:rPr>
-                <w:rFonts w:ascii="Times New Roman" w:eastAsiaTheme="minorEastAsia" w:hAnsi="Times New Roman" w:cs="Times New Roman"/>
-                <w:color w:val="auto"/>
-                <w:sz w:val="20"/>
-                <w:szCs w:val="20"/>
-              </w:rPr>
-              <w:t>.</w:t>
+              <w:t>Error del servicio:</w:t>
+            </w:r>
+            <w:r>
+              <w:rPr>
+                <w:rFonts w:ascii="Times New Roman" w:eastAsiaTheme="minorEastAsia" w:hAnsi="Times New Roman" w:cs="Times New Roman"/>
+                <w:color w:val="auto"/>
+                <w:sz w:val="20"/>
+                <w:szCs w:val="20"/>
+              </w:rPr>
+              <w:t xml:space="preserve"> Si el servidor no responde, devuelve un error SOAP (</w:t>
+            </w:r>
+            <w:proofErr w:type="spellStart"/>
+            <w:r>
+              <w:rPr>
+                <w:rFonts w:ascii="Times New Roman" w:eastAsiaTheme="minorEastAsia" w:hAnsi="Times New Roman" w:cs="Times New Roman"/>
+                <w:color w:val="auto"/>
+                <w:sz w:val="20"/>
+                <w:szCs w:val="20"/>
+              </w:rPr>
+              <w:t>fault</w:t>
+            </w:r>
+            <w:proofErr w:type="spellEnd"/>
+            <w:r>
+              <w:rPr>
+                <w:rFonts w:ascii="Times New Roman" w:eastAsiaTheme="minorEastAsia" w:hAnsi="Times New Roman" w:cs="Times New Roman"/>
+                <w:color w:val="auto"/>
+                <w:sz w:val="20"/>
+                <w:szCs w:val="20"/>
+              </w:rPr>
+              <w:t>) o envía una respuesta vacía o incompleta, el cliente muestra el mensaje correspondiente (por ejemplo, “El servidor envió una respuesta vacía o incompleta.”) y ofrece la opción de reintentar. El cliente no muestra un catálogo incompleto.</w:t>
             </w:r>
           </w:p>
         </w:tc>
@@ -14566,18 +14806,19 @@
         <w:rPr>
           <w:rFonts w:ascii="Times New Roman" w:hAnsi="Times New Roman" w:cs="Times New Roman"/>
           <w:b/>
-          <w:color w:val="000000"/>
+          <w:color w:val="auto"/>
           <w:sz w:val="24"/>
         </w:rPr>
       </w:pPr>
-      <w:bookmarkStart w:id="13" w:name="_Toc242721996"/>
+      <w:bookmarkStart w:id="13" w:name="_Toc243856926"/>
       <w:r>
         <w:rPr>
           <w:rFonts w:ascii="Times New Roman" w:hAnsi="Times New Roman" w:cs="Times New Roman"/>
           <w:b/>
-          <w:color w:val="000000"/>
+          <w:color w:val="auto"/>
           <w:sz w:val="24"/>
         </w:rPr>
+        <w:lastRenderedPageBreak/>
         <w:t>ECUD_VALIDAR_DATOS</w:t>
       </w:r>
       <w:bookmarkEnd w:id="13"/>
@@ -14606,30 +14847,35 @@
         <w:jc w:val="center"/>
         <w:rPr>
           <w:rFonts w:ascii="Times New Roman" w:hAnsi="Times New Roman" w:cs="Times New Roman"/>
+          <w:color w:val="auto"/>
         </w:rPr>
       </w:pPr>
       <w:bookmarkStart w:id="14" w:name="_Toc242714324"/>
       <w:r>
         <w:rPr>
           <w:rFonts w:ascii="Times New Roman" w:hAnsi="Times New Roman" w:cs="Times New Roman"/>
+          <w:color w:val="auto"/>
         </w:rPr>
         <w:t xml:space="preserve">Tabla </w:t>
       </w:r>
       <w:r>
         <w:rPr>
           <w:rFonts w:ascii="Times New Roman" w:hAnsi="Times New Roman" w:cs="Times New Roman"/>
+          <w:color w:val="auto"/>
         </w:rPr>
         <w:fldChar w:fldCharType="begin"/>
       </w:r>
       <w:r>
         <w:rPr>
           <w:rFonts w:ascii="Times New Roman" w:hAnsi="Times New Roman" w:cs="Times New Roman"/>
+          <w:color w:val="auto"/>
         </w:rPr>
         <w:instrText xml:space="preserve"> SEQ Tabla \* ARABIC </w:instrText>
       </w:r>
       <w:r>
         <w:rPr>
           <w:rFonts w:ascii="Times New Roman" w:hAnsi="Times New Roman" w:cs="Times New Roman"/>
+          <w:color w:val="auto"/>
         </w:rPr>
         <w:fldChar w:fldCharType="separate"/>
       </w:r>
@@ -14637,18 +14883,21 @@
         <w:rPr>
           <w:rFonts w:ascii="Times New Roman" w:hAnsi="Times New Roman" w:cs="Times New Roman"/>
           <w:noProof/>
+          <w:color w:val="auto"/>
         </w:rPr>
         <w:t>4</w:t>
       </w:r>
       <w:r>
         <w:rPr>
           <w:rFonts w:ascii="Times New Roman" w:hAnsi="Times New Roman" w:cs="Times New Roman"/>
+          <w:color w:val="auto"/>
         </w:rPr>
         <w:fldChar w:fldCharType="end"/>
       </w:r>
       <w:r>
         <w:rPr>
           <w:rFonts w:ascii="Times New Roman" w:hAnsi="Times New Roman" w:cs="Times New Roman"/>
+          <w:color w:val="auto"/>
         </w:rPr>
         <w:t>. ECUD Validar Datos</w:t>
       </w:r>
@@ -14931,7 +15180,7 @@
                 <w:sz w:val="20"/>
                 <w:szCs w:val="20"/>
               </w:rPr>
-              <w:t>Verifica que la solicitud de conversión sea consistente antes de realizar el cálculo: que la unidad de origen, la unidad de destino y el valor estén presentes, que el valor sea numérico, que ambas unidades existan en el catálogo y que pertenezcan a la misma categoría. Es invocado por el caso de uso Seleccionar Conversión.</w:t>
+              <w:t>Verifica en el cliente, antes de enviar la petición, que la solicitud de conversión sea consistente: que se hayan elegido la categoría, la unidad de origen y la de destino, y que el valor esté presente, sea numérico y esté dentro del rango permitido. Las unidades se eligen de listas cargadas del catálogo, por lo que siempre pertenecen a la categoría elegida. Es invocado por el caso de uso Seleccionar Conversión.</w:t>
             </w:r>
           </w:p>
         </w:tc>
@@ -15189,6 +15438,15 @@
               </w:rPr>
               <w:t>1.0</w:t>
             </w:r>
+            <w:r>
+              <w:rPr>
+                <w:rFonts w:ascii="Times New Roman" w:eastAsiaTheme="minorEastAsia" w:hAnsi="Times New Roman" w:cs="Times New Roman"/>
+                <w:color w:val="auto"/>
+                <w:sz w:val="20"/>
+                <w:szCs w:val="20"/>
+              </w:rPr>
+              <w:t>.1</w:t>
+            </w:r>
           </w:p>
         </w:tc>
       </w:tr>
@@ -15451,7 +15709,16 @@
                 <w:sz w:val="20"/>
                 <w:szCs w:val="20"/>
               </w:rPr>
-              <w:t>08/10/2026</w:t>
+              <w:t>25</w:t>
+            </w:r>
+            <w:r>
+              <w:rPr>
+                <w:rFonts w:ascii="Times New Roman" w:eastAsiaTheme="minorEastAsia" w:hAnsi="Times New Roman" w:cs="Times New Roman"/>
+                <w:color w:val="auto"/>
+                <w:sz w:val="20"/>
+                <w:szCs w:val="20"/>
+              </w:rPr>
+              <w:t>/10/2026</w:t>
             </w:r>
           </w:p>
         </w:tc>
@@ -15538,7 +15805,7 @@
                 <w:sz w:val="20"/>
                 <w:szCs w:val="20"/>
               </w:rPr>
-              <w:t>1. El caso de uso Seleccionar Conversión recibió una petición y el token ya fue validado (ECUD5).</w:t>
+              <w:t>1. El usuario completó el formulario de conversión y presionó “Convertir” (paso 3 de ECUD2).</w:t>
             </w:r>
           </w:p>
           <w:p>
@@ -15558,7 +15825,7 @@
                 <w:sz w:val="20"/>
                 <w:szCs w:val="20"/>
               </w:rPr>
-              <w:t>2. El catálogo de categorías y unidades está cargado en memoria.</w:t>
+              <w:t>2. Las unidades de la categoría elegida se cargaron desde el catálogo (ECUD7).</w:t>
             </w:r>
           </w:p>
         </w:tc>
@@ -15645,7 +15912,7 @@
                 <w:sz w:val="20"/>
                 <w:szCs w:val="20"/>
               </w:rPr>
-              <w:t>Si los datos son válidos, la solicitud continúa hacia la conversión. Si no lo son, la solicitud se detiene y se genera una respuesta estructurada de error.</w:t>
+              <w:t>Si los datos son válidos, el cliente envía la petición al servidor. Si no lo son, la petición no se envía y el cliente muestra el mensaje de la regla incumplida.</w:t>
             </w:r>
           </w:p>
         </w:tc>
@@ -15728,6 +15995,7 @@
             <w:r>
               <w:rPr>
                 <w:rFonts w:ascii="Times New Roman" w:eastAsiaTheme="minorEastAsia" w:hAnsi="Times New Roman" w:cs="Times New Roman"/>
+                <w:noProof/>
                 <w:color w:val="auto"/>
                 <w:sz w:val="20"/>
                 <w:szCs w:val="20"/>
@@ -16023,7 +16291,7 @@
                 <w:sz w:val="20"/>
                 <w:szCs w:val="20"/>
               </w:rPr>
-              <w:t>Sistema</w:t>
+              <w:t>Cliente</w:t>
             </w:r>
           </w:p>
         </w:tc>
@@ -16068,17 +16336,7 @@
                 <w:sz w:val="20"/>
                 <w:szCs w:val="20"/>
               </w:rPr>
-              <w:t xml:space="preserve">1. El caso de uso Seleccionar Conversión entrega la unidad de origen, la unidad de destino y el valor </w:t>
-            </w:r>
-            <w:r>
-              <w:rPr>
-                <w:rFonts w:ascii="Times New Roman" w:eastAsiaTheme="minorEastAsia" w:hAnsi="Times New Roman" w:cs="Times New Roman"/>
-                <w:color w:val="auto"/>
-                <w:sz w:val="20"/>
-                <w:szCs w:val="20"/>
-              </w:rPr>
-              <w:lastRenderedPageBreak/>
-              <w:t>recibidos en la petición.</w:t>
+              <w:t>1. El caso de uso Seleccionar Conversión entrega la categoría, el valor, la unidad de origen y la unidad de destino ingresados en el formulario.</w:t>
             </w:r>
           </w:p>
         </w:tc>
@@ -16118,36 +16376,7 @@
                 <w:sz w:val="20"/>
                 <w:szCs w:val="20"/>
               </w:rPr>
-              <w:lastRenderedPageBreak/>
-              <w:t>2. El sistema verifica que ninguno de los tres datos esté vacío</w:t>
-            </w:r>
-            <w:r>
-              <w:rPr>
-                <w:rFonts w:ascii="Times New Roman" w:eastAsiaTheme="minorEastAsia" w:hAnsi="Times New Roman" w:cs="Times New Roman"/>
-                <w:color w:val="auto"/>
-                <w:sz w:val="20"/>
-                <w:szCs w:val="20"/>
-              </w:rPr>
-              <w:t xml:space="preserve"> (nulo, cadena vacía o compuesto solo por </w:t>
-            </w:r>
-            <w:r>
-              <w:rPr>
-                <w:rFonts w:ascii="Times New Roman" w:eastAsiaTheme="minorEastAsia" w:hAnsi="Times New Roman" w:cs="Times New Roman"/>
-                <w:color w:val="auto"/>
-                <w:sz w:val="20"/>
-                <w:szCs w:val="20"/>
-              </w:rPr>
-              <w:lastRenderedPageBreak/>
-              <w:t>espacios)</w:t>
-            </w:r>
-            <w:r>
-              <w:rPr>
-                <w:rFonts w:ascii="Times New Roman" w:eastAsiaTheme="minorEastAsia" w:hAnsi="Times New Roman" w:cs="Times New Roman"/>
-                <w:color w:val="auto"/>
-                <w:sz w:val="20"/>
-                <w:szCs w:val="20"/>
-              </w:rPr>
-              <w:t>.</w:t>
+              <w:t>2. El cliente verifica que se haya elegido la categoría y que el valor no esté vacío ni contenga espacios.</w:t>
             </w:r>
           </w:p>
         </w:tc>
@@ -16223,25 +16452,7 @@
                 <w:sz w:val="20"/>
                 <w:szCs w:val="20"/>
               </w:rPr>
-              <w:t>3. El sistema verifica que el valor sea numérico</w:t>
-            </w:r>
-            <w:r>
-              <w:rPr>
-                <w:rFonts w:ascii="Times New Roman" w:eastAsiaTheme="minorEastAsia" w:hAnsi="Times New Roman" w:cs="Times New Roman"/>
-                <w:color w:val="auto"/>
-                <w:sz w:val="20"/>
-                <w:szCs w:val="20"/>
-              </w:rPr>
-              <w:t>: se aceptan números enteros o decimales, positivos o negativos, con punto o coma como separador decimal y hasta 15 dígitos significativos; no se acepta notación científica</w:t>
-            </w:r>
-            <w:r>
-              <w:rPr>
-                <w:rFonts w:ascii="Times New Roman" w:eastAsiaTheme="minorEastAsia" w:hAnsi="Times New Roman" w:cs="Times New Roman"/>
-                <w:color w:val="auto"/>
-                <w:sz w:val="20"/>
-                <w:szCs w:val="20"/>
-              </w:rPr>
-              <w:t>.</w:t>
+              <w:t>3. El cliente verifica que el valor sea numérico: acepta números enteros o decimales con un solo separador (punto o coma), con un máximo de 9 dígitos enteros y 6 decimales; el signo “-” solo se admite al inicio y en temperatura; no se aceptan letras, notación científica, NaN ni Infinity. El valor se interpreta con cultura invariante y “-0” cuenta como 0.</w:t>
             </w:r>
           </w:p>
         </w:tc>
@@ -16317,25 +16528,7 @@
                 <w:sz w:val="20"/>
                 <w:szCs w:val="20"/>
               </w:rPr>
-              <w:t>4. El sistema comprueba que la unidad de origen y la unidad de destino existan en el catálogo</w:t>
-            </w:r>
-            <w:r>
-              <w:rPr>
-                <w:rFonts w:ascii="Times New Roman" w:eastAsiaTheme="minorEastAsia" w:hAnsi="Times New Roman" w:cs="Times New Roman"/>
-                <w:color w:val="auto"/>
-                <w:sz w:val="20"/>
-                <w:szCs w:val="20"/>
-              </w:rPr>
-              <w:t>, identificándolas por su símbolo (por ejemplo, “m”, “kg”, “°C”) y respetando mayúsculas y minúsculas</w:t>
-            </w:r>
-            <w:r>
-              <w:rPr>
-                <w:rFonts w:ascii="Times New Roman" w:eastAsiaTheme="minorEastAsia" w:hAnsi="Times New Roman" w:cs="Times New Roman"/>
-                <w:color w:val="auto"/>
-                <w:sz w:val="20"/>
-                <w:szCs w:val="20"/>
-              </w:rPr>
-              <w:t>.</w:t>
+              <w:t>4. El cliente verifica que se hayan elegido la unidad de origen y la de destino. Como las listas solo muestran las unidades de la categoría elegida, ambas existen en el catálogo y pertenecen a la misma categoría.</w:t>
             </w:r>
           </w:p>
         </w:tc>
@@ -16411,25 +16604,47 @@
                 <w:sz w:val="20"/>
                 <w:szCs w:val="20"/>
               </w:rPr>
-              <w:t>5. El sistema comprueba que ambas unidades pertenezcan a la misma categoría</w:t>
-            </w:r>
-            <w:r>
-              <w:rPr>
-                <w:rFonts w:ascii="Times New Roman" w:eastAsiaTheme="minorEastAsia" w:hAnsi="Times New Roman" w:cs="Times New Roman"/>
-                <w:color w:val="auto"/>
-                <w:sz w:val="20"/>
-                <w:szCs w:val="20"/>
-              </w:rPr>
-              <w:t xml:space="preserve"> y que el valor esté dentro del rango permitido: para temperatura, no inferior al cero absoluto; para longitud, masa/peso, volumen, tiempo y área, no negativo</w:t>
-            </w:r>
-            <w:r>
-              <w:rPr>
-                <w:rFonts w:ascii="Times New Roman" w:eastAsiaTheme="minorEastAsia" w:hAnsi="Times New Roman" w:cs="Times New Roman"/>
-                <w:color w:val="auto"/>
-                <w:sz w:val="20"/>
-                <w:szCs w:val="20"/>
-              </w:rPr>
-              <w:t>.</w:t>
+              <w:t xml:space="preserve">5. El cliente verifica que el valor esté dentro del rango permitido: en longitud, masa, volumen, tiempo y área no se admiten negativos; en temperatura, el valor no puede ser menor al cero absoluto de la escala de origen (−273,15 °C; −459,67 °F; 0 K; −90,1395 </w:t>
+            </w:r>
+            <w:proofErr w:type="spellStart"/>
+            <w:r>
+              <w:rPr>
+                <w:rFonts w:ascii="Times New Roman" w:eastAsiaTheme="minorEastAsia" w:hAnsi="Times New Roman" w:cs="Times New Roman"/>
+                <w:color w:val="auto"/>
+                <w:sz w:val="20"/>
+                <w:szCs w:val="20"/>
+              </w:rPr>
+              <w:t>°N</w:t>
+            </w:r>
+            <w:proofErr w:type="spellEnd"/>
+            <w:r>
+              <w:rPr>
+                <w:rFonts w:ascii="Times New Roman" w:eastAsiaTheme="minorEastAsia" w:hAnsi="Times New Roman" w:cs="Times New Roman"/>
+                <w:color w:val="auto"/>
+                <w:sz w:val="20"/>
+                <w:szCs w:val="20"/>
+              </w:rPr>
+              <w:t xml:space="preserve">; −218,52 </w:t>
+            </w:r>
+            <w:proofErr w:type="spellStart"/>
+            <w:r>
+              <w:rPr>
+                <w:rFonts w:ascii="Times New Roman" w:eastAsiaTheme="minorEastAsia" w:hAnsi="Times New Roman" w:cs="Times New Roman"/>
+                <w:color w:val="auto"/>
+                <w:sz w:val="20"/>
+                <w:szCs w:val="20"/>
+              </w:rPr>
+              <w:t>°Ré</w:t>
+            </w:r>
+            <w:proofErr w:type="spellEnd"/>
+            <w:r>
+              <w:rPr>
+                <w:rFonts w:ascii="Times New Roman" w:eastAsiaTheme="minorEastAsia" w:hAnsi="Times New Roman" w:cs="Times New Roman"/>
+                <w:color w:val="auto"/>
+                <w:sz w:val="20"/>
+                <w:szCs w:val="20"/>
+              </w:rPr>
+              <w:t>).</w:t>
             </w:r>
           </w:p>
         </w:tc>
@@ -16505,25 +16720,7 @@
                 <w:sz w:val="20"/>
                 <w:szCs w:val="20"/>
               </w:rPr>
-              <w:t>6. El sistema confirma que los datos son válidos y devuelve el control al caso de uso Seleccionar Conversión</w:t>
-            </w:r>
-            <w:r>
-              <w:rPr>
-                <w:rFonts w:ascii="Times New Roman" w:eastAsiaTheme="minorEastAsia" w:hAnsi="Times New Roman" w:cs="Times New Roman"/>
-                <w:color w:val="auto"/>
-                <w:sz w:val="20"/>
-                <w:szCs w:val="20"/>
-              </w:rPr>
-              <w:t xml:space="preserve"> junto con la categoría identificada y el valor convertido a número</w:t>
-            </w:r>
-            <w:r>
-              <w:rPr>
-                <w:rFonts w:ascii="Times New Roman" w:eastAsiaTheme="minorEastAsia" w:hAnsi="Times New Roman" w:cs="Times New Roman"/>
-                <w:color w:val="auto"/>
-                <w:sz w:val="20"/>
-                <w:szCs w:val="20"/>
-              </w:rPr>
-              <w:t>.</w:t>
+              <w:t>6. El cliente confirma que los datos son válidos, convierte el valor a número y devuelve el control a Seleccionar Conversión, que envía la petición al servidor.</w:t>
             </w:r>
           </w:p>
         </w:tc>
@@ -16636,7 +16833,7 @@
                 <w:sz w:val="20"/>
                 <w:szCs w:val="20"/>
               </w:rPr>
-              <w:t xml:space="preserve"> En el paso 2, si falta la unidad de origen, la unidad de destino o el valor, el sistema devuelve una respuesta con estado ERROR, código DAT-001 y el mensaje “Datos de conversión incompletos”.</w:t>
+              <w:t xml:space="preserve"> En los pasos 2 y 4, si falta un dato, el cliente muestra, según corresponda, “Seleccione qué desea convertir”, “Ingrese un valor para convertir”, “Seleccione la unidad de origen” o “Seleccione la unidad de destino”. Si el valor contiene espacios, muestra “El valor no debe contener espacios”.</w:t>
             </w:r>
           </w:p>
         </w:tc>
@@ -16701,7 +16898,7 @@
                 <w:sz w:val="20"/>
                 <w:szCs w:val="20"/>
               </w:rPr>
-              <w:t xml:space="preserve"> En el paso 3, si el valor no es numérico, el sistema devuelve una respuesta con estado ERROR, código DAT-002 y el mensaje “El valor ingresado no es numérico”.</w:t>
+              <w:t xml:space="preserve"> En el paso 3, el cliente muestra el mensaje de la regla incumplida: “Ingrese un número, no solo un signo o un separador”, “Use un solo separador decimal (punto o coma)”, “No se admite notación científica”, “El valor solo puede contener números” o “El valor no es un número válido”.</w:t>
             </w:r>
           </w:p>
         </w:tc>
@@ -16757,54 +16954,16 @@
                 <w:sz w:val="20"/>
                 <w:szCs w:val="20"/>
               </w:rPr>
-              <w:t>Unidad no soportada:</w:t>
-            </w:r>
-            <w:r>
-              <w:rPr>
-                <w:rFonts w:ascii="Times New Roman" w:eastAsiaTheme="minorEastAsia" w:hAnsi="Times New Roman" w:cs="Times New Roman"/>
-                <w:color w:val="auto"/>
-                <w:sz w:val="20"/>
-                <w:szCs w:val="20"/>
-              </w:rPr>
-              <w:t xml:space="preserve"> En el paso 4, si alguna unidad no existe en el catálogo, el sistema devuelve una respuesta con estado ERROR, código UNIT-001 y el mensaje “Unidad no soportada</w:t>
-            </w:r>
-            <w:r>
-              <w:rPr>
-                <w:rFonts w:ascii="Times New Roman" w:eastAsiaTheme="minorEastAsia" w:hAnsi="Times New Roman" w:cs="Times New Roman"/>
-                <w:color w:val="auto"/>
-                <w:sz w:val="20"/>
-                <w:szCs w:val="20"/>
-              </w:rPr>
-              <w:t>: &lt;origen o destino&gt; '&lt;símbolo&gt;'” (por ejemplo, “Unidad no soportada: origen '</w:t>
-            </w:r>
-            <w:proofErr w:type="spellStart"/>
-            <w:r>
-              <w:rPr>
-                <w:rFonts w:ascii="Times New Roman" w:eastAsiaTheme="minorEastAsia" w:hAnsi="Times New Roman" w:cs="Times New Roman"/>
-                <w:color w:val="auto"/>
-                <w:sz w:val="20"/>
-                <w:szCs w:val="20"/>
-              </w:rPr>
-              <w:t>xyz</w:t>
-            </w:r>
-            <w:proofErr w:type="spellEnd"/>
-            <w:r>
-              <w:rPr>
-                <w:rFonts w:ascii="Times New Roman" w:eastAsiaTheme="minorEastAsia" w:hAnsi="Times New Roman" w:cs="Times New Roman"/>
-                <w:color w:val="auto"/>
-                <w:sz w:val="20"/>
-                <w:szCs w:val="20"/>
-              </w:rPr>
-              <w:t>'”)</w:t>
-            </w:r>
-            <w:r>
-              <w:rPr>
-                <w:rFonts w:ascii="Times New Roman" w:eastAsiaTheme="minorEastAsia" w:hAnsi="Times New Roman" w:cs="Times New Roman"/>
-                <w:color w:val="auto"/>
-                <w:sz w:val="20"/>
-                <w:szCs w:val="20"/>
-              </w:rPr>
-              <w:t>.</w:t>
+              <w:t>Valor demasiado largo:</w:t>
+            </w:r>
+            <w:r>
+              <w:rPr>
+                <w:rFonts w:ascii="Times New Roman" w:eastAsiaTheme="minorEastAsia" w:hAnsi="Times New Roman" w:cs="Times New Roman"/>
+                <w:color w:val="auto"/>
+                <w:sz w:val="20"/>
+                <w:szCs w:val="20"/>
+              </w:rPr>
+              <w:t xml:space="preserve"> En el paso 3, si el valor tiene más de 9 dígitos enteros o más de 6 decimales, el cliente muestra “El valor admite como máximo 9 dígitos enteros” o “El valor admite como máximo 6 decimales”. Mientras el usuario escribe, el cliente descarta los caracteres no válidos y recorta el valor a esos límites.</w:t>
             </w:r>
           </w:p>
         </w:tc>
@@ -16860,16 +17019,36 @@
                 <w:sz w:val="20"/>
                 <w:szCs w:val="20"/>
               </w:rPr>
-              <w:t>Categorías incompatibles:</w:t>
-            </w:r>
-            <w:r>
-              <w:rPr>
-                <w:rFonts w:ascii="Times New Roman" w:eastAsiaTheme="minorEastAsia" w:hAnsi="Times New Roman" w:cs="Times New Roman"/>
-                <w:color w:val="auto"/>
-                <w:sz w:val="20"/>
-                <w:szCs w:val="20"/>
-              </w:rPr>
-              <w:t xml:space="preserve"> En el paso 5, si las unidades pertenecen a categorías distintas (por ejemplo, longitud y temperatura), el sistema devuelve una respuesta con estado ERROR, código UNIT-002 y el mensaje “Las unidades pertenecen a categorías incompatibles”.</w:t>
+              <w:t>Petición que no pasa por un cliente:</w:t>
+            </w:r>
+            <w:r>
+              <w:rPr>
+                <w:rFonts w:ascii="Times New Roman" w:eastAsiaTheme="minorEastAsia" w:hAnsi="Times New Roman" w:cs="Times New Roman"/>
+                <w:color w:val="auto"/>
+                <w:sz w:val="20"/>
+                <w:szCs w:val="20"/>
+              </w:rPr>
+              <w:t xml:space="preserve"> Si una petición llega directamente al servicio SOAP (por ejemplo, desde </w:t>
+            </w:r>
+            <w:proofErr w:type="spellStart"/>
+            <w:r>
+              <w:rPr>
+                <w:rFonts w:ascii="Times New Roman" w:eastAsiaTheme="minorEastAsia" w:hAnsi="Times New Roman" w:cs="Times New Roman"/>
+                <w:color w:val="auto"/>
+                <w:sz w:val="20"/>
+                <w:szCs w:val="20"/>
+              </w:rPr>
+              <w:t>SoapUI</w:t>
+            </w:r>
+            <w:proofErr w:type="spellEnd"/>
+            <w:r>
+              <w:rPr>
+                <w:rFonts w:ascii="Times New Roman" w:eastAsiaTheme="minorEastAsia" w:hAnsi="Times New Roman" w:cs="Times New Roman"/>
+                <w:color w:val="auto"/>
+                <w:sz w:val="20"/>
+                <w:szCs w:val="20"/>
+              </w:rPr>
+              <w:t>) con una categoría o una unidad que no existe, el servidor actual responde con estado OK y resultado 0, porque no repite estas validaciones.</w:t>
             </w:r>
           </w:p>
         </w:tc>
@@ -16934,7 +17113,7 @@
                 <w:sz w:val="20"/>
                 <w:szCs w:val="20"/>
               </w:rPr>
-              <w:t xml:space="preserve"> En el paso 5, si la categoría confirmada es temperatura y el valor es inferior al cero absoluto (−273,15 °C, 0 K o −459,67 °F), el sistema devuelve una respuesta con estado ERROR, código DAT-003 y el mensaje “Valor fuera de rango”.</w:t>
+              <w:t xml:space="preserve"> En el paso 5, si la categoría es temperatura y el valor es menor al cero absoluto de la escala de origen, el cliente muestra “La temperatura no puede ser menor al cero absoluto (&lt;valor&gt; &lt;unidad&gt;)”.</w:t>
             </w:r>
           </w:p>
           <w:p>
@@ -16954,7 +17133,27 @@
                 <w:sz w:val="20"/>
                 <w:szCs w:val="20"/>
               </w:rPr>
-              <w:t>6. Valor negativo: En el paso 5, si la categoría es longitud, masa/peso, volumen, tiempo o área y el valor es negativo, el sistema devuelve una respuesta con estado ERROR, código DAT-004 y el mensaje “El valor no puede ser negativo para esta categoría”.</w:t>
+              <w:t xml:space="preserve">6. </w:t>
+            </w:r>
+            <w:r>
+              <w:rPr>
+                <w:rFonts w:ascii="Times New Roman" w:eastAsiaTheme="minorEastAsia" w:hAnsi="Times New Roman" w:cs="Times New Roman"/>
+                <w:b/>
+                <w:bCs/>
+                <w:color w:val="auto"/>
+                <w:sz w:val="20"/>
+                <w:szCs w:val="20"/>
+              </w:rPr>
+              <w:t xml:space="preserve">Valor negativo: </w:t>
+            </w:r>
+            <w:r>
+              <w:rPr>
+                <w:rFonts w:ascii="Times New Roman" w:eastAsiaTheme="minorEastAsia" w:hAnsi="Times New Roman" w:cs="Times New Roman"/>
+                <w:color w:val="auto"/>
+                <w:sz w:val="20"/>
+                <w:szCs w:val="20"/>
+              </w:rPr>
+              <w:t>En el paso 5, si la categoría es longitud, masa/peso, volumen, tiempo o área y el valor es negativo, el cliente muestra “No se permiten valores negativos en &lt;categoría&gt;”.</w:t>
             </w:r>
           </w:p>
           <w:p>
@@ -16974,7 +17173,7 @@
                 <w:sz w:val="20"/>
                 <w:szCs w:val="20"/>
               </w:rPr>
-              <w:t>Las validaciones se ejecutan en el orden de los pasos 2 a 5 y el sistema devuelve únicamente el primer error encontrado.</w:t>
+              <w:t>Las validaciones se ejecutan en el orden de los pasos 2 a 5 y el cliente muestra únicamente el primer error encontrado.</w:t>
             </w:r>
           </w:p>
         </w:tc>
@@ -17092,16 +17291,16 @@
         <w:rPr>
           <w:rFonts w:ascii="Times New Roman" w:hAnsi="Times New Roman" w:cs="Times New Roman"/>
           <w:b/>
-          <w:color w:val="000000"/>
+          <w:color w:val="auto"/>
           <w:sz w:val="24"/>
         </w:rPr>
       </w:pPr>
-      <w:bookmarkStart w:id="16" w:name="_Toc242721997"/>
+      <w:bookmarkStart w:id="16" w:name="_Toc243856927"/>
       <w:r>
         <w:rPr>
           <w:rFonts w:ascii="Times New Roman" w:hAnsi="Times New Roman" w:cs="Times New Roman"/>
           <w:b/>
-          <w:color w:val="000000"/>
+          <w:color w:val="auto"/>
           <w:sz w:val="24"/>
         </w:rPr>
         <w:t>ECUD_VALIDAR_TOKEN</w:t>
@@ -17132,30 +17331,35 @@
         <w:jc w:val="center"/>
         <w:rPr>
           <w:rFonts w:ascii="Times New Roman" w:hAnsi="Times New Roman" w:cs="Times New Roman"/>
+          <w:color w:val="auto"/>
         </w:rPr>
       </w:pPr>
       <w:bookmarkStart w:id="17" w:name="_Toc242714325"/>
       <w:r>
         <w:rPr>
           <w:rFonts w:ascii="Times New Roman" w:hAnsi="Times New Roman" w:cs="Times New Roman"/>
+          <w:color w:val="auto"/>
         </w:rPr>
         <w:t xml:space="preserve">Tabla </w:t>
       </w:r>
       <w:r>
         <w:rPr>
           <w:rFonts w:ascii="Times New Roman" w:hAnsi="Times New Roman" w:cs="Times New Roman"/>
+          <w:color w:val="auto"/>
         </w:rPr>
         <w:fldChar w:fldCharType="begin"/>
       </w:r>
       <w:r>
         <w:rPr>
           <w:rFonts w:ascii="Times New Roman" w:hAnsi="Times New Roman" w:cs="Times New Roman"/>
+          <w:color w:val="auto"/>
         </w:rPr>
         <w:instrText xml:space="preserve"> SEQ Tabla \* ARABIC </w:instrText>
       </w:r>
       <w:r>
         <w:rPr>
           <w:rFonts w:ascii="Times New Roman" w:hAnsi="Times New Roman" w:cs="Times New Roman"/>
+          <w:color w:val="auto"/>
         </w:rPr>
         <w:fldChar w:fldCharType="separate"/>
       </w:r>
@@ -17163,18 +17367,21 @@
         <w:rPr>
           <w:rFonts w:ascii="Times New Roman" w:hAnsi="Times New Roman" w:cs="Times New Roman"/>
           <w:noProof/>
+          <w:color w:val="auto"/>
         </w:rPr>
         <w:t>5</w:t>
       </w:r>
       <w:r>
         <w:rPr>
           <w:rFonts w:ascii="Times New Roman" w:hAnsi="Times New Roman" w:cs="Times New Roman"/>
+          <w:color w:val="auto"/>
         </w:rPr>
         <w:fldChar w:fldCharType="end"/>
       </w:r>
       <w:r>
         <w:rPr>
           <w:rFonts w:ascii="Times New Roman" w:hAnsi="Times New Roman" w:cs="Times New Roman"/>
+          <w:color w:val="auto"/>
         </w:rPr>
         <w:t>. ECUD Validar Token</w:t>
       </w:r>
@@ -17329,6 +17536,7 @@
                 <w:sz w:val="20"/>
                 <w:szCs w:val="20"/>
               </w:rPr>
+              <w:lastRenderedPageBreak/>
               <w:t>Identificador:</w:t>
             </w:r>
           </w:p>
@@ -17457,71 +17665,7 @@
                 <w:sz w:val="20"/>
                 <w:szCs w:val="20"/>
               </w:rPr>
-              <w:t xml:space="preserve">Comprueba que el token de seguridad enviado en la petición exista, no haya sido </w:t>
-            </w:r>
-            <w:r>
-              <w:rPr>
-                <w:rFonts w:ascii="Times New Roman" w:eastAsiaTheme="minorEastAsia" w:hAnsi="Times New Roman" w:cs="Times New Roman"/>
-                <w:color w:val="auto"/>
-                <w:sz w:val="20"/>
-                <w:szCs w:val="20"/>
-              </w:rPr>
-              <w:lastRenderedPageBreak/>
-              <w:t xml:space="preserve">alterado, </w:t>
-            </w:r>
-            <w:r>
-              <w:rPr>
-                <w:rFonts w:ascii="Times New Roman" w:eastAsiaTheme="minorEastAsia" w:hAnsi="Times New Roman" w:cs="Times New Roman"/>
-                <w:color w:val="auto"/>
-                <w:sz w:val="20"/>
-                <w:szCs w:val="20"/>
-              </w:rPr>
-              <w:t xml:space="preserve">esté asociado a un usuario registrado y tenga</w:t>
-            </w:r>
-            <w:r>
-              <w:rPr>
-                <w:rFonts w:ascii="Times New Roman" w:eastAsiaTheme="minorEastAsia" w:hAnsi="Times New Roman" w:cs="Times New Roman"/>
-                <w:color w:val="auto"/>
-                <w:sz w:val="20"/>
-                <w:szCs w:val="20"/>
-              </w:rPr>
-              <w:t xml:space="preserve"> acceso a la funcionalidad solicitada. Es invocado por los casos de uso Seleccionar Conversión</w:t>
-            </w:r>
-            <w:r>
-              <w:rPr>
-                <w:rFonts w:ascii="Times New Roman" w:eastAsiaTheme="minorEastAsia" w:hAnsi="Times New Roman" w:cs="Times New Roman"/>
-                <w:color w:val="auto"/>
-                <w:sz w:val="20"/>
-                <w:szCs w:val="20"/>
-              </w:rPr>
-              <w:t>,</w:t>
-            </w:r>
-            <w:r>
-              <w:rPr>
-                <w:rFonts w:ascii="Times New Roman" w:eastAsiaTheme="minorEastAsia" w:hAnsi="Times New Roman" w:cs="Times New Roman"/>
-                <w:color w:val="auto"/>
-                <w:sz w:val="20"/>
-                <w:szCs w:val="20"/>
-              </w:rPr>
-              <w:t xml:space="preserve"> Consultar Catálogo </w:t>
-            </w:r>
-            <w:r>
-              <w:rPr>
-                <w:rFonts w:ascii="Times New Roman" w:eastAsiaTheme="minorEastAsia" w:hAnsi="Times New Roman" w:cs="Times New Roman"/>
-                <w:color w:val="auto"/>
-                <w:sz w:val="20"/>
-                <w:szCs w:val="20"/>
-              </w:rPr>
-              <w:t xml:space="preserve">y Consultar Unidades por Categoría </w:t>
-            </w:r>
-            <w:r>
-              <w:rPr>
-                <w:rFonts w:ascii="Times New Roman" w:eastAsiaTheme="minorEastAsia" w:hAnsi="Times New Roman" w:cs="Times New Roman"/>
-                <w:color w:val="auto"/>
-                <w:sz w:val="20"/>
-                <w:szCs w:val="20"/>
-              </w:rPr>
-              <w:t>antes de procesar cualquier petición protegida.</w:t>
+              <w:t>Comprueba que el token de seguridad, enviado como parámetro en el cuerpo de la petición, esté registrado entre los tokens emitidos por el servidor. Es invocado por los casos de uso Seleccionar Conversión y Consultar Unidades por Categoría (y, a través de este, Consultar Catálogo) antes de procesar cualquier petición protegida.</w:t>
             </w:r>
           </w:p>
         </w:tc>
@@ -17568,7 +17712,6 @@
                 <w:sz w:val="20"/>
                 <w:szCs w:val="20"/>
               </w:rPr>
-              <w:lastRenderedPageBreak/>
               <w:t>Meta:</w:t>
             </w:r>
           </w:p>
@@ -17609,7 +17752,7 @@
                 <w:sz w:val="20"/>
                 <w:szCs w:val="20"/>
               </w:rPr>
-              <w:t xml:space="preserve">Garantizar que solo los usuarios autenticados y con un token válido accedan a los servicios protegidos del sistema.</w:t>
+              <w:t>Garantizar que solo los usuarios autenticados y con un token válido accedan a los servicios protegidos del sistema.</w:t>
             </w:r>
           </w:p>
         </w:tc>
@@ -17784,6 +17927,15 @@
               </w:rPr>
               <w:t>1.0</w:t>
             </w:r>
+            <w:r>
+              <w:rPr>
+                <w:rFonts w:ascii="Times New Roman" w:eastAsiaTheme="minorEastAsia" w:hAnsi="Times New Roman" w:cs="Times New Roman"/>
+                <w:color w:val="auto"/>
+                <w:sz w:val="20"/>
+                <w:szCs w:val="20"/>
+              </w:rPr>
+              <w:t>.1</w:t>
+            </w:r>
           </w:p>
         </w:tc>
       </w:tr>
@@ -18046,7 +18198,16 @@
                 <w:sz w:val="20"/>
                 <w:szCs w:val="20"/>
               </w:rPr>
-              <w:t>08/10/2026</w:t>
+              <w:t>25</w:t>
+            </w:r>
+            <w:r>
+              <w:rPr>
+                <w:rFonts w:ascii="Times New Roman" w:eastAsiaTheme="minorEastAsia" w:hAnsi="Times New Roman" w:cs="Times New Roman"/>
+                <w:color w:val="auto"/>
+                <w:sz w:val="20"/>
+                <w:szCs w:val="20"/>
+              </w:rPr>
+              <w:t>/10/2026</w:t>
             </w:r>
           </w:p>
         </w:tc>
@@ -18347,6 +18508,7 @@
             <w:r>
               <w:rPr>
                 <w:rFonts w:ascii="Times New Roman" w:eastAsiaTheme="minorEastAsia" w:hAnsi="Times New Roman" w:cs="Times New Roman"/>
+                <w:noProof/>
                 <w:color w:val="auto"/>
                 <w:sz w:val="20"/>
                 <w:szCs w:val="20"/>
@@ -18727,7 +18889,7 @@
                 <w:sz w:val="20"/>
                 <w:szCs w:val="20"/>
               </w:rPr>
-              <w:t>2. El sistema verifica que el token esté presente en la petición.</w:t>
+              <w:t>2. El sistema busca el token recibido entre los tokens registrados en memoria; un token ausente o vacío no se encuentra.</w:t>
             </w:r>
           </w:p>
         </w:tc>
@@ -18803,7 +18965,7 @@
                 <w:sz w:val="20"/>
                 <w:szCs w:val="20"/>
               </w:rPr>
-              <w:t>3. El sistema verifica que el token exista entre los tokens emitidos y que no haya sido alterado.</w:t>
+              <w:t>3. Si el token está registrado, la petición se considera autorizada. Los tokens no caducan: siguen siendo válidos hasta que el servidor se reinicia.</w:t>
             </w:r>
           </w:p>
         </w:tc>
@@ -18879,61 +19041,17 @@
                 <w:sz w:val="20"/>
                 <w:szCs w:val="20"/>
               </w:rPr>
-              <w:t xml:space="preserve">4. El sistema verifica que el token </w:t>
-            </w:r>
-            <w:r>
-              <w:rPr>
-                <w:rFonts w:ascii="Times New Roman" w:eastAsiaTheme="minorEastAsia" w:hAnsi="Times New Roman" w:cs="Times New Roman"/>
-                <w:color w:val="auto"/>
-                <w:sz w:val="20"/>
-                <w:szCs w:val="20"/>
-              </w:rPr>
-              <w:t>esté asociado a un</w:t>
-            </w:r>
-            <w:r>
-              <w:rPr>
-                <w:rFonts w:ascii="Times New Roman" w:eastAsiaTheme="minorEastAsia" w:hAnsi="Times New Roman" w:cs="Times New Roman"/>
-                <w:color w:val="auto"/>
-                <w:sz w:val="20"/>
-                <w:szCs w:val="20"/>
-              </w:rPr>
-              <w:t xml:space="preserve"> usuario </w:t>
-            </w:r>
-            <w:r>
-              <w:rPr>
-                <w:rFonts w:ascii="Times New Roman" w:eastAsiaTheme="minorEastAsia" w:hAnsi="Times New Roman" w:cs="Times New Roman"/>
-                <w:color w:val="auto"/>
-                <w:sz w:val="20"/>
-                <w:szCs w:val="20"/>
-              </w:rPr>
-              <w:t xml:space="preserve">registrado (el token contiene el identificador del usuario </w:t>
-            </w:r>
-            <w:r>
-              <w:rPr>
-                <w:rFonts w:ascii="Times New Roman" w:eastAsiaTheme="minorEastAsia" w:hAnsi="Times New Roman" w:cs="Times New Roman"/>
-                <w:color w:val="auto"/>
-                <w:sz w:val="20"/>
-                <w:szCs w:val="20"/>
-              </w:rPr>
-              <w:t xml:space="preserve">que </w:t>
-            </w:r>
-            <w:r>
-              <w:rPr>
-                <w:rFonts w:ascii="Times New Roman" w:eastAsiaTheme="minorEastAsia" w:hAnsi="Times New Roman" w:cs="Times New Roman"/>
-                <w:color w:val="auto"/>
-                <w:sz w:val="20"/>
-                <w:szCs w:val="20"/>
-              </w:rPr>
-              <w:t>lo obtuvo en ECUD1)</w:t>
-            </w:r>
-            <w:r>
-              <w:rPr>
-                <w:rFonts w:ascii="Times New Roman" w:eastAsiaTheme="minorEastAsia" w:hAnsi="Times New Roman" w:cs="Times New Roman"/>
-                <w:color w:val="auto"/>
-                <w:sz w:val="20"/>
-                <w:szCs w:val="20"/>
-              </w:rPr>
-              <w:t>.</w:t>
+              <w:t xml:space="preserve">4. El token es un identificador aleatorio (UUID) y no se asocia a un usuario. Como existe un solo usuario y todos tienen los mismos permisos, no se verifican </w:t>
+            </w:r>
+            <w:r>
+              <w:rPr>
+                <w:rFonts w:ascii="Times New Roman" w:eastAsiaTheme="minorEastAsia" w:hAnsi="Times New Roman" w:cs="Times New Roman"/>
+                <w:color w:val="auto"/>
+                <w:sz w:val="20"/>
+                <w:szCs w:val="20"/>
+              </w:rPr>
+              <w:lastRenderedPageBreak/>
+              <w:t>permisos por operación.</w:t>
             </w:r>
           </w:p>
         </w:tc>
@@ -19009,35 +19127,7 @@
                 <w:sz w:val="20"/>
                 <w:szCs w:val="20"/>
               </w:rPr>
-              <w:t xml:space="preserve">5. El sistema verifica que la operación</w:t>
-            </w:r>
-            <w:r>
-              <w:rPr>
-                <w:rFonts w:ascii="Times New Roman" w:eastAsiaTheme="minorEastAsia" w:hAnsi="Times New Roman" w:cs="Times New Roman"/>
-                <w:color w:val="auto"/>
-                <w:sz w:val="20"/>
-                <w:szCs w:val="20"/>
-              </w:rPr>
-              <w:t xml:space="preserve"> solicitada sea </w:t>
-            </w:r>
-            <w:r>
-              <w:rPr>
-                <w:rFonts w:ascii="Times New Roman" w:eastAsiaTheme="minorEastAsia" w:hAnsi="Times New Roman" w:cs="Times New Roman"/>
-                <w:color w:val="auto"/>
-                <w:sz w:val="20"/>
-                <w:szCs w:val="20"/>
-              </w:rPr>
-              <w:lastRenderedPageBreak/>
-              <w:t>una operación protegida publicada por el servicio (consultar catálogo, consultar unidades por categoría o convertir). Todos los usuarios autenticados tienen los mismos permisos</w:t>
-            </w:r>
-            <w:r>
-              <w:rPr>
-                <w:rFonts w:ascii="Times New Roman" w:eastAsiaTheme="minorEastAsia" w:hAnsi="Times New Roman" w:cs="Times New Roman"/>
-                <w:color w:val="auto"/>
-                <w:sz w:val="20"/>
-                <w:szCs w:val="20"/>
-              </w:rPr>
-              <w:t>.</w:t>
+              <w:t>5. El servidor no ofrece una operación para cerrar sesión: cuando el usuario cierra sesión, el cliente solo borra el token que tenía guardado.</w:t>
             </w:r>
           </w:p>
         </w:tc>
@@ -19113,7 +19203,7 @@
                 <w:sz w:val="20"/>
                 <w:szCs w:val="20"/>
               </w:rPr>
-              <w:t xml:space="preserve">6. El sistema autoriza la petición y devuelve el control al caso de uso que lo invocó.</w:t>
+              <w:t>6. El sistema autoriza la petición y devuelve el control al caso de uso que lo invocó.</w:t>
             </w:r>
           </w:p>
         </w:tc>
@@ -19217,25 +19307,76 @@
                 <w:sz w:val="20"/>
                 <w:szCs w:val="20"/>
               </w:rPr>
-              <w:t>Token ausente:</w:t>
-            </w:r>
-            <w:r>
-              <w:rPr>
-                <w:rFonts w:ascii="Times New Roman" w:eastAsiaTheme="minorEastAsia" w:hAnsi="Times New Roman" w:cs="Times New Roman"/>
-                <w:color w:val="auto"/>
-                <w:sz w:val="20"/>
-                <w:szCs w:val="20"/>
-              </w:rPr>
-              <w:t xml:space="preserve"> En el paso 2, si la petición no incluye token, el sistema devuelve una respuesta con estado ERROR, código AUTH-002 y el mensaje “Token de seguridad requerido”.</w:t>
-            </w:r>
-            <w:r>
-              <w:rPr>
-                <w:rFonts w:ascii="Times New Roman" w:eastAsiaTheme="minorEastAsia" w:hAnsi="Times New Roman" w:cs="Times New Roman"/>
-                <w:color w:val="auto"/>
-                <w:sz w:val="20"/>
-                <w:szCs w:val="20"/>
-              </w:rPr>
-              <w:t xml:space="preserve"> El cliente muestra el mensaje y redirige al usuario a Iniciar Sesión (ECUD1).</w:t>
+              <w:t>Token ausente o no registrado:</w:t>
+            </w:r>
+            <w:r>
+              <w:rPr>
+                <w:rFonts w:ascii="Times New Roman" w:eastAsiaTheme="minorEastAsia" w:hAnsi="Times New Roman" w:cs="Times New Roman"/>
+                <w:color w:val="auto"/>
+                <w:sz w:val="20"/>
+                <w:szCs w:val="20"/>
+              </w:rPr>
+              <w:t xml:space="preserve"> En el paso 2, si el token no se encuentra, el sistema devuelve una respuesta con estado ERROR y el mensaje “</w:t>
+            </w:r>
+            <w:proofErr w:type="spellStart"/>
+            <w:r>
+              <w:rPr>
+                <w:rFonts w:ascii="Times New Roman" w:eastAsiaTheme="minorEastAsia" w:hAnsi="Times New Roman" w:cs="Times New Roman"/>
+                <w:color w:val="auto"/>
+                <w:sz w:val="20"/>
+                <w:szCs w:val="20"/>
+              </w:rPr>
+              <w:t>Invalid</w:t>
+            </w:r>
+            <w:proofErr w:type="spellEnd"/>
+            <w:r>
+              <w:rPr>
+                <w:rFonts w:ascii="Times New Roman" w:eastAsiaTheme="minorEastAsia" w:hAnsi="Times New Roman" w:cs="Times New Roman"/>
+                <w:color w:val="auto"/>
+                <w:sz w:val="20"/>
+                <w:szCs w:val="20"/>
+              </w:rPr>
+              <w:t xml:space="preserve"> Token” (operación </w:t>
+            </w:r>
+            <w:proofErr w:type="spellStart"/>
+            <w:r>
+              <w:rPr>
+                <w:rFonts w:ascii="Times New Roman" w:eastAsiaTheme="minorEastAsia" w:hAnsi="Times New Roman" w:cs="Times New Roman"/>
+                <w:color w:val="auto"/>
+                <w:sz w:val="20"/>
+                <w:szCs w:val="20"/>
+              </w:rPr>
+              <w:t>convert</w:t>
+            </w:r>
+            <w:proofErr w:type="spellEnd"/>
+            <w:r>
+              <w:rPr>
+                <w:rFonts w:ascii="Times New Roman" w:eastAsiaTheme="minorEastAsia" w:hAnsi="Times New Roman" w:cs="Times New Roman"/>
+                <w:color w:val="auto"/>
+                <w:sz w:val="20"/>
+                <w:szCs w:val="20"/>
+              </w:rPr>
+              <w:t xml:space="preserve">) o “Token Inválido” (operación </w:t>
+            </w:r>
+            <w:proofErr w:type="spellStart"/>
+            <w:r>
+              <w:rPr>
+                <w:rFonts w:ascii="Times New Roman" w:eastAsiaTheme="minorEastAsia" w:hAnsi="Times New Roman" w:cs="Times New Roman"/>
+                <w:color w:val="auto"/>
+                <w:sz w:val="20"/>
+                <w:szCs w:val="20"/>
+              </w:rPr>
+              <w:t>catalog</w:t>
+            </w:r>
+            <w:proofErr w:type="spellEnd"/>
+            <w:r>
+              <w:rPr>
+                <w:rFonts w:ascii="Times New Roman" w:eastAsiaTheme="minorEastAsia" w:hAnsi="Times New Roman" w:cs="Times New Roman"/>
+                <w:color w:val="auto"/>
+                <w:sz w:val="20"/>
+                <w:szCs w:val="20"/>
+              </w:rPr>
+              <w:t>). El cliente borra la sesión, muestra la alerta “Su sesión expiró o no es válida. Inicie sesión nuevamente.” y redirige al usuario a Iniciar Sesión (ECUD1).</w:t>
             </w:r>
           </w:p>
         </w:tc>
@@ -19291,34 +19432,16 @@
                 <w:sz w:val="20"/>
                 <w:szCs w:val="20"/>
               </w:rPr>
-              <w:t>Token inválido o alterado:</w:t>
-            </w:r>
-            <w:r>
-              <w:rPr>
-                <w:rFonts w:ascii="Times New Roman" w:eastAsiaTheme="minorEastAsia" w:hAnsi="Times New Roman" w:cs="Times New Roman"/>
-                <w:color w:val="auto"/>
-                <w:sz w:val="20"/>
-                <w:szCs w:val="20"/>
-              </w:rPr>
-              <w:t xml:space="preserve"> En los pasos 3 y 4, si el token no existe, fue modificado o no </w:t>
-            </w:r>
-            <w:r>
-              <w:rPr>
-                <w:rFonts w:ascii="Times New Roman" w:eastAsiaTheme="minorEastAsia" w:hAnsi="Times New Roman" w:cs="Times New Roman"/>
-                <w:color w:val="auto"/>
-                <w:sz w:val="20"/>
-                <w:szCs w:val="20"/>
-              </w:rPr>
-              <w:t>está asociado a un usuario registrado, el sistema devuelve una respuesta con estado ERROR, código AUTH-003 y el mensaje “Token inválido”. El cliente muestra el mensaje, elimina el token almacenado y redirige al usuario a Iniciar Sesión (ECUD1)</w:t>
-            </w:r>
-            <w:r>
-              <w:rPr>
-                <w:rFonts w:ascii="Times New Roman" w:eastAsiaTheme="minorEastAsia" w:hAnsi="Times New Roman" w:cs="Times New Roman"/>
-                <w:color w:val="auto"/>
-                <w:sz w:val="20"/>
-                <w:szCs w:val="20"/>
-              </w:rPr>
-              <w:t>.</w:t>
+              <w:t>Servidor reiniciado:</w:t>
+            </w:r>
+            <w:r>
+              <w:rPr>
+                <w:rFonts w:ascii="Times New Roman" w:eastAsiaTheme="minorEastAsia" w:hAnsi="Times New Roman" w:cs="Times New Roman"/>
+                <w:color w:val="auto"/>
+                <w:sz w:val="20"/>
+                <w:szCs w:val="20"/>
+              </w:rPr>
+              <w:t xml:space="preserve"> Si el servidor se reinicia, todos los tokens emitidos se pierden y la siguiente petición protegida de cualquier cliente sigue el flujo alternativo 1.</w:t>
             </w:r>
           </w:p>
         </w:tc>
@@ -19349,75 +19472,22 @@
           <w:p>
             <w:pPr>
               <w:spacing w:before="20" w:after="20"/>
-              <w:rPr>
-                <w:rFonts w:ascii="Times New Roman" w:eastAsiaTheme="minorEastAsia" w:hAnsi="Times New Roman" w:cs="Times New Roman"/>
-                <w:color w:val="auto"/>
-                <w:sz w:val="20"/>
-                <w:szCs w:val="20"/>
-                <w:lang w:val="es-EC"/>
-              </w:rPr>
-            </w:pPr>
-            <w:r>
-              <w:rPr>
-                <w:rFonts w:ascii="Times New Roman" w:eastAsiaTheme="minorEastAsia" w:hAnsi="Times New Roman" w:cs="Times New Roman"/>
-                <w:color w:val="auto"/>
-                <w:sz w:val="20"/>
-                <w:szCs w:val="20"/>
-                <w:lang w:val="es-EC"/>
-              </w:rPr>
-              <w:t xml:space="preserve">3. Acceso no permitido:</w:t>
-            </w:r>
-            <w:r>
-              <w:rPr>
-                <w:rFonts w:ascii="Times New Roman" w:eastAsiaTheme="minorEastAsia" w:hAnsi="Times New Roman" w:cs="Times New Roman"/>
-                <w:b/>
-                <w:bCs/>
-                <w:color w:val="auto"/>
-                <w:sz w:val="20"/>
-                <w:szCs w:val="20"/>
-                <w:lang w:val="es-EC"/>
-              </w:rPr>
-              <w:t xml:space="preserve"/>
-            </w:r>
-            <w:r>
-              <w:rPr>
-                <w:rFonts w:ascii="Times New Roman" w:eastAsiaTheme="minorEastAsia" w:hAnsi="Times New Roman" w:cs="Times New Roman"/>
-                <w:color w:val="auto"/>
-                <w:sz w:val="20"/>
-                <w:szCs w:val="20"/>
-                <w:lang w:val="es-EC"/>
-              </w:rPr>
-              <w:t xml:space="preserve"> En el paso 5, si la operación</w:t>
-            </w:r>
-            <w:r>
-              <w:rPr>
-                <w:rFonts w:ascii="Times New Roman" w:eastAsiaTheme="minorEastAsia" w:hAnsi="Times New Roman" w:cs="Times New Roman"/>
-                <w:color w:val="auto"/>
-                <w:sz w:val="20"/>
-                <w:szCs w:val="20"/>
-                <w:lang w:val="es-EC"/>
-              </w:rPr>
-              <w:t xml:space="preserve"> solicitada no es una operación protegida publicada por el servicio</w:t>
-            </w:r>
-            <w:r>
-              <w:rPr>
-                <w:rFonts w:ascii="Times New Roman" w:eastAsiaTheme="minorEastAsia" w:hAnsi="Times New Roman" w:cs="Times New Roman"/>
-                <w:color w:val="auto"/>
-                <w:sz w:val="20"/>
-                <w:szCs w:val="20"/>
-                <w:lang w:val="es-EC"/>
-              </w:rPr>
-              <w:t>, el sistema devuelve una respuesta con estado ERROR, código AUTH-005 y el mensaje “No autorizado para esta operación”.</w:t>
-            </w:r>
-            <w:r>
-              <w:rPr>
-                <w:rFonts w:ascii="Times New Roman" w:eastAsiaTheme="minorEastAsia" w:hAnsi="Times New Roman" w:cs="Times New Roman"/>
-                <w:color w:val="auto"/>
-                <w:sz w:val="20"/>
-                <w:szCs w:val="20"/>
-                <w:lang w:val="es-EC"/>
-              </w:rPr>
-              <w:t xml:space="preserve"> El cliente muestra el mensaje y regresa al menú principal.</w:t>
+              <w:jc w:val="left"/>
+              <w:rPr>
+                <w:rFonts w:ascii="Times New Roman" w:eastAsiaTheme="minorEastAsia" w:hAnsi="Times New Roman" w:cs="Times New Roman"/>
+                <w:color w:val="auto"/>
+                <w:sz w:val="20"/>
+                <w:szCs w:val="20"/>
+              </w:rPr>
+            </w:pPr>
+            <w:r>
+              <w:rPr>
+                <w:rFonts w:ascii="Times New Roman" w:eastAsiaTheme="minorEastAsia" w:hAnsi="Times New Roman" w:cs="Times New Roman"/>
+                <w:color w:val="auto"/>
+                <w:sz w:val="20"/>
+                <w:szCs w:val="20"/>
+              </w:rPr>
+              <w:t>Casos de uso incluidos: Ninguno.</w:t>
             </w:r>
           </w:p>
         </w:tc>
@@ -19463,52 +19533,6 @@
                 <w:sz w:val="20"/>
                 <w:szCs w:val="20"/>
               </w:rPr>
-              <w:t>Casos de uso incluidos: Ninguno.</w:t>
-            </w:r>
-          </w:p>
-        </w:tc>
-      </w:tr>
-      <w:tr>
-        <w:trPr>
-          <w:trHeight w:val="300"/>
-        </w:trPr>
-        <w:tc>
-          <w:tcPr>
-            <w:tcW w:w="9000" w:type="dxa"/>
-            <w:gridSpan w:val="4"/>
-            <w:tcBorders>
-              <w:top w:val="single" w:sz="6" w:space="0" w:color="000000" w:themeColor="text1"/>
-              <w:left w:val="single" w:sz="6" w:space="0" w:color="000000" w:themeColor="text1"/>
-              <w:bottom w:val="single" w:sz="6" w:space="0" w:color="000000" w:themeColor="text1"/>
-              <w:right w:val="single" w:sz="6" w:space="0" w:color="000000" w:themeColor="text1"/>
-            </w:tcBorders>
-            <w:shd w:val="clear" w:color="auto" w:fill="EBF1DE"/>
-            <w:tcMar>
-              <w:top w:w="60" w:type="dxa"/>
-              <w:left w:w="90" w:type="dxa"/>
-              <w:bottom w:w="60" w:type="dxa"/>
-              <w:right w:w="90" w:type="dxa"/>
-            </w:tcMar>
-            <w:vAlign w:val="center"/>
-          </w:tcPr>
-          <w:p>
-            <w:pPr>
-              <w:spacing w:before="20" w:after="20"/>
-              <w:jc w:val="left"/>
-              <w:rPr>
-                <w:rFonts w:ascii="Times New Roman" w:eastAsiaTheme="minorEastAsia" w:hAnsi="Times New Roman" w:cs="Times New Roman"/>
-                <w:color w:val="auto"/>
-                <w:sz w:val="20"/>
-                <w:szCs w:val="20"/>
-              </w:rPr>
-            </w:pPr>
-            <w:r>
-              <w:rPr>
-                <w:rFonts w:ascii="Times New Roman" w:eastAsiaTheme="minorEastAsia" w:hAnsi="Times New Roman" w:cs="Times New Roman"/>
-                <w:color w:val="auto"/>
-                <w:sz w:val="20"/>
-                <w:szCs w:val="20"/>
-              </w:rPr>
               <w:t>Casos de uso extendidos: Ninguno.</w:t>
             </w:r>
           </w:p>
@@ -19535,16 +19559,16 @@
         <w:rPr>
           <w:rFonts w:ascii="Times New Roman" w:hAnsi="Times New Roman" w:cs="Times New Roman"/>
           <w:b/>
-          <w:color w:val="000000"/>
+          <w:color w:val="auto"/>
           <w:sz w:val="24"/>
         </w:rPr>
       </w:pPr>
-      <w:bookmarkStart w:id="19" w:name="_Toc242721998"/>
+      <w:bookmarkStart w:id="19" w:name="_Toc243856928"/>
       <w:r>
         <w:rPr>
           <w:rFonts w:ascii="Times New Roman" w:hAnsi="Times New Roman" w:cs="Times New Roman"/>
           <w:b/>
-          <w:color w:val="000000"/>
+          <w:color w:val="auto"/>
           <w:sz w:val="24"/>
         </w:rPr>
         <w:t>ECUD_GENERAR_RESPUESTA_ESTRUCTURADA</w:t>
@@ -19575,30 +19599,35 @@
         <w:jc w:val="center"/>
         <w:rPr>
           <w:rFonts w:ascii="Times New Roman" w:hAnsi="Times New Roman" w:cs="Times New Roman"/>
+          <w:color w:val="auto"/>
         </w:rPr>
       </w:pPr>
       <w:bookmarkStart w:id="20" w:name="_Toc242714326"/>
       <w:r>
         <w:rPr>
           <w:rFonts w:ascii="Times New Roman" w:hAnsi="Times New Roman" w:cs="Times New Roman"/>
+          <w:color w:val="auto"/>
         </w:rPr>
         <w:t xml:space="preserve">Tabla </w:t>
       </w:r>
       <w:r>
         <w:rPr>
           <w:rFonts w:ascii="Times New Roman" w:hAnsi="Times New Roman" w:cs="Times New Roman"/>
+          <w:color w:val="auto"/>
         </w:rPr>
         <w:fldChar w:fldCharType="begin"/>
       </w:r>
       <w:r>
         <w:rPr>
           <w:rFonts w:ascii="Times New Roman" w:hAnsi="Times New Roman" w:cs="Times New Roman"/>
+          <w:color w:val="auto"/>
         </w:rPr>
         <w:instrText xml:space="preserve"> SEQ Tabla \* ARABIC </w:instrText>
       </w:r>
       <w:r>
         <w:rPr>
           <w:rFonts w:ascii="Times New Roman" w:hAnsi="Times New Roman" w:cs="Times New Roman"/>
+          <w:color w:val="auto"/>
         </w:rPr>
         <w:fldChar w:fldCharType="separate"/>
       </w:r>
@@ -19606,18 +19635,21 @@
         <w:rPr>
           <w:rFonts w:ascii="Times New Roman" w:hAnsi="Times New Roman" w:cs="Times New Roman"/>
           <w:noProof/>
+          <w:color w:val="auto"/>
         </w:rPr>
         <w:t>6</w:t>
       </w:r>
       <w:r>
         <w:rPr>
           <w:rFonts w:ascii="Times New Roman" w:hAnsi="Times New Roman" w:cs="Times New Roman"/>
+          <w:color w:val="auto"/>
         </w:rPr>
         <w:fldChar w:fldCharType="end"/>
       </w:r>
       <w:r>
         <w:rPr>
           <w:rFonts w:ascii="Times New Roman" w:hAnsi="Times New Roman" w:cs="Times New Roman"/>
+          <w:color w:val="auto"/>
         </w:rPr>
         <w:t>. ECUD Generar Respuesta Estructurada</w:t>
       </w:r>
@@ -19902,8 +19934,9 @@
                 <w:szCs w:val="20"/>
                 <w:lang w:val="es-EC"/>
               </w:rPr>
-              <w:t>Construye la respuesta que el servicio SOAP devuelve al cliente con una estructura uniforme: estado de la operación, código, mensaje</w:t>
-            </w:r>
+              <w:t>Construye la respuesta que el servicio SOAP devuelve al cliente con una estructura uniforme: estado de la operación (OK o ERROR), mensaje y un dato que depende de la operación: el token (</w:t>
+            </w:r>
+            <w:proofErr w:type="spellStart"/>
             <w:r>
               <w:rPr>
                 <w:rFonts w:ascii="Times New Roman" w:eastAsiaTheme="minorEastAsia" w:hAnsi="Times New Roman" w:cs="Times New Roman"/>
@@ -19912,8 +19945,9 @@
                 <w:szCs w:val="20"/>
                 <w:lang w:val="es-EC"/>
               </w:rPr>
-              <w:t xml:space="preserve"> y un bloque de datos que depende de la operación: el token (Iniciar Sesión), el listado de categorías (Consultar Catálogo), el listado de unidades (Consultar Unidades por Categoría) o el resultado numérico con la unidad de origen y la unidad de destino (Seleccionar Conversión)</w:t>
-            </w:r>
+              <w:t>LoginDTO</w:t>
+            </w:r>
+            <w:proofErr w:type="spellEnd"/>
             <w:r>
               <w:rPr>
                 <w:rFonts w:ascii="Times New Roman" w:eastAsiaTheme="minorEastAsia" w:hAnsi="Times New Roman" w:cs="Times New Roman"/>
@@ -19922,8 +19956,9 @@
                 <w:szCs w:val="20"/>
                 <w:lang w:val="es-EC"/>
               </w:rPr>
-              <w:t xml:space="preserve">. Se aplica tanto a las operaciones exitosas como a las fallidas, y JAX-WS la serializa como XML dentro del SOAP Body. Es invocado por </w:t>
-            </w:r>
+              <w:t>, en Iniciar Sesión), la lista de símbolos de unidades (</w:t>
+            </w:r>
+            <w:proofErr w:type="spellStart"/>
             <w:r>
               <w:rPr>
                 <w:rFonts w:ascii="Times New Roman" w:eastAsiaTheme="minorEastAsia" w:hAnsi="Times New Roman" w:cs="Times New Roman"/>
@@ -19932,8 +19967,9 @@
                 <w:szCs w:val="20"/>
                 <w:lang w:val="es-EC"/>
               </w:rPr>
-              <w:t>los casos</w:t>
-            </w:r>
+              <w:t>CatalogDTO</w:t>
+            </w:r>
+            <w:proofErr w:type="spellEnd"/>
             <w:r>
               <w:rPr>
                 <w:rFonts w:ascii="Times New Roman" w:eastAsiaTheme="minorEastAsia" w:hAnsi="Times New Roman" w:cs="Times New Roman"/>
@@ -19942,8 +19978,9 @@
                 <w:szCs w:val="20"/>
                 <w:lang w:val="es-EC"/>
               </w:rPr>
-              <w:t xml:space="preserve"> de uso </w:t>
-            </w:r>
+              <w:t>, en Consultar Unidades por Categoría) o el resultado numérico (</w:t>
+            </w:r>
+            <w:proofErr w:type="spellStart"/>
             <w:r>
               <w:rPr>
                 <w:rFonts w:ascii="Times New Roman" w:eastAsiaTheme="minorEastAsia" w:hAnsi="Times New Roman" w:cs="Times New Roman"/>
@@ -19952,8 +19989,9 @@
                 <w:szCs w:val="20"/>
                 <w:lang w:val="es-EC"/>
               </w:rPr>
-              <w:t xml:space="preserve">Iniciar Sesión, </w:t>
-            </w:r>
+              <w:t>ConverterDTO</w:t>
+            </w:r>
+            <w:proofErr w:type="spellEnd"/>
             <w:r>
               <w:rPr>
                 <w:rFonts w:ascii="Times New Roman" w:eastAsiaTheme="minorEastAsia" w:hAnsi="Times New Roman" w:cs="Times New Roman"/>
@@ -19962,27 +20000,7 @@
                 <w:szCs w:val="20"/>
                 <w:lang w:val="es-EC"/>
               </w:rPr>
-              <w:t>Seleccionar Conversión</w:t>
-            </w:r>
-            <w:r>
-              <w:rPr>
-                <w:rFonts w:ascii="Times New Roman" w:eastAsiaTheme="minorEastAsia" w:hAnsi="Times New Roman" w:cs="Times New Roman"/>
-                <w:color w:val="auto"/>
-                <w:sz w:val="20"/>
-                <w:szCs w:val="20"/>
-                <w:lang w:val="es-EC"/>
-              </w:rPr>
-              <w:t>, Consultar Catálogo y Consultar Unidades por Categoría</w:t>
-            </w:r>
-            <w:r>
-              <w:rPr>
-                <w:rFonts w:ascii="Times New Roman" w:eastAsiaTheme="minorEastAsia" w:hAnsi="Times New Roman" w:cs="Times New Roman"/>
-                <w:color w:val="auto"/>
-                <w:sz w:val="20"/>
-                <w:szCs w:val="20"/>
-                <w:lang w:val="es-EC"/>
-              </w:rPr>
-              <w:t>.</w:t>
+              <w:t>, en Seleccionar Conversión). Se aplica tanto a las operaciones exitosas como a las fallidas, y JAX-WS la serializa como XML dentro del SOAP Body. Es invocado por los casos de uso Iniciar Sesión, Seleccionar Conversión, Consultar Catálogo y Consultar Unidades por Categoría.</w:t>
             </w:r>
           </w:p>
         </w:tc>
@@ -20240,6 +20258,15 @@
               </w:rPr>
               <w:t>1.0</w:t>
             </w:r>
+            <w:r>
+              <w:rPr>
+                <w:rFonts w:ascii="Times New Roman" w:eastAsiaTheme="minorEastAsia" w:hAnsi="Times New Roman" w:cs="Times New Roman"/>
+                <w:color w:val="auto"/>
+                <w:sz w:val="20"/>
+                <w:szCs w:val="20"/>
+              </w:rPr>
+              <w:t>.1</w:t>
+            </w:r>
           </w:p>
         </w:tc>
       </w:tr>
@@ -20502,7 +20529,16 @@
                 <w:sz w:val="20"/>
                 <w:szCs w:val="20"/>
               </w:rPr>
-              <w:t>08/10/2026</w:t>
+              <w:t>25</w:t>
+            </w:r>
+            <w:r>
+              <w:rPr>
+                <w:rFonts w:ascii="Times New Roman" w:eastAsiaTheme="minorEastAsia" w:hAnsi="Times New Roman" w:cs="Times New Roman"/>
+                <w:color w:val="auto"/>
+                <w:sz w:val="20"/>
+                <w:szCs w:val="20"/>
+              </w:rPr>
+              <w:t>/10/2026</w:t>
             </w:r>
           </w:p>
         </w:tc>
@@ -20678,27 +20714,7 @@
                 <w:szCs w:val="20"/>
                 <w:lang w:val="es-EC"/>
               </w:rPr>
-              <w:t>El cliente recibe una respuesta SOAP con todos los campos de la estructura definida</w:t>
-            </w:r>
-            <w:r>
-              <w:rPr>
-                <w:rFonts w:ascii="Times New Roman" w:eastAsiaTheme="minorEastAsia" w:hAnsi="Times New Roman" w:cs="Times New Roman"/>
-                <w:color w:val="auto"/>
-                <w:sz w:val="20"/>
-                <w:szCs w:val="20"/>
-                <w:lang w:val="es-EC"/>
-              </w:rPr>
-              <w:t>; en una respuesta con error, el bloque de datos llega en nulo</w:t>
-            </w:r>
-            <w:r>
-              <w:rPr>
-                <w:rFonts w:ascii="Times New Roman" w:eastAsiaTheme="minorEastAsia" w:hAnsi="Times New Roman" w:cs="Times New Roman"/>
-                <w:color w:val="auto"/>
-                <w:sz w:val="20"/>
-                <w:szCs w:val="20"/>
-                <w:lang w:val="es-EC"/>
-              </w:rPr>
-              <w:t>.</w:t>
+              <w:t>El cliente recibe una respuesta SOAP con todos los campos de la estructura definida; en una respuesta con error, el dato llega vacío: token vacío, lista de unidades vacía o resultado 0.</w:t>
             </w:r>
           </w:p>
         </w:tc>
@@ -20782,6 +20798,7 @@
             <w:r>
               <w:rPr>
                 <w:rFonts w:ascii="Times New Roman" w:eastAsiaTheme="minorEastAsia" w:hAnsi="Times New Roman" w:cs="Times New Roman"/>
+                <w:noProof/>
                 <w:color w:val="auto"/>
                 <w:sz w:val="20"/>
                 <w:szCs w:val="20"/>
@@ -21276,8 +21293,9 @@
                 <w:szCs w:val="20"/>
                 <w:lang w:val="es-EC"/>
               </w:rPr>
-              <w:t>3. El sistema asigna el código y el mensaje correspondientes al estado</w:t>
-            </w:r>
+              <w:t>3. El sistema asigna el mensaje propio de la operación: “Ingreso de Sesión Exitoso!”, “Conversión Exitosa” u “Obtención de Catálogo Exitosa” si tuvo éxito, o “Credenciales Incorrectas”, “</w:t>
+            </w:r>
+            <w:proofErr w:type="spellStart"/>
             <w:r>
               <w:rPr>
                 <w:rFonts w:ascii="Times New Roman" w:eastAsiaTheme="minorEastAsia" w:hAnsi="Times New Roman" w:cs="Times New Roman"/>
@@ -21286,8 +21304,9 @@
                 <w:szCs w:val="20"/>
                 <w:lang w:val="es-EC"/>
               </w:rPr>
-              <w:t>; en las operaciones exitosas asigna el código OK-000 y el mensaje propio de la operación (por ejemplo, “Conversión realizada correctamente”)</w:t>
-            </w:r>
+              <w:t>Invalid</w:t>
+            </w:r>
+            <w:proofErr w:type="spellEnd"/>
             <w:r>
               <w:rPr>
                 <w:rFonts w:ascii="Times New Roman" w:eastAsiaTheme="minorEastAsia" w:hAnsi="Times New Roman" w:cs="Times New Roman"/>
@@ -21296,7 +21315,7 @@
                 <w:szCs w:val="20"/>
                 <w:lang w:val="es-EC"/>
               </w:rPr>
-              <w:t>.</w:t>
+              <w:t xml:space="preserve"> Token”, “Token Inválido” o “Tipo de Catálogo Inexistente” si falló. No se asignan códigos de error.</w:t>
             </w:r>
           </w:p>
         </w:tc>
@@ -21374,47 +21393,7 @@
                 <w:szCs w:val="20"/>
                 <w:lang w:val="es-EC"/>
               </w:rPr>
-              <w:t xml:space="preserve">4. El sistema incluye el </w:t>
-            </w:r>
-            <w:r>
-              <w:rPr>
-                <w:rFonts w:ascii="Times New Roman" w:eastAsiaTheme="minorEastAsia" w:hAnsi="Times New Roman" w:cs="Times New Roman"/>
-                <w:color w:val="auto"/>
-                <w:sz w:val="20"/>
-                <w:szCs w:val="20"/>
-                <w:lang w:val="es-EC"/>
-              </w:rPr>
-              <w:t xml:space="preserve">bloque de datos de la operación; en una conversión, el </w:t>
-            </w:r>
-            <w:r>
-              <w:rPr>
-                <w:rFonts w:ascii="Times New Roman" w:eastAsiaTheme="minorEastAsia" w:hAnsi="Times New Roman" w:cs="Times New Roman"/>
-                <w:color w:val="auto"/>
-                <w:sz w:val="20"/>
-                <w:szCs w:val="20"/>
-                <w:lang w:val="es-EC"/>
-              </w:rPr>
-              <w:t xml:space="preserve">resultado numérico </w:t>
-            </w:r>
-            <w:r>
-              <w:rPr>
-                <w:rFonts w:ascii="Times New Roman" w:eastAsiaTheme="minorEastAsia" w:hAnsi="Times New Roman" w:cs="Times New Roman"/>
-                <w:color w:val="auto"/>
-                <w:sz w:val="20"/>
-                <w:szCs w:val="20"/>
-                <w:lang w:val="es-EC"/>
-              </w:rPr>
-              <w:t xml:space="preserve">redondeado a 4 decimales </w:t>
-            </w:r>
-            <w:r>
-              <w:rPr>
-                <w:rFonts w:ascii="Times New Roman" w:eastAsiaTheme="minorEastAsia" w:hAnsi="Times New Roman" w:cs="Times New Roman"/>
-                <w:color w:val="auto"/>
-                <w:sz w:val="20"/>
-                <w:szCs w:val="20"/>
-                <w:lang w:val="es-EC"/>
-              </w:rPr>
-              <w:t>junto con la unidad de origen y la unidad de destino.</w:t>
+              <w:t>4. El sistema incluye el dato de la operación; en una conversión, el resultado numérico sin redondear.</w:t>
             </w:r>
           </w:p>
         </w:tc>
@@ -21611,47 +21590,7 @@
                 <w:szCs w:val="20"/>
                 <w:lang w:val="es-EC"/>
               </w:rPr>
-              <w:t xml:space="preserve"> En los pasos 3 y 4, si la operación terminó con error, el sistema asigna estado ERROR, el código del error producido y su mensaje, y deja el </w:t>
-            </w:r>
-            <w:r>
-              <w:rPr>
-                <w:rFonts w:ascii="Times New Roman" w:eastAsiaTheme="minorEastAsia" w:hAnsi="Times New Roman" w:cs="Times New Roman"/>
-                <w:color w:val="auto"/>
-                <w:sz w:val="20"/>
-                <w:szCs w:val="20"/>
-                <w:lang w:val="es-EC"/>
-              </w:rPr>
-              <w:t>bloque de datos</w:t>
-            </w:r>
-            <w:r>
-              <w:rPr>
-                <w:rFonts w:ascii="Times New Roman" w:eastAsiaTheme="minorEastAsia" w:hAnsi="Times New Roman" w:cs="Times New Roman"/>
-                <w:color w:val="auto"/>
-                <w:sz w:val="20"/>
-                <w:szCs w:val="20"/>
-                <w:lang w:val="es-EC"/>
-              </w:rPr>
-              <w:t xml:space="preserve"> en nulo</w:t>
-            </w:r>
-            <w:r>
-              <w:rPr>
-                <w:rFonts w:ascii="Times New Roman" w:eastAsiaTheme="minorEastAsia" w:hAnsi="Times New Roman" w:cs="Times New Roman"/>
-                <w:color w:val="auto"/>
-                <w:sz w:val="20"/>
-                <w:szCs w:val="20"/>
-                <w:lang w:val="es-EC"/>
-              </w:rPr>
-              <w:t>; en una conversión, conserva la unidad de origen y la unidad de destino recibidas</w:t>
-            </w:r>
-            <w:r>
-              <w:rPr>
-                <w:rFonts w:ascii="Times New Roman" w:eastAsiaTheme="minorEastAsia" w:hAnsi="Times New Roman" w:cs="Times New Roman"/>
-                <w:color w:val="auto"/>
-                <w:sz w:val="20"/>
-                <w:szCs w:val="20"/>
-                <w:lang w:val="es-EC"/>
-              </w:rPr>
-              <w:t>.</w:t>
+              <w:t xml:space="preserve"> En los pasos 3 y 4, si la operación terminó con error, el sistema asigna estado ERROR y el mensaje del error, y deja el dato vacío (token vacío, lista vacía o resultado 0).</w:t>
             </w:r>
           </w:p>
         </w:tc>
@@ -21720,7 +21659,29 @@
                 <w:szCs w:val="20"/>
                 <w:lang w:val="es-EC"/>
               </w:rPr>
-              <w:t xml:space="preserve"> Si ocurre una excepción no controlada durante el procesamiento, el sistema genera una respuesta con estado ERROR, código SYS-001 y el mensaje “Error interno del servicio”, garantizando que el cliente siempre reciba una respuesta.</w:t>
+              <w:t xml:space="preserve"> Si ocurre una excepción no controlada durante el procesamiento, JAX-WS devuelve un mensaje SOAP </w:t>
+            </w:r>
+            <w:proofErr w:type="spellStart"/>
+            <w:r>
+              <w:rPr>
+                <w:rFonts w:ascii="Times New Roman" w:eastAsiaTheme="minorEastAsia" w:hAnsi="Times New Roman" w:cs="Times New Roman"/>
+                <w:color w:val="auto"/>
+                <w:sz w:val="20"/>
+                <w:szCs w:val="20"/>
+                <w:lang w:val="es-EC"/>
+              </w:rPr>
+              <w:t>Fault</w:t>
+            </w:r>
+            <w:proofErr w:type="spellEnd"/>
+            <w:r>
+              <w:rPr>
+                <w:rFonts w:ascii="Times New Roman" w:eastAsiaTheme="minorEastAsia" w:hAnsi="Times New Roman" w:cs="Times New Roman"/>
+                <w:color w:val="auto"/>
+                <w:sz w:val="20"/>
+                <w:szCs w:val="20"/>
+                <w:lang w:val="es-EC"/>
+              </w:rPr>
+              <w:t xml:space="preserve"> en lugar de la respuesta estructurada. El cliente lo traduce al mensaje “El servidor no pudo procesar la solicitud: &lt;detalle&gt;”.</w:t>
             </w:r>
           </w:p>
         </w:tc>
@@ -21842,16 +21803,16 @@
         <w:rPr>
           <w:rFonts w:ascii="Times New Roman" w:hAnsi="Times New Roman" w:cs="Times New Roman"/>
           <w:b/>
-          <w:color w:val="000000"/>
+          <w:color w:val="auto"/>
           <w:sz w:val="24"/>
         </w:rPr>
       </w:pPr>
-      <w:bookmarkStart w:id="22" w:name="_Toc242721999"/>
+      <w:bookmarkStart w:id="22" w:name="_Toc243856929"/>
       <w:r>
         <w:rPr>
           <w:rFonts w:ascii="Times New Roman" w:hAnsi="Times New Roman" w:cs="Times New Roman"/>
           <w:b/>
-          <w:color w:val="000000"/>
+          <w:color w:val="auto"/>
           <w:sz w:val="24"/>
         </w:rPr>
         <w:t>ECUD_CONSULTAR_UNIDADES_POR_CATEGORIA</w:t>
@@ -21873,7 +21834,6 @@
           <w:bCs/>
           <w:color w:val="auto"/>
         </w:rPr>
-        <w:lastRenderedPageBreak/>
         <w:t>A continuación, se muestra ECUD_CONSULTAR_UNIDADES_POR_CATEGORIA, que da cumplimiento al requisito RQF-007.</w:t>
       </w:r>
     </w:p>
@@ -21883,30 +21843,36 @@
         <w:jc w:val="center"/>
         <w:rPr>
           <w:rFonts w:ascii="Times New Roman" w:hAnsi="Times New Roman" w:cs="Times New Roman"/>
+          <w:color w:val="auto"/>
         </w:rPr>
       </w:pPr>
       <w:bookmarkStart w:id="23" w:name="_Toc242714327"/>
       <w:r>
         <w:rPr>
           <w:rFonts w:ascii="Times New Roman" w:hAnsi="Times New Roman" w:cs="Times New Roman"/>
+          <w:color w:val="auto"/>
         </w:rPr>
+        <w:lastRenderedPageBreak/>
         <w:t xml:space="preserve">Tabla </w:t>
       </w:r>
       <w:r>
         <w:rPr>
           <w:rFonts w:ascii="Times New Roman" w:hAnsi="Times New Roman" w:cs="Times New Roman"/>
+          <w:color w:val="auto"/>
         </w:rPr>
         <w:fldChar w:fldCharType="begin"/>
       </w:r>
       <w:r>
         <w:rPr>
           <w:rFonts w:ascii="Times New Roman" w:hAnsi="Times New Roman" w:cs="Times New Roman"/>
+          <w:color w:val="auto"/>
         </w:rPr>
         <w:instrText xml:space="preserve"> SEQ Tabla \* ARABIC </w:instrText>
       </w:r>
       <w:r>
         <w:rPr>
           <w:rFonts w:ascii="Times New Roman" w:hAnsi="Times New Roman" w:cs="Times New Roman"/>
+          <w:color w:val="auto"/>
         </w:rPr>
         <w:fldChar w:fldCharType="separate"/>
       </w:r>
@@ -21914,18 +21880,21 @@
         <w:rPr>
           <w:rFonts w:ascii="Times New Roman" w:hAnsi="Times New Roman" w:cs="Times New Roman"/>
           <w:noProof/>
+          <w:color w:val="auto"/>
         </w:rPr>
         <w:t>7</w:t>
       </w:r>
       <w:r>
         <w:rPr>
           <w:rFonts w:ascii="Times New Roman" w:hAnsi="Times New Roman" w:cs="Times New Roman"/>
+          <w:color w:val="auto"/>
         </w:rPr>
         <w:fldChar w:fldCharType="end"/>
       </w:r>
       <w:r>
         <w:rPr>
           <w:rFonts w:ascii="Times New Roman" w:hAnsi="Times New Roman" w:cs="Times New Roman"/>
+          <w:color w:val="auto"/>
         </w:rPr>
         <w:t>. ECUD Consultar Unidades por Categoría</w:t>
       </w:r>
@@ -22208,7 +22177,7 @@
                 <w:sz w:val="20"/>
                 <w:szCs w:val="20"/>
               </w:rPr>
-              <w:t>Devuelve todas las unidades que pertenecen a una categoría de magnitud física (longitud, masa/peso, volumen, tiempo, temperatura o área). Es invocado por el caso de uso Consultar Catálogo cuando el usuario selecciona una categoría.</w:t>
+              <w:t>Devuelve todas las unidades que pertenecen a una categoría de magnitud física (longitud, masa/peso, volumen, tiempo, temperatura o área). Es invocado por los casos de uso Consultar Catálogo y Seleccionar Conversión para obtener las unidades de una categoría.</w:t>
             </w:r>
           </w:p>
         </w:tc>
@@ -22472,6 +22441,15 @@
               </w:rPr>
               <w:t>1.0</w:t>
             </w:r>
+            <w:r>
+              <w:rPr>
+                <w:rFonts w:ascii="Times New Roman" w:eastAsiaTheme="minorEastAsia" w:hAnsi="Times New Roman" w:cs="Times New Roman"/>
+                <w:color w:val="auto"/>
+                <w:sz w:val="20"/>
+                <w:szCs w:val="20"/>
+              </w:rPr>
+              <w:t>.1</w:t>
+            </w:r>
           </w:p>
         </w:tc>
       </w:tr>
@@ -22739,7 +22717,16 @@
                 <w:sz w:val="20"/>
                 <w:szCs w:val="20"/>
               </w:rPr>
-              <w:t>08/10/2026</w:t>
+              <w:t>25</w:t>
+            </w:r>
+            <w:r>
+              <w:rPr>
+                <w:rFonts w:ascii="Times New Roman" w:eastAsiaTheme="minorEastAsia" w:hAnsi="Times New Roman" w:cs="Times New Roman"/>
+                <w:color w:val="auto"/>
+                <w:sz w:val="20"/>
+                <w:szCs w:val="20"/>
+              </w:rPr>
+              <w:t>/10/2026</w:t>
             </w:r>
           </w:p>
         </w:tc>
@@ -22826,43 +22813,7 @@
                 <w:sz w:val="20"/>
                 <w:szCs w:val="20"/>
               </w:rPr>
-              <w:t xml:space="preserve">1. El </w:t>
-            </w:r>
-            <w:r>
-              <w:rPr>
-                <w:rFonts w:ascii="Times New Roman" w:eastAsiaTheme="minorEastAsia" w:hAnsi="Times New Roman" w:cs="Times New Roman"/>
-                <w:color w:val="auto"/>
-                <w:sz w:val="20"/>
-                <w:szCs w:val="20"/>
-              </w:rPr>
-              <w:t xml:space="preserve">usuario inició sesión y posee un token de seguridad válido (ECUD1)</w:t>
-            </w:r>
-            <w:r>
-              <w:rPr>
-                <w:rFonts w:ascii="Times New Roman" w:eastAsiaTheme="minorEastAsia" w:hAnsi="Times New Roman" w:cs="Times New Roman"/>
-                <w:color w:val="auto"/>
-                <w:sz w:val="20"/>
-                <w:szCs w:val="20"/>
-              </w:rPr>
-              <w:t xml:space="preserve"/>
-            </w:r>
-            <w:r>
-              <w:rPr>
-                <w:rFonts w:ascii="Times New Roman" w:eastAsiaTheme="minorEastAsia" w:hAnsi="Times New Roman" w:cs="Times New Roman"/>
-                <w:color w:val="auto"/>
-                <w:sz w:val="20"/>
-                <w:szCs w:val="20"/>
-              </w:rPr>
-              <w:t xml:space="preserve"/>
-            </w:r>
-            <w:r>
-              <w:rPr>
-                <w:rFonts w:ascii="Times New Roman" w:eastAsiaTheme="minorEastAsia" w:hAnsi="Times New Roman" w:cs="Times New Roman"/>
-                <w:color w:val="auto"/>
-                <w:sz w:val="20"/>
-                <w:szCs w:val="20"/>
-              </w:rPr>
-              <w:t>.</w:t>
+              <w:t>1. El usuario inició sesión y posee un token de seguridad válido (ECUD1).</w:t>
             </w:r>
           </w:p>
           <w:p>
@@ -22882,7 +22833,27 @@
                 <w:sz w:val="20"/>
                 <w:szCs w:val="20"/>
               </w:rPr>
-              <w:t>2. El usuario seleccionó una categoría del catálogo.</w:t>
+              <w:t>2. El cliente conoce el código de la categoría (</w:t>
+            </w:r>
+            <w:proofErr w:type="spellStart"/>
+            <w:r>
+              <w:rPr>
+                <w:rFonts w:ascii="Times New Roman" w:eastAsiaTheme="minorEastAsia" w:hAnsi="Times New Roman" w:cs="Times New Roman"/>
+                <w:color w:val="auto"/>
+                <w:sz w:val="20"/>
+                <w:szCs w:val="20"/>
+              </w:rPr>
+              <w:t>Area</w:t>
+            </w:r>
+            <w:proofErr w:type="spellEnd"/>
+            <w:r>
+              <w:rPr>
+                <w:rFonts w:ascii="Times New Roman" w:eastAsiaTheme="minorEastAsia" w:hAnsi="Times New Roman" w:cs="Times New Roman"/>
+                <w:color w:val="auto"/>
+                <w:sz w:val="20"/>
+                <w:szCs w:val="20"/>
+              </w:rPr>
+              <w:t>, Longitud, Masa, Temperatura, Tiempo o Volumen).</w:t>
             </w:r>
           </w:p>
         </w:tc>
@@ -23052,6 +23023,7 @@
             <w:r>
               <w:rPr>
                 <w:rFonts w:ascii="Times New Roman" w:eastAsiaTheme="minorEastAsia" w:hAnsi="Times New Roman" w:cs="Times New Roman"/>
+                <w:noProof/>
                 <w:color w:val="auto"/>
                 <w:sz w:val="20"/>
                 <w:szCs w:val="20"/>
@@ -23392,25 +23364,7 @@
                 <w:sz w:val="20"/>
                 <w:szCs w:val="20"/>
               </w:rPr>
-              <w:t xml:space="preserve">1. El usuario selecciona una categoría </w:t>
-            </w:r>
-            <w:r>
-              <w:rPr>
-                <w:rFonts w:ascii="Times New Roman" w:eastAsiaTheme="minorEastAsia" w:hAnsi="Times New Roman" w:cs="Times New Roman"/>
-                <w:color w:val="auto"/>
-                <w:sz w:val="20"/>
-                <w:szCs w:val="20"/>
-              </w:rPr>
-              <w:t>en la lista de categorías mostrada por Consultar Catálogo (paso 5 de ECUD3)</w:t>
-            </w:r>
-            <w:r>
-              <w:rPr>
-                <w:rFonts w:ascii="Times New Roman" w:eastAsiaTheme="minorEastAsia" w:hAnsi="Times New Roman" w:cs="Times New Roman"/>
-                <w:color w:val="auto"/>
-                <w:sz w:val="20"/>
-                <w:szCs w:val="20"/>
-              </w:rPr>
-              <w:t>.</w:t>
+              <w:t>1. El usuario abre el catálogo (ECUD3) o elige una categoría en el formulario de conversión (ECUD2).</w:t>
             </w:r>
           </w:p>
         </w:tc>
@@ -23450,7 +23404,47 @@
                 <w:sz w:val="20"/>
                 <w:szCs w:val="20"/>
               </w:rPr>
-              <w:t>2. El cliente envía al servicio SOAP la petición con el token y la categoría seleccionada.</w:t>
+              <w:t xml:space="preserve">2. El cliente envía al servicio SOAP la petición con el token y el código de la categoría (parámetros token y </w:t>
+            </w:r>
+            <w:proofErr w:type="spellStart"/>
+            <w:r>
+              <w:rPr>
+                <w:rFonts w:ascii="Times New Roman" w:eastAsiaTheme="minorEastAsia" w:hAnsi="Times New Roman" w:cs="Times New Roman"/>
+                <w:color w:val="auto"/>
+                <w:sz w:val="20"/>
+                <w:szCs w:val="20"/>
+              </w:rPr>
+              <w:t>type</w:t>
+            </w:r>
+            <w:proofErr w:type="spellEnd"/>
+            <w:r>
+              <w:rPr>
+                <w:rFonts w:ascii="Times New Roman" w:eastAsiaTheme="minorEastAsia" w:hAnsi="Times New Roman" w:cs="Times New Roman"/>
+                <w:color w:val="auto"/>
+                <w:sz w:val="20"/>
+                <w:szCs w:val="20"/>
+              </w:rPr>
+              <w:t xml:space="preserve"> de la operación </w:t>
+            </w:r>
+            <w:proofErr w:type="spellStart"/>
+            <w:r>
+              <w:rPr>
+                <w:rFonts w:ascii="Times New Roman" w:eastAsiaTheme="minorEastAsia" w:hAnsi="Times New Roman" w:cs="Times New Roman"/>
+                <w:color w:val="auto"/>
+                <w:sz w:val="20"/>
+                <w:szCs w:val="20"/>
+              </w:rPr>
+              <w:t>catalog</w:t>
+            </w:r>
+            <w:proofErr w:type="spellEnd"/>
+            <w:r>
+              <w:rPr>
+                <w:rFonts w:ascii="Times New Roman" w:eastAsiaTheme="minorEastAsia" w:hAnsi="Times New Roman" w:cs="Times New Roman"/>
+                <w:color w:val="auto"/>
+                <w:sz w:val="20"/>
+                <w:szCs w:val="20"/>
+              </w:rPr>
+              <w:t>).</w:t>
             </w:r>
           </w:p>
         </w:tc>
@@ -23526,25 +23520,7 @@
                 <w:sz w:val="20"/>
                 <w:szCs w:val="20"/>
               </w:rPr>
-              <w:t xml:space="preserve">3. El sistema </w:t>
-            </w:r>
-            <w:r>
-              <w:rPr>
-                <w:rFonts w:ascii="Times New Roman" w:eastAsiaTheme="minorEastAsia" w:hAnsi="Times New Roman" w:cs="Times New Roman"/>
-                <w:color w:val="auto"/>
-                <w:sz w:val="20"/>
-                <w:szCs w:val="20"/>
-              </w:rPr>
-              <w:t xml:space="preserve">valida el token de la petición (Validar Token) y </w:t>
-            </w:r>
-            <w:r>
-              <w:rPr>
-                <w:rFonts w:ascii="Times New Roman" w:eastAsiaTheme="minorEastAsia" w:hAnsi="Times New Roman" w:cs="Times New Roman"/>
-                <w:color w:val="auto"/>
-                <w:sz w:val="20"/>
-                <w:szCs w:val="20"/>
-              </w:rPr>
-              <w:t>busca la categoría en el catálogo.</w:t>
+              <w:t>3. El sistema valida el token de la petición (Validar Token) y busca la categoría en el catálogo (el código distingue mayúsculas y minúsculas).</w:t>
             </w:r>
           </w:p>
         </w:tc>
@@ -23696,25 +23672,7 @@
                 <w:sz w:val="20"/>
                 <w:szCs w:val="20"/>
               </w:rPr>
-              <w:t>5. El sistema devuelve una respuesta estructurada con estado OK</w:t>
-            </w:r>
-            <w:r>
-              <w:rPr>
-                <w:rFonts w:ascii="Times New Roman" w:eastAsiaTheme="minorEastAsia" w:hAnsi="Times New Roman" w:cs="Times New Roman"/>
-                <w:color w:val="auto"/>
-                <w:sz w:val="20"/>
-                <w:szCs w:val="20"/>
-              </w:rPr>
-              <w:t>, código OK-000 y la lista de unidades, donde cada unidad incluye su nombre y su símbolo (Generar Respuesta Estructurada)</w:t>
-            </w:r>
-            <w:r>
-              <w:rPr>
-                <w:rFonts w:ascii="Times New Roman" w:eastAsiaTheme="minorEastAsia" w:hAnsi="Times New Roman" w:cs="Times New Roman"/>
-                <w:color w:val="auto"/>
-                <w:sz w:val="20"/>
-                <w:szCs w:val="20"/>
-              </w:rPr>
-              <w:t>.</w:t>
+              <w:t>5. El sistema devuelve una respuesta estructurada con estado OK, el mensaje “Obtención de Catálogo Exitosa” y la lista de símbolos de las unidades, sin un orden definido (Generar Respuesta Estructurada).</w:t>
             </w:r>
           </w:p>
         </w:tc>
@@ -23759,25 +23717,7 @@
                 <w:sz w:val="20"/>
                 <w:szCs w:val="20"/>
               </w:rPr>
-              <w:t xml:space="preserve">6. El usuario visualiza las unidades </w:t>
-            </w:r>
-            <w:r>
-              <w:rPr>
-                <w:rFonts w:ascii="Times New Roman" w:eastAsiaTheme="minorEastAsia" w:hAnsi="Times New Roman" w:cs="Times New Roman"/>
-                <w:color w:val="auto"/>
-                <w:sz w:val="20"/>
-                <w:szCs w:val="20"/>
-              </w:rPr>
-              <w:t>en una tabla con las columnas “Nombre” y “Símbolo” (en consola, como líneas con el formato “nombre (símbolo)”)</w:t>
-            </w:r>
-            <w:r>
-              <w:rPr>
-                <w:rFonts w:ascii="Times New Roman" w:eastAsiaTheme="minorEastAsia" w:hAnsi="Times New Roman" w:cs="Times New Roman"/>
-                <w:color w:val="auto"/>
-                <w:sz w:val="20"/>
-                <w:szCs w:val="20"/>
-              </w:rPr>
-              <w:t>.</w:t>
+              <w:t>6. El cliente agrega a cada símbolo su nombre en español y el usuario visualiza las unidades en una tabla con las columnas “Nombre” y “Símbolo” (en consola, como líneas con el formato “nombre (símbolo)”).</w:t>
             </w:r>
           </w:p>
         </w:tc>
@@ -23921,16 +23861,7 @@
                 <w:sz w:val="20"/>
                 <w:szCs w:val="20"/>
               </w:rPr>
-              <w:t xml:space="preserve"> En el paso 3, si la categoría enviada no existe en el catálogo, el sistema devuelve una respuesta con estado ERROR, código CAT-001 y el mensaje “Categoría no soportada”.</w:t>
-            </w:r>
-            <w:r>
-              <w:rPr>
-                <w:rFonts w:ascii="Times New Roman" w:eastAsiaTheme="minorEastAsia" w:hAnsi="Times New Roman" w:cs="Times New Roman"/>
-                <w:color w:val="auto"/>
-                <w:sz w:val="20"/>
-                <w:szCs w:val="20"/>
-              </w:rPr>
-              <w:t xml:space="preserve"> El cliente muestra el mensaje y mantiene visible la lista de categorías.</w:t>
+              <w:t xml:space="preserve"> En el paso 3, si la categoría enviada no existe en el catálogo, el sistema devuelve una respuesta con estado ERROR, el mensaje “Tipo de Catálogo Inexistente” y una lista vacía. El cliente muestra el mensaje y mantiene visible la lista de categorías.</w:t>
             </w:r>
           </w:p>
         </w:tc>
@@ -23975,27 +23906,7 @@
                 <w:sz w:val="20"/>
                 <w:szCs w:val="20"/>
               </w:rPr>
-              <w:t xml:space="preserve">2. </w:t>
-            </w:r>
-            <w:r>
-              <w:rPr>
-                <w:rFonts w:ascii="Times New Roman" w:eastAsiaTheme="minorEastAsia" w:hAnsi="Times New Roman" w:cs="Times New Roman"/>
-                <w:b/>
-                <w:bCs/>
-                <w:color w:val="auto"/>
-                <w:sz w:val="20"/>
-                <w:szCs w:val="20"/>
-              </w:rPr>
-              <w:t>Categoría sin unidades:</w:t>
-            </w:r>
-            <w:r>
-              <w:rPr>
-                <w:rFonts w:ascii="Times New Roman" w:eastAsiaTheme="minorEastAsia" w:hAnsi="Times New Roman" w:cs="Times New Roman"/>
-                <w:color w:val="auto"/>
-                <w:sz w:val="20"/>
-                <w:szCs w:val="20"/>
-              </w:rPr>
-              <w:t xml:space="preserve"> En el paso 4, si la categoría no tiene unidades registradas, el sistema devuelve una respuesta con estado OK, una lista vacía y el mensaje “La categoría no tiene unidades disponibles”.</w:t>
+              <w:t>2. Token inválido: En el paso 3, si el token no está registrado, el sistema no entrega las unidades y devuelve una respuesta con estado ERROR y el mensaje “Token Inválido” (ver ECUD5). El cliente borra la sesión y redirige al usuario al formulario de inicio de sesión (ECUD1).</w:t>
             </w:r>
           </w:p>
           <w:p>
@@ -24015,27 +23926,27 @@
                 <w:sz w:val="20"/>
                 <w:szCs w:val="20"/>
               </w:rPr>
-              <w:t xml:space="preserve">3. Token inválido: En el paso 3, si el token no es válido, el sistema no entrega las unidades y devuelve una respuesta con estado ERROR y el código AUTH-002, AUTH-003 o AUTH-005 (ver ECUD5). El cliente muestra el mensaje recibido y redirige al usuario al formulario de inicio de sesión (ECUD1).</w:t>
-            </w:r>
-          </w:p>
-          <w:p>
-            <w:pPr>
-              <w:spacing w:before="20" w:after="20"/>
-              <w:rPr>
-                <w:rFonts w:ascii="Times New Roman" w:eastAsiaTheme="minorEastAsia" w:hAnsi="Times New Roman" w:cs="Times New Roman"/>
-                <w:color w:val="auto"/>
-                <w:sz w:val="20"/>
-                <w:szCs w:val="20"/>
-              </w:rPr>
-            </w:pPr>
-            <w:r>
-              <w:rPr>
-                <w:rFonts w:ascii="Times New Roman" w:eastAsiaTheme="minorEastAsia" w:hAnsi="Times New Roman" w:cs="Times New Roman"/>
-                <w:color w:val="auto"/>
-                <w:sz w:val="20"/>
-                <w:szCs w:val="20"/>
-              </w:rPr>
-              <w:t>4. Error interno del servicio: Si ocurre un error inesperado al recuperar las unidades, el sistema devuelve una respuesta con estado ERROR, código SYS-001 y el mensaje “Error interno del servicio”. El cliente muestra el mensaje y regresa al menú principal.</w:t>
+              <w:t>3. Error del servicio: Si el servidor no responde, devuelve un error SOAP (</w:t>
+            </w:r>
+            <w:proofErr w:type="spellStart"/>
+            <w:r>
+              <w:rPr>
+                <w:rFonts w:ascii="Times New Roman" w:eastAsiaTheme="minorEastAsia" w:hAnsi="Times New Roman" w:cs="Times New Roman"/>
+                <w:color w:val="auto"/>
+                <w:sz w:val="20"/>
+                <w:szCs w:val="20"/>
+              </w:rPr>
+              <w:t>fault</w:t>
+            </w:r>
+            <w:proofErr w:type="spellEnd"/>
+            <w:r>
+              <w:rPr>
+                <w:rFonts w:ascii="Times New Roman" w:eastAsiaTheme="minorEastAsia" w:hAnsi="Times New Roman" w:cs="Times New Roman"/>
+                <w:color w:val="auto"/>
+                <w:sz w:val="20"/>
+                <w:szCs w:val="20"/>
+              </w:rPr>
+              <w:t>) o envía una respuesta incompleta, el cliente muestra el mensaje correspondiente y permite reintentar la consulta.</w:t>
             </w:r>
           </w:p>
         </w:tc>
@@ -24155,6 +24066,7 @@
       <w:pPr>
         <w:rPr>
           <w:rFonts w:ascii="Times New Roman" w:hAnsi="Times New Roman" w:cs="Times New Roman"/>
+          <w:color w:val="auto"/>
         </w:rPr>
       </w:pPr>
     </w:p>

--- a/01. UML/02. ECUD/ECUD_CONVERSION_UNIDADES_GR04.docx
+++ b/01. UML/02. ECUD/ECUD_CONVERSION_UNIDADES_GR04.docx
@@ -18,10 +18,10 @@
           <w:pgSz w:w="11906" w:h="16838" w:code="9"/>
           <w:pgMar w:top="1418" w:right="1701" w:bottom="1418" w:left="1701" w:header="709" w:footer="709" w:gutter="0"/>
           <w:pgBorders w:offsetFrom="page">
-            <w:top w:val="single" w:sz="8" w:space="24" w:color="1F497D"/>
-            <w:left w:val="single" w:sz="8" w:space="24" w:color="1F497D"/>
-            <w:bottom w:val="single" w:sz="8" w:space="24" w:color="1F497D"/>
-            <w:right w:val="single" w:sz="8" w:space="24" w:color="1F497D"/>
+            <w:top w:val="twistedLines1" w:sz="18" w:space="24" w:color="1F497D"/>
+            <w:left w:val="twistedLines1" w:sz="18" w:space="24" w:color="1F497D"/>
+            <w:bottom w:val="twistedLines1" w:sz="18" w:space="24" w:color="1F497D"/>
+            <w:right w:val="twistedLines1" w:sz="18" w:space="24" w:color="1F497D"/>
           </w:pgBorders>
           <w:pgNumType w:start="0"/>
           <w:cols w:space="708"/>
@@ -417,7 +417,7 @@
                                 <w:szCs w:val="32"/>
                                 <w:lang w:val="en-US"/>
                               </w:rPr>
-                              <w:t>7</w:t>
+                              <w:t>9</w:t>
                             </w:r>
                             <w:r>
                               <w:rPr>
@@ -819,7 +819,7 @@
                           <w:szCs w:val="32"/>
                           <w:lang w:val="en-US"/>
                         </w:rPr>
-                        <w:t>7</w:t>
+                        <w:t>9</w:t>
                       </w:r>
                       <w:r>
                         <w:rPr>
@@ -4577,7 +4577,6 @@
           <w:docPartUnique/>
         </w:docPartObj>
       </w:sdtPr>
-      <w:sdtEndPr/>
       <w:sdtContent>
         <w:p>
           <w:pPr>
@@ -5560,10 +5559,10 @@
           <w:pgSz w:w="11910" w:h="16840"/>
           <w:pgMar w:top="1440" w:right="1440" w:bottom="1440" w:left="1440" w:header="0" w:footer="998" w:gutter="0"/>
           <w:pgBorders w:offsetFrom="page">
-            <w:top w:val="single" w:sz="8" w:space="24" w:color="1F497D"/>
-            <w:left w:val="single" w:sz="8" w:space="24" w:color="1F497D"/>
-            <w:bottom w:val="single" w:sz="8" w:space="24" w:color="1F497D"/>
-            <w:right w:val="single" w:sz="8" w:space="24" w:color="1F497D"/>
+            <w:top w:val="twistedLines1" w:sz="18" w:space="24" w:color="1F497D"/>
+            <w:left w:val="twistedLines1" w:sz="18" w:space="24" w:color="1F497D"/>
+            <w:bottom w:val="twistedLines1" w:sz="18" w:space="24" w:color="1F497D"/>
+            <w:right w:val="twistedLines1" w:sz="18" w:space="24" w:color="1F497D"/>
           </w:pgBorders>
           <w:pgNumType w:start="1"/>
           <w:cols w:space="720"/>
@@ -7088,10 +7087,10 @@
           <w:pgSz w:w="11910" w:h="16840"/>
           <w:pgMar w:top="1440" w:right="1440" w:bottom="1440" w:left="1440" w:header="0" w:footer="996" w:gutter="0"/>
           <w:pgBorders w:offsetFrom="page">
-            <w:top w:val="single" w:sz="8" w:space="24" w:color="1F497D"/>
-            <w:left w:val="single" w:sz="8" w:space="24" w:color="1F497D"/>
-            <w:bottom w:val="single" w:sz="8" w:space="24" w:color="1F497D"/>
-            <w:right w:val="single" w:sz="8" w:space="24" w:color="1F497D"/>
+            <w:top w:val="twistedLines1" w:sz="18" w:space="24" w:color="1F497D"/>
+            <w:left w:val="twistedLines1" w:sz="18" w:space="24" w:color="1F497D"/>
+            <w:bottom w:val="twistedLines1" w:sz="18" w:space="24" w:color="1F497D"/>
+            <w:right w:val="twistedLines1" w:sz="18" w:space="24" w:color="1F497D"/>
           </w:pgBorders>
           <w:cols w:space="720"/>
           <w:docGrid w:linePitch="326"/>
@@ -7188,71 +7187,7 @@
           <w:rFonts w:ascii="Times New Roman" w:hAnsi="Times New Roman" w:cs="Times New Roman"/>
           <w:color w:val="auto"/>
         </w:rPr>
-        <w:t xml:space="preserve">Sistema y cliente: “sistema” se refiere al servicio web SOAP que se ejecuta en el servidor; “cliente” se refiere a la aplicación (consola, escritorio, web o móvil) que utiliza el usuario. En la versión SOAP Java, el sistema publica dos servicios: </w:t>
-      </w:r>
-      <w:proofErr w:type="spellStart"/>
-      <w:r>
-        <w:rPr>
-          <w:rFonts w:ascii="Times New Roman" w:hAnsi="Times New Roman" w:cs="Times New Roman"/>
-          <w:color w:val="auto"/>
-        </w:rPr>
-        <w:t>LoginWebService</w:t>
-      </w:r>
-      <w:proofErr w:type="spellEnd"/>
-      <w:r>
-        <w:rPr>
-          <w:rFonts w:ascii="Times New Roman" w:hAnsi="Times New Roman" w:cs="Times New Roman"/>
-          <w:color w:val="auto"/>
-        </w:rPr>
-        <w:t xml:space="preserve"> (operación login) y </w:t>
-      </w:r>
-      <w:proofErr w:type="spellStart"/>
-      <w:r>
-        <w:rPr>
-          <w:rFonts w:ascii="Times New Roman" w:hAnsi="Times New Roman" w:cs="Times New Roman"/>
-          <w:color w:val="auto"/>
-        </w:rPr>
-        <w:t>ConversorWebService</w:t>
-      </w:r>
-      <w:proofErr w:type="spellEnd"/>
-      <w:r>
-        <w:rPr>
-          <w:rFonts w:ascii="Times New Roman" w:hAnsi="Times New Roman" w:cs="Times New Roman"/>
-          <w:color w:val="auto"/>
-        </w:rPr>
-        <w:t xml:space="preserve"> (operaciones </w:t>
-      </w:r>
-      <w:proofErr w:type="spellStart"/>
-      <w:r>
-        <w:rPr>
-          <w:rFonts w:ascii="Times New Roman" w:hAnsi="Times New Roman" w:cs="Times New Roman"/>
-          <w:color w:val="auto"/>
-        </w:rPr>
-        <w:t>convert</w:t>
-      </w:r>
-      <w:proofErr w:type="spellEnd"/>
-      <w:r>
-        <w:rPr>
-          <w:rFonts w:ascii="Times New Roman" w:hAnsi="Times New Roman" w:cs="Times New Roman"/>
-          <w:color w:val="auto"/>
-        </w:rPr>
-        <w:t xml:space="preserve"> y </w:t>
-      </w:r>
-      <w:proofErr w:type="spellStart"/>
-      <w:r>
-        <w:rPr>
-          <w:rFonts w:ascii="Times New Roman" w:hAnsi="Times New Roman" w:cs="Times New Roman"/>
-          <w:color w:val="auto"/>
-        </w:rPr>
-        <w:t>catalog</w:t>
-      </w:r>
-      <w:proofErr w:type="spellEnd"/>
-      <w:r>
-        <w:rPr>
-          <w:rFonts w:ascii="Times New Roman" w:hAnsi="Times New Roman" w:cs="Times New Roman"/>
-          <w:color w:val="auto"/>
-        </w:rPr>
-        <w:t>).</w:t>
+        <w:t>Sistema y cliente: “sistema” se refiere al servicio web SOAP que se ejecuta en el servidor; “cliente” se refiere a la aplicación (consola, escritorio, web o móvil) que utiliza el usuario. En la versión SOAP Java, el sistema publica dos servicios: LoginWebService (operación login) y ConversorWebService (operaciones convert y catalog).</w:t>
       </w:r>
     </w:p>
     <w:p>
@@ -7312,55 +7247,7 @@
           <w:rFonts w:ascii="Times New Roman" w:hAnsi="Times New Roman" w:cs="Times New Roman"/>
           <w:color w:val="auto"/>
         </w:rPr>
-        <w:t>Mensajes: los textos que devuelve el sistema son los del servidor SOAP Java: “Ingreso de Sesión Exitoso!”, “Credenciales Incorrectas”, “Conversión Exitosa”, “</w:t>
-      </w:r>
-      <w:proofErr w:type="spellStart"/>
-      <w:r>
-        <w:rPr>
-          <w:rFonts w:ascii="Times New Roman" w:hAnsi="Times New Roman" w:cs="Times New Roman"/>
-          <w:color w:val="auto"/>
-        </w:rPr>
-        <w:t>Invalid</w:t>
-      </w:r>
-      <w:proofErr w:type="spellEnd"/>
-      <w:r>
-        <w:rPr>
-          <w:rFonts w:ascii="Times New Roman" w:hAnsi="Times New Roman" w:cs="Times New Roman"/>
-          <w:color w:val="auto"/>
-        </w:rPr>
-        <w:t xml:space="preserve"> Token” (operación </w:t>
-      </w:r>
-      <w:proofErr w:type="spellStart"/>
-      <w:r>
-        <w:rPr>
-          <w:rFonts w:ascii="Times New Roman" w:hAnsi="Times New Roman" w:cs="Times New Roman"/>
-          <w:color w:val="auto"/>
-        </w:rPr>
-        <w:t>convert</w:t>
-      </w:r>
-      <w:proofErr w:type="spellEnd"/>
-      <w:r>
-        <w:rPr>
-          <w:rFonts w:ascii="Times New Roman" w:hAnsi="Times New Roman" w:cs="Times New Roman"/>
-          <w:color w:val="auto"/>
-        </w:rPr>
-        <w:t xml:space="preserve">), “Token Inválido” (operación </w:t>
-      </w:r>
-      <w:proofErr w:type="spellStart"/>
-      <w:r>
-        <w:rPr>
-          <w:rFonts w:ascii="Times New Roman" w:hAnsi="Times New Roman" w:cs="Times New Roman"/>
-          <w:color w:val="auto"/>
-        </w:rPr>
-        <w:t>catalog</w:t>
-      </w:r>
-      <w:proofErr w:type="spellEnd"/>
-      <w:r>
-        <w:rPr>
-          <w:rFonts w:ascii="Times New Roman" w:hAnsi="Times New Roman" w:cs="Times New Roman"/>
-          <w:color w:val="auto"/>
-        </w:rPr>
-        <w:t>), “Obtención de Catálogo Exitosa” y “Tipo de Catálogo Inexistente”. Los mensajes de validación y de red de los clientes son los del cliente móvil, que se toma como referencia para los demás clientes.</w:t>
+        <w:t>Mensajes: los textos que devuelve el sistema son los del servidor SOAP Java: “Ingreso de Sesión Exitoso!”, “Credenciales Incorrectas”, “Conversión Exitosa”, “Invalid Token” (operación convert), “Token Inválido” (operación catalog), “Obtención de Catálogo Exitosa” y “Tipo de Catálogo Inexistente”. Los mensajes de validación y de red de los clientes son los del cliente móvil, que se toma como referencia para los demás clientes.</w:t>
       </w:r>
     </w:p>
     <w:p>
@@ -7439,23 +7326,13 @@
         </w:rPr>
       </w:pPr>
       <w:bookmarkStart w:id="4" w:name="_Toc242714321"/>
-      <w:proofErr w:type="spellStart"/>
       <w:r>
         <w:rPr>
           <w:rFonts w:ascii="Times New Roman" w:hAnsi="Times New Roman" w:cs="Times New Roman"/>
           <w:color w:val="auto"/>
           <w:lang w:val="en-US"/>
         </w:rPr>
-        <w:t>Tabla</w:t>
-      </w:r>
-      <w:proofErr w:type="spellEnd"/>
-      <w:r>
-        <w:rPr>
-          <w:rFonts w:ascii="Times New Roman" w:hAnsi="Times New Roman" w:cs="Times New Roman"/>
-          <w:color w:val="auto"/>
-          <w:lang w:val="en-US"/>
-        </w:rPr>
-        <w:t xml:space="preserve"> </w:t>
+        <w:t xml:space="preserve">Tabla </w:t>
       </w:r>
       <w:r>
         <w:rPr>
@@ -8449,7 +8326,6 @@
               </w:rPr>
               <w:t>definidas en el c</w:t>
             </w:r>
-            <w:proofErr w:type="spellStart"/>
             <w:r>
               <w:rPr>
                 <w:rFonts w:ascii="Times New Roman" w:eastAsiaTheme="minorEastAsia" w:hAnsi="Times New Roman" w:cs="Times New Roman"/>
@@ -8458,18 +8334,7 @@
                 <w:szCs w:val="20"/>
                 <w:lang w:val="es-EC"/>
               </w:rPr>
-              <w:t>ódigo</w:t>
-            </w:r>
-            <w:proofErr w:type="spellEnd"/>
-            <w:r>
-              <w:rPr>
-                <w:rFonts w:ascii="Times New Roman" w:eastAsiaTheme="minorEastAsia" w:hAnsi="Times New Roman" w:cs="Times New Roman"/>
-                <w:color w:val="auto"/>
-                <w:sz w:val="20"/>
-                <w:szCs w:val="20"/>
-                <w:lang w:val="es-EC"/>
-              </w:rPr>
-              <w:t xml:space="preserve"> del servidor</w:t>
+              <w:t>ódigo del servidor</w:t>
             </w:r>
             <w:r>
               <w:rPr>
@@ -9301,25 +9166,7 @@
                 <w:sz w:val="20"/>
                 <w:szCs w:val="20"/>
               </w:rPr>
-              <w:t xml:space="preserve">5. </w:t>
-            </w:r>
-            <w:r>
-              <w:rPr>
-                <w:rFonts w:ascii="Times New Roman" w:eastAsiaTheme="minorEastAsia" w:hAnsi="Times New Roman" w:cs="Times New Roman"/>
-                <w:color w:val="auto"/>
-                <w:sz w:val="20"/>
-                <w:szCs w:val="20"/>
-              </w:rPr>
-              <w:t>El sistema genera un token de seguridad (identificador UUID), lo registra en memoria y devuelve una respuesta estructurada con estado OK, ¡el mensaje “Ingreso de Sesión Exitoso!</w:t>
-            </w:r>
-            <w:r>
-              <w:rPr>
-                <w:rFonts w:ascii="Times New Roman" w:eastAsiaTheme="minorEastAsia" w:hAnsi="Times New Roman" w:cs="Times New Roman"/>
-                <w:color w:val="auto"/>
-                <w:sz w:val="20"/>
-                <w:szCs w:val="20"/>
-              </w:rPr>
-              <w:t>” y el token (Generar Respuesta Estructurada).</w:t>
+              <w:t>5. El sistema genera un token de seguridad (identificador UUID), lo registra en memoria y devuelve una respuesta estructurada con estado OK, ¡el mensaje “Ingreso de Sesión Exitoso!” y el token (Generar Respuesta Estructurada).</w:t>
             </w:r>
           </w:p>
         </w:tc>
@@ -9692,27 +9539,7 @@
                 <w:sz w:val="20"/>
                 <w:szCs w:val="20"/>
               </w:rPr>
-              <w:t xml:space="preserve"> Si el cliente no logra comunicarse con el servicio SOAP, muestra un mensaje según la causa: sin red (“Sin conexión a internet. Revise el </w:t>
-            </w:r>
-            <w:proofErr w:type="spellStart"/>
-            <w:r>
-              <w:rPr>
-                <w:rFonts w:ascii="Times New Roman" w:eastAsiaTheme="minorEastAsia" w:hAnsi="Times New Roman" w:cs="Times New Roman"/>
-                <w:color w:val="auto"/>
-                <w:sz w:val="20"/>
-                <w:szCs w:val="20"/>
-              </w:rPr>
-              <w:t>Wi</w:t>
-            </w:r>
-            <w:proofErr w:type="spellEnd"/>
-            <w:r>
-              <w:rPr>
-                <w:rFonts w:ascii="Times New Roman" w:eastAsiaTheme="minorEastAsia" w:hAnsi="Times New Roman" w:cs="Times New Roman"/>
-                <w:color w:val="auto"/>
-                <w:sz w:val="20"/>
-                <w:szCs w:val="20"/>
-              </w:rPr>
-              <w:t>-Fi o los datos móviles.”), servidor no encontrado (“No se encontró el servidor en &lt;URL&gt;. Verifique que esté encendido y que la IP sea correcta.”) o sin respuesta en 15 segundos (“El servidor no respondió en 15 segundos. Intente de nuevo.”). Conserva los datos ingresados para que el usuario presione nuevamente “Ingresar”.</w:t>
+              <w:t xml:space="preserve"> Si el cliente no logra comunicarse con el servicio SOAP, muestra un mensaje según la causa: sin red (“Sin conexión a internet. Revise el Wi-Fi o los datos móviles.”), servidor no encontrado (“No se encontró el servidor en &lt;URL&gt;. Verifique que esté encendido y que la IP sea correcta.”) o sin respuesta en 15 segundos (“El servidor no respondió en 15 segundos. Intente de nuevo.”). Conserva los datos ingresados para que el usuario presione nuevamente “Ingresar”.</w:t>
             </w:r>
           </w:p>
         </w:tc>
@@ -9831,23 +9658,13 @@
         </w:rPr>
       </w:pPr>
       <w:bookmarkStart w:id="7" w:name="_Toc242714322"/>
-      <w:proofErr w:type="spellStart"/>
       <w:r>
         <w:rPr>
           <w:rFonts w:ascii="Times New Roman" w:hAnsi="Times New Roman" w:cs="Times New Roman"/>
           <w:color w:val="auto"/>
           <w:lang w:val="en-US"/>
         </w:rPr>
-        <w:t>Tabla</w:t>
-      </w:r>
-      <w:proofErr w:type="spellEnd"/>
-      <w:r>
-        <w:rPr>
-          <w:rFonts w:ascii="Times New Roman" w:hAnsi="Times New Roman" w:cs="Times New Roman"/>
-          <w:color w:val="auto"/>
-          <w:lang w:val="en-US"/>
-        </w:rPr>
-        <w:t xml:space="preserve"> </w:t>
+        <w:t xml:space="preserve">Tabla </w:t>
       </w:r>
       <w:r>
         <w:rPr>
@@ -10133,7 +9950,6 @@
                 <w:lang w:val="en-US"/>
               </w:rPr>
             </w:pPr>
-            <w:proofErr w:type="spellStart"/>
             <w:r>
               <w:rPr>
                 <w:rFonts w:ascii="Times New Roman" w:eastAsiaTheme="minorEastAsia" w:hAnsi="Times New Roman" w:cs="Times New Roman"/>
@@ -10144,20 +9960,7 @@
                 <w:szCs w:val="20"/>
                 <w:lang w:val="en-US"/>
               </w:rPr>
-              <w:t>Descripción</w:t>
-            </w:r>
-            <w:proofErr w:type="spellEnd"/>
-            <w:r>
-              <w:rPr>
-                <w:rFonts w:ascii="Times New Roman" w:eastAsiaTheme="minorEastAsia" w:hAnsi="Times New Roman" w:cs="Times New Roman"/>
-                <w:b/>
-                <w:bCs/>
-                <w:color w:val="auto"/>
-                <w:sz w:val="20"/>
-                <w:szCs w:val="20"/>
-                <w:lang w:val="en-US"/>
-              </w:rPr>
-              <w:t>:</w:t>
+              <w:t>Descripción:</w:t>
             </w:r>
           </w:p>
         </w:tc>
@@ -10913,7 +10716,6 @@
               </w:rPr>
               <w:t xml:space="preserve"> </w:t>
             </w:r>
-            <w:proofErr w:type="spellStart"/>
             <w:r>
               <w:rPr>
                 <w:rFonts w:ascii="Times New Roman" w:eastAsiaTheme="minorEastAsia" w:hAnsi="Times New Roman" w:cs="Times New Roman"/>
@@ -10924,20 +10726,7 @@
                 <w:szCs w:val="20"/>
                 <w:lang w:val="en-US"/>
               </w:rPr>
-              <w:t>condiciones</w:t>
-            </w:r>
-            <w:proofErr w:type="spellEnd"/>
-            <w:r>
-              <w:rPr>
-                <w:rFonts w:ascii="Times New Roman" w:eastAsiaTheme="minorEastAsia" w:hAnsi="Times New Roman" w:cs="Times New Roman"/>
-                <w:b/>
-                <w:bCs/>
-                <w:color w:val="auto"/>
-                <w:sz w:val="20"/>
-                <w:szCs w:val="20"/>
-                <w:lang w:val="en-US"/>
-              </w:rPr>
-              <w:t>:</w:t>
+              <w:t>condiciones:</w:t>
             </w:r>
           </w:p>
         </w:tc>
@@ -11828,29 +11617,7 @@
                 <w:szCs w:val="20"/>
                 <w:lang w:val="es-EC"/>
               </w:rPr>
-              <w:t>6. El sistema obtiene el conversor de la categoría recibida (</w:t>
-            </w:r>
-            <w:proofErr w:type="spellStart"/>
-            <w:r>
-              <w:rPr>
-                <w:rFonts w:ascii="Times New Roman" w:eastAsiaTheme="minorEastAsia" w:hAnsi="Times New Roman" w:cs="Times New Roman"/>
-                <w:color w:val="auto"/>
-                <w:sz w:val="20"/>
-                <w:szCs w:val="20"/>
-                <w:lang w:val="es-EC"/>
-              </w:rPr>
-              <w:t>Area</w:t>
-            </w:r>
-            <w:proofErr w:type="spellEnd"/>
-            <w:r>
-              <w:rPr>
-                <w:rFonts w:ascii="Times New Roman" w:eastAsiaTheme="minorEastAsia" w:hAnsi="Times New Roman" w:cs="Times New Roman"/>
-                <w:color w:val="auto"/>
-                <w:sz w:val="20"/>
-                <w:szCs w:val="20"/>
-                <w:lang w:val="es-EC"/>
-              </w:rPr>
-              <w:t>, Longitud, Masa, Temperatura, Tiempo o Volumen).</w:t>
+              <w:t>6. El sistema obtiene el conversor de la categoría recibida (Area, Longitud, Masa, Temperatura, Tiempo o Volumen).</w:t>
             </w:r>
           </w:p>
         </w:tc>
@@ -12214,29 +11981,7 @@
                 <w:szCs w:val="20"/>
                 <w:lang w:val="es-EC"/>
               </w:rPr>
-              <w:t xml:space="preserve"> En el paso 5, si el token no está registrado, el sistema no ejecuta la conversión y devuelve una respuesta con estado ERROR y el mensaje “</w:t>
-            </w:r>
-            <w:proofErr w:type="spellStart"/>
-            <w:r>
-              <w:rPr>
-                <w:rFonts w:ascii="Times New Roman" w:eastAsiaTheme="minorEastAsia" w:hAnsi="Times New Roman" w:cs="Times New Roman"/>
-                <w:color w:val="auto"/>
-                <w:sz w:val="20"/>
-                <w:szCs w:val="20"/>
-                <w:lang w:val="es-EC"/>
-              </w:rPr>
-              <w:t>Invalid</w:t>
-            </w:r>
-            <w:proofErr w:type="spellEnd"/>
-            <w:r>
-              <w:rPr>
-                <w:rFonts w:ascii="Times New Roman" w:eastAsiaTheme="minorEastAsia" w:hAnsi="Times New Roman" w:cs="Times New Roman"/>
-                <w:color w:val="auto"/>
-                <w:sz w:val="20"/>
-                <w:szCs w:val="20"/>
-                <w:lang w:val="es-EC"/>
-              </w:rPr>
-              <w:t xml:space="preserve"> Token” (ver ECUD5). El cliente borra la sesión, avisa que la sesión expiró o no es válida y redirige al usuario al formulario de inicio de sesión (ECUD1).</w:t>
+              <w:t xml:space="preserve"> En el paso 5, si el token no está registrado, el sistema no ejecuta la conversión y devuelve una respuesta con estado ERROR y el mensaje “Invalid Token” (ver ECUD5). El cliente borra la sesión, avisa que la sesión expiró o no es válida y redirige al usuario al formulario de inicio de sesión (ECUD1).</w:t>
             </w:r>
           </w:p>
         </w:tc>
@@ -12612,23 +12357,13 @@
         </w:rPr>
       </w:pPr>
       <w:bookmarkStart w:id="11" w:name="_Toc242714323"/>
-      <w:proofErr w:type="spellStart"/>
       <w:r>
         <w:rPr>
           <w:rFonts w:ascii="Times New Roman" w:hAnsi="Times New Roman" w:cs="Times New Roman"/>
           <w:color w:val="auto"/>
           <w:lang w:val="en-US"/>
         </w:rPr>
-        <w:t>Tabla</w:t>
-      </w:r>
-      <w:proofErr w:type="spellEnd"/>
-      <w:r>
-        <w:rPr>
-          <w:rFonts w:ascii="Times New Roman" w:hAnsi="Times New Roman" w:cs="Times New Roman"/>
-          <w:color w:val="auto"/>
-          <w:lang w:val="en-US"/>
-        </w:rPr>
-        <w:t xml:space="preserve"> </w:t>
+        <w:t xml:space="preserve">Tabla </w:t>
       </w:r>
       <w:r>
         <w:rPr>
@@ -13712,51 +13447,7 @@
                 <w:szCs w:val="20"/>
                 <w:lang w:val="en-US"/>
               </w:rPr>
-              <w:t xml:space="preserve">La consulta no </w:t>
-            </w:r>
-            <w:proofErr w:type="spellStart"/>
-            <w:r>
-              <w:rPr>
-                <w:rFonts w:ascii="Times New Roman" w:eastAsiaTheme="minorEastAsia" w:hAnsi="Times New Roman" w:cs="Times New Roman"/>
-                <w:color w:val="auto"/>
-                <w:sz w:val="20"/>
-                <w:szCs w:val="20"/>
-                <w:lang w:val="en-US"/>
-              </w:rPr>
-              <w:t>modifica</w:t>
-            </w:r>
-            <w:proofErr w:type="spellEnd"/>
-            <w:r>
-              <w:rPr>
-                <w:rFonts w:ascii="Times New Roman" w:eastAsiaTheme="minorEastAsia" w:hAnsi="Times New Roman" w:cs="Times New Roman"/>
-                <w:color w:val="auto"/>
-                <w:sz w:val="20"/>
-                <w:szCs w:val="20"/>
-                <w:lang w:val="en-US"/>
-              </w:rPr>
-              <w:t xml:space="preserve"> el </w:t>
-            </w:r>
-            <w:proofErr w:type="spellStart"/>
-            <w:r>
-              <w:rPr>
-                <w:rFonts w:ascii="Times New Roman" w:eastAsiaTheme="minorEastAsia" w:hAnsi="Times New Roman" w:cs="Times New Roman"/>
-                <w:color w:val="auto"/>
-                <w:sz w:val="20"/>
-                <w:szCs w:val="20"/>
-                <w:lang w:val="en-US"/>
-              </w:rPr>
-              <w:t>estado</w:t>
-            </w:r>
-            <w:proofErr w:type="spellEnd"/>
-            <w:r>
-              <w:rPr>
-                <w:rFonts w:ascii="Times New Roman" w:eastAsiaTheme="minorEastAsia" w:hAnsi="Times New Roman" w:cs="Times New Roman"/>
-                <w:color w:val="auto"/>
-                <w:sz w:val="20"/>
-                <w:szCs w:val="20"/>
-                <w:lang w:val="en-US"/>
-              </w:rPr>
-              <w:t xml:space="preserve"> del sistema.</w:t>
+              <w:t>La consulta no modifica el estado del sistema.</w:t>
             </w:r>
           </w:p>
         </w:tc>
@@ -14650,27 +14341,7 @@
                 <w:sz w:val="20"/>
                 <w:szCs w:val="20"/>
               </w:rPr>
-              <w:t xml:space="preserve"> Si el servidor no responde, devuelve un error SOAP (</w:t>
-            </w:r>
-            <w:proofErr w:type="spellStart"/>
-            <w:r>
-              <w:rPr>
-                <w:rFonts w:ascii="Times New Roman" w:eastAsiaTheme="minorEastAsia" w:hAnsi="Times New Roman" w:cs="Times New Roman"/>
-                <w:color w:val="auto"/>
-                <w:sz w:val="20"/>
-                <w:szCs w:val="20"/>
-              </w:rPr>
-              <w:t>fault</w:t>
-            </w:r>
-            <w:proofErr w:type="spellEnd"/>
-            <w:r>
-              <w:rPr>
-                <w:rFonts w:ascii="Times New Roman" w:eastAsiaTheme="minorEastAsia" w:hAnsi="Times New Roman" w:cs="Times New Roman"/>
-                <w:color w:val="auto"/>
-                <w:sz w:val="20"/>
-                <w:szCs w:val="20"/>
-              </w:rPr>
-              <w:t>) o envía una respuesta vacía o incompleta, el cliente muestra el mensaje correspondiente (por ejemplo, “El servidor envió una respuesta vacía o incompleta.”) y ofrece la opción de reintentar. El cliente no muestra un catálogo incompleto.</w:t>
+              <w:t xml:space="preserve"> Si el servidor no responde, devuelve un error SOAP (fault) o envía una respuesta vacía o incompleta, el cliente muestra el mensaje correspondiente (por ejemplo, “El servidor envió una respuesta vacía o incompleta.”) y ofrece la opción de reintentar. El cliente no muestra un catálogo incompleto.</w:t>
             </w:r>
           </w:p>
         </w:tc>
@@ -16604,47 +16275,7 @@
                 <w:sz w:val="20"/>
                 <w:szCs w:val="20"/>
               </w:rPr>
-              <w:t xml:space="preserve">5. El cliente verifica que el valor esté dentro del rango permitido: en longitud, masa, volumen, tiempo y área no se admiten negativos; en temperatura, el valor no puede ser menor al cero absoluto de la escala de origen (−273,15 °C; −459,67 °F; 0 K; −90,1395 </w:t>
-            </w:r>
-            <w:proofErr w:type="spellStart"/>
-            <w:r>
-              <w:rPr>
-                <w:rFonts w:ascii="Times New Roman" w:eastAsiaTheme="minorEastAsia" w:hAnsi="Times New Roman" w:cs="Times New Roman"/>
-                <w:color w:val="auto"/>
-                <w:sz w:val="20"/>
-                <w:szCs w:val="20"/>
-              </w:rPr>
-              <w:t>°N</w:t>
-            </w:r>
-            <w:proofErr w:type="spellEnd"/>
-            <w:r>
-              <w:rPr>
-                <w:rFonts w:ascii="Times New Roman" w:eastAsiaTheme="minorEastAsia" w:hAnsi="Times New Roman" w:cs="Times New Roman"/>
-                <w:color w:val="auto"/>
-                <w:sz w:val="20"/>
-                <w:szCs w:val="20"/>
-              </w:rPr>
-              <w:t xml:space="preserve">; −218,52 </w:t>
-            </w:r>
-            <w:proofErr w:type="spellStart"/>
-            <w:r>
-              <w:rPr>
-                <w:rFonts w:ascii="Times New Roman" w:eastAsiaTheme="minorEastAsia" w:hAnsi="Times New Roman" w:cs="Times New Roman"/>
-                <w:color w:val="auto"/>
-                <w:sz w:val="20"/>
-                <w:szCs w:val="20"/>
-              </w:rPr>
-              <w:t>°Ré</w:t>
-            </w:r>
-            <w:proofErr w:type="spellEnd"/>
-            <w:r>
-              <w:rPr>
-                <w:rFonts w:ascii="Times New Roman" w:eastAsiaTheme="minorEastAsia" w:hAnsi="Times New Roman" w:cs="Times New Roman"/>
-                <w:color w:val="auto"/>
-                <w:sz w:val="20"/>
-                <w:szCs w:val="20"/>
-              </w:rPr>
-              <w:t>).</w:t>
+              <w:t>5. El cliente verifica que el valor esté dentro del rango permitido: en longitud, masa, volumen, tiempo y área no se admiten negativos; en temperatura, el valor no puede ser menor al cero absoluto de la escala de origen (−273,15 °C; −459,67 °F; 0 K; −90,1395 °N; −218,52 °Ré).</w:t>
             </w:r>
           </w:p>
         </w:tc>
@@ -17028,27 +16659,7 @@
                 <w:sz w:val="20"/>
                 <w:szCs w:val="20"/>
               </w:rPr>
-              <w:t xml:space="preserve"> Si una petición llega directamente al servicio SOAP (por ejemplo, desde </w:t>
-            </w:r>
-            <w:proofErr w:type="spellStart"/>
-            <w:r>
-              <w:rPr>
-                <w:rFonts w:ascii="Times New Roman" w:eastAsiaTheme="minorEastAsia" w:hAnsi="Times New Roman" w:cs="Times New Roman"/>
-                <w:color w:val="auto"/>
-                <w:sz w:val="20"/>
-                <w:szCs w:val="20"/>
-              </w:rPr>
-              <w:t>SoapUI</w:t>
-            </w:r>
-            <w:proofErr w:type="spellEnd"/>
-            <w:r>
-              <w:rPr>
-                <w:rFonts w:ascii="Times New Roman" w:eastAsiaTheme="minorEastAsia" w:hAnsi="Times New Roman" w:cs="Times New Roman"/>
-                <w:color w:val="auto"/>
-                <w:sz w:val="20"/>
-                <w:szCs w:val="20"/>
-              </w:rPr>
-              <w:t>) con una categoría o una unidad que no existe, el servidor actual responde con estado OK y resultado 0, porque no repite estas validaciones.</w:t>
+              <w:t xml:space="preserve"> Si una petición llega directamente al servicio SOAP (por ejemplo, desde SoapUI) con una categoría o una unidad que no existe, el servidor actual responde con estado OK y resultado 0, porque no repite estas validaciones.</w:t>
             </w:r>
           </w:p>
         </w:tc>
@@ -19316,67 +18927,7 @@
                 <w:sz w:val="20"/>
                 <w:szCs w:val="20"/>
               </w:rPr>
-              <w:t xml:space="preserve"> En el paso 2, si el token no se encuentra, el sistema devuelve una respuesta con estado ERROR y el mensaje “</w:t>
-            </w:r>
-            <w:proofErr w:type="spellStart"/>
-            <w:r>
-              <w:rPr>
-                <w:rFonts w:ascii="Times New Roman" w:eastAsiaTheme="minorEastAsia" w:hAnsi="Times New Roman" w:cs="Times New Roman"/>
-                <w:color w:val="auto"/>
-                <w:sz w:val="20"/>
-                <w:szCs w:val="20"/>
-              </w:rPr>
-              <w:t>Invalid</w:t>
-            </w:r>
-            <w:proofErr w:type="spellEnd"/>
-            <w:r>
-              <w:rPr>
-                <w:rFonts w:ascii="Times New Roman" w:eastAsiaTheme="minorEastAsia" w:hAnsi="Times New Roman" w:cs="Times New Roman"/>
-                <w:color w:val="auto"/>
-                <w:sz w:val="20"/>
-                <w:szCs w:val="20"/>
-              </w:rPr>
-              <w:t xml:space="preserve"> Token” (operación </w:t>
-            </w:r>
-            <w:proofErr w:type="spellStart"/>
-            <w:r>
-              <w:rPr>
-                <w:rFonts w:ascii="Times New Roman" w:eastAsiaTheme="minorEastAsia" w:hAnsi="Times New Roman" w:cs="Times New Roman"/>
-                <w:color w:val="auto"/>
-                <w:sz w:val="20"/>
-                <w:szCs w:val="20"/>
-              </w:rPr>
-              <w:t>convert</w:t>
-            </w:r>
-            <w:proofErr w:type="spellEnd"/>
-            <w:r>
-              <w:rPr>
-                <w:rFonts w:ascii="Times New Roman" w:eastAsiaTheme="minorEastAsia" w:hAnsi="Times New Roman" w:cs="Times New Roman"/>
-                <w:color w:val="auto"/>
-                <w:sz w:val="20"/>
-                <w:szCs w:val="20"/>
-              </w:rPr>
-              <w:t xml:space="preserve">) o “Token Inválido” (operación </w:t>
-            </w:r>
-            <w:proofErr w:type="spellStart"/>
-            <w:r>
-              <w:rPr>
-                <w:rFonts w:ascii="Times New Roman" w:eastAsiaTheme="minorEastAsia" w:hAnsi="Times New Roman" w:cs="Times New Roman"/>
-                <w:color w:val="auto"/>
-                <w:sz w:val="20"/>
-                <w:szCs w:val="20"/>
-              </w:rPr>
-              <w:t>catalog</w:t>
-            </w:r>
-            <w:proofErr w:type="spellEnd"/>
-            <w:r>
-              <w:rPr>
-                <w:rFonts w:ascii="Times New Roman" w:eastAsiaTheme="minorEastAsia" w:hAnsi="Times New Roman" w:cs="Times New Roman"/>
-                <w:color w:val="auto"/>
-                <w:sz w:val="20"/>
-                <w:szCs w:val="20"/>
-              </w:rPr>
-              <w:t>). El cliente borra la sesión, muestra la alerta “Su sesión expiró o no es válida. Inicie sesión nuevamente.” y redirige al usuario a Iniciar Sesión (ECUD1).</w:t>
+              <w:t xml:space="preserve"> En el paso 2, si el token no se encuentra, el sistema devuelve una respuesta con estado ERROR y el mensaje “Invalid Token” (operación convert) o “Token Inválido” (operación catalog). El cliente borra la sesión, muestra la alerta “Su sesión expiró o no es válida. Inicie sesión nuevamente.” y redirige al usuario a Iniciar Sesión (ECUD1).</w:t>
             </w:r>
           </w:p>
         </w:tc>
@@ -19934,73 +19485,7 @@
                 <w:szCs w:val="20"/>
                 <w:lang w:val="es-EC"/>
               </w:rPr>
-              <w:t>Construye la respuesta que el servicio SOAP devuelve al cliente con una estructura uniforme: estado de la operación (OK o ERROR), mensaje y un dato que depende de la operación: el token (</w:t>
-            </w:r>
-            <w:proofErr w:type="spellStart"/>
-            <w:r>
-              <w:rPr>
-                <w:rFonts w:ascii="Times New Roman" w:eastAsiaTheme="minorEastAsia" w:hAnsi="Times New Roman" w:cs="Times New Roman"/>
-                <w:color w:val="auto"/>
-                <w:sz w:val="20"/>
-                <w:szCs w:val="20"/>
-                <w:lang w:val="es-EC"/>
-              </w:rPr>
-              <w:t>LoginDTO</w:t>
-            </w:r>
-            <w:proofErr w:type="spellEnd"/>
-            <w:r>
-              <w:rPr>
-                <w:rFonts w:ascii="Times New Roman" w:eastAsiaTheme="minorEastAsia" w:hAnsi="Times New Roman" w:cs="Times New Roman"/>
-                <w:color w:val="auto"/>
-                <w:sz w:val="20"/>
-                <w:szCs w:val="20"/>
-                <w:lang w:val="es-EC"/>
-              </w:rPr>
-              <w:t>, en Iniciar Sesión), la lista de símbolos de unidades (</w:t>
-            </w:r>
-            <w:proofErr w:type="spellStart"/>
-            <w:r>
-              <w:rPr>
-                <w:rFonts w:ascii="Times New Roman" w:eastAsiaTheme="minorEastAsia" w:hAnsi="Times New Roman" w:cs="Times New Roman"/>
-                <w:color w:val="auto"/>
-                <w:sz w:val="20"/>
-                <w:szCs w:val="20"/>
-                <w:lang w:val="es-EC"/>
-              </w:rPr>
-              <w:t>CatalogDTO</w:t>
-            </w:r>
-            <w:proofErr w:type="spellEnd"/>
-            <w:r>
-              <w:rPr>
-                <w:rFonts w:ascii="Times New Roman" w:eastAsiaTheme="minorEastAsia" w:hAnsi="Times New Roman" w:cs="Times New Roman"/>
-                <w:color w:val="auto"/>
-                <w:sz w:val="20"/>
-                <w:szCs w:val="20"/>
-                <w:lang w:val="es-EC"/>
-              </w:rPr>
-              <w:t>, en Consultar Unidades por Categoría) o el resultado numérico (</w:t>
-            </w:r>
-            <w:proofErr w:type="spellStart"/>
-            <w:r>
-              <w:rPr>
-                <w:rFonts w:ascii="Times New Roman" w:eastAsiaTheme="minorEastAsia" w:hAnsi="Times New Roman" w:cs="Times New Roman"/>
-                <w:color w:val="auto"/>
-                <w:sz w:val="20"/>
-                <w:szCs w:val="20"/>
-                <w:lang w:val="es-EC"/>
-              </w:rPr>
-              <w:t>ConverterDTO</w:t>
-            </w:r>
-            <w:proofErr w:type="spellEnd"/>
-            <w:r>
-              <w:rPr>
-                <w:rFonts w:ascii="Times New Roman" w:eastAsiaTheme="minorEastAsia" w:hAnsi="Times New Roman" w:cs="Times New Roman"/>
-                <w:color w:val="auto"/>
-                <w:sz w:val="20"/>
-                <w:szCs w:val="20"/>
-                <w:lang w:val="es-EC"/>
-              </w:rPr>
-              <w:t>, en Seleccionar Conversión). Se aplica tanto a las operaciones exitosas como a las fallidas, y JAX-WS la serializa como XML dentro del SOAP Body. Es invocado por los casos de uso Iniciar Sesión, Seleccionar Conversión, Consultar Catálogo y Consultar Unidades por Categoría.</w:t>
+              <w:t>Construye la respuesta que el servicio SOAP devuelve al cliente con una estructura uniforme: estado de la operación (OK o ERROR), mensaje y un dato que depende de la operación: el token (LoginDTO, en Iniciar Sesión), la lista de símbolos de unidades (CatalogDTO, en Consultar Unidades por Categoría) o el resultado numérico (ConverterDTO, en Seleccionar Conversión). Se aplica tanto a las operaciones exitosas como a las fallidas, y JAX-WS la serializa como XML dentro del SOAP Body. Es invocado por los casos de uso Iniciar Sesión, Seleccionar Conversión, Consultar Catálogo y Consultar Unidades por Categoría.</w:t>
             </w:r>
           </w:p>
         </w:tc>
@@ -21293,29 +20778,7 @@
                 <w:szCs w:val="20"/>
                 <w:lang w:val="es-EC"/>
               </w:rPr>
-              <w:t>3. El sistema asigna el mensaje propio de la operación: “Ingreso de Sesión Exitoso!”, “Conversión Exitosa” u “Obtención de Catálogo Exitosa” si tuvo éxito, o “Credenciales Incorrectas”, “</w:t>
-            </w:r>
-            <w:proofErr w:type="spellStart"/>
-            <w:r>
-              <w:rPr>
-                <w:rFonts w:ascii="Times New Roman" w:eastAsiaTheme="minorEastAsia" w:hAnsi="Times New Roman" w:cs="Times New Roman"/>
-                <w:color w:val="auto"/>
-                <w:sz w:val="20"/>
-                <w:szCs w:val="20"/>
-                <w:lang w:val="es-EC"/>
-              </w:rPr>
-              <w:t>Invalid</w:t>
-            </w:r>
-            <w:proofErr w:type="spellEnd"/>
-            <w:r>
-              <w:rPr>
-                <w:rFonts w:ascii="Times New Roman" w:eastAsiaTheme="minorEastAsia" w:hAnsi="Times New Roman" w:cs="Times New Roman"/>
-                <w:color w:val="auto"/>
-                <w:sz w:val="20"/>
-                <w:szCs w:val="20"/>
-                <w:lang w:val="es-EC"/>
-              </w:rPr>
-              <w:t xml:space="preserve"> Token”, “Token Inválido” o “Tipo de Catálogo Inexistente” si falló. No se asignan códigos de error.</w:t>
+              <w:t>3. El sistema asigna el mensaje propio de la operación: “Ingreso de Sesión Exitoso!”, “Conversión Exitosa” u “Obtención de Catálogo Exitosa” si tuvo éxito, o “Credenciales Incorrectas”, “Invalid Token”, “Token Inválido” o “Tipo de Catálogo Inexistente” si falló. No se asignan códigos de error.</w:t>
             </w:r>
           </w:p>
         </w:tc>
@@ -21659,29 +21122,7 @@
                 <w:szCs w:val="20"/>
                 <w:lang w:val="es-EC"/>
               </w:rPr>
-              <w:t xml:space="preserve"> Si ocurre una excepción no controlada durante el procesamiento, JAX-WS devuelve un mensaje SOAP </w:t>
-            </w:r>
-            <w:proofErr w:type="spellStart"/>
-            <w:r>
-              <w:rPr>
-                <w:rFonts w:ascii="Times New Roman" w:eastAsiaTheme="minorEastAsia" w:hAnsi="Times New Roman" w:cs="Times New Roman"/>
-                <w:color w:val="auto"/>
-                <w:sz w:val="20"/>
-                <w:szCs w:val="20"/>
-                <w:lang w:val="es-EC"/>
-              </w:rPr>
-              <w:t>Fault</w:t>
-            </w:r>
-            <w:proofErr w:type="spellEnd"/>
-            <w:r>
-              <w:rPr>
-                <w:rFonts w:ascii="Times New Roman" w:eastAsiaTheme="minorEastAsia" w:hAnsi="Times New Roman" w:cs="Times New Roman"/>
-                <w:color w:val="auto"/>
-                <w:sz w:val="20"/>
-                <w:szCs w:val="20"/>
-                <w:lang w:val="es-EC"/>
-              </w:rPr>
-              <w:t xml:space="preserve"> en lugar de la respuesta estructurada. El cliente lo traduce al mensaje “El servidor no pudo procesar la solicitud: &lt;detalle&gt;”.</w:t>
+              <w:t xml:space="preserve"> Si ocurre una excepción no controlada durante el procesamiento, JAX-WS devuelve un mensaje SOAP Fault en lugar de la respuesta estructurada. El cliente lo traduce al mensaje “El servidor no pudo procesar la solicitud: &lt;detalle&gt;”.</w:t>
             </w:r>
           </w:p>
         </w:tc>
@@ -22833,27 +22274,7 @@
                 <w:sz w:val="20"/>
                 <w:szCs w:val="20"/>
               </w:rPr>
-              <w:t>2. El cliente conoce el código de la categoría (</w:t>
-            </w:r>
-            <w:proofErr w:type="spellStart"/>
-            <w:r>
-              <w:rPr>
-                <w:rFonts w:ascii="Times New Roman" w:eastAsiaTheme="minorEastAsia" w:hAnsi="Times New Roman" w:cs="Times New Roman"/>
-                <w:color w:val="auto"/>
-                <w:sz w:val="20"/>
-                <w:szCs w:val="20"/>
-              </w:rPr>
-              <w:t>Area</w:t>
-            </w:r>
-            <w:proofErr w:type="spellEnd"/>
-            <w:r>
-              <w:rPr>
-                <w:rFonts w:ascii="Times New Roman" w:eastAsiaTheme="minorEastAsia" w:hAnsi="Times New Roman" w:cs="Times New Roman"/>
-                <w:color w:val="auto"/>
-                <w:sz w:val="20"/>
-                <w:szCs w:val="20"/>
-              </w:rPr>
-              <w:t>, Longitud, Masa, Temperatura, Tiempo o Volumen).</w:t>
+              <w:t>2. El cliente conoce el código de la categoría (Area, Longitud, Masa, Temperatura, Tiempo o Volumen).</w:t>
             </w:r>
           </w:p>
         </w:tc>
@@ -23404,47 +22825,7 @@
                 <w:sz w:val="20"/>
                 <w:szCs w:val="20"/>
               </w:rPr>
-              <w:t xml:space="preserve">2. El cliente envía al servicio SOAP la petición con el token y el código de la categoría (parámetros token y </w:t>
-            </w:r>
-            <w:proofErr w:type="spellStart"/>
-            <w:r>
-              <w:rPr>
-                <w:rFonts w:ascii="Times New Roman" w:eastAsiaTheme="minorEastAsia" w:hAnsi="Times New Roman" w:cs="Times New Roman"/>
-                <w:color w:val="auto"/>
-                <w:sz w:val="20"/>
-                <w:szCs w:val="20"/>
-              </w:rPr>
-              <w:t>type</w:t>
-            </w:r>
-            <w:proofErr w:type="spellEnd"/>
-            <w:r>
-              <w:rPr>
-                <w:rFonts w:ascii="Times New Roman" w:eastAsiaTheme="minorEastAsia" w:hAnsi="Times New Roman" w:cs="Times New Roman"/>
-                <w:color w:val="auto"/>
-                <w:sz w:val="20"/>
-                <w:szCs w:val="20"/>
-              </w:rPr>
-              <w:t xml:space="preserve"> de la operación </w:t>
-            </w:r>
-            <w:proofErr w:type="spellStart"/>
-            <w:r>
-              <w:rPr>
-                <w:rFonts w:ascii="Times New Roman" w:eastAsiaTheme="minorEastAsia" w:hAnsi="Times New Roman" w:cs="Times New Roman"/>
-                <w:color w:val="auto"/>
-                <w:sz w:val="20"/>
-                <w:szCs w:val="20"/>
-              </w:rPr>
-              <w:t>catalog</w:t>
-            </w:r>
-            <w:proofErr w:type="spellEnd"/>
-            <w:r>
-              <w:rPr>
-                <w:rFonts w:ascii="Times New Roman" w:eastAsiaTheme="minorEastAsia" w:hAnsi="Times New Roman" w:cs="Times New Roman"/>
-                <w:color w:val="auto"/>
-                <w:sz w:val="20"/>
-                <w:szCs w:val="20"/>
-              </w:rPr>
-              <w:t>).</w:t>
+              <w:t>2. El cliente envía al servicio SOAP la petición con el token y el código de la categoría (parámetros token y type de la operación catalog).</w:t>
             </w:r>
           </w:p>
         </w:tc>
@@ -23926,27 +23307,7 @@
                 <w:sz w:val="20"/>
                 <w:szCs w:val="20"/>
               </w:rPr>
-              <w:t>3. Error del servicio: Si el servidor no responde, devuelve un error SOAP (</w:t>
-            </w:r>
-            <w:proofErr w:type="spellStart"/>
-            <w:r>
-              <w:rPr>
-                <w:rFonts w:ascii="Times New Roman" w:eastAsiaTheme="minorEastAsia" w:hAnsi="Times New Roman" w:cs="Times New Roman"/>
-                <w:color w:val="auto"/>
-                <w:sz w:val="20"/>
-                <w:szCs w:val="20"/>
-              </w:rPr>
-              <w:t>fault</w:t>
-            </w:r>
-            <w:proofErr w:type="spellEnd"/>
-            <w:r>
-              <w:rPr>
-                <w:rFonts w:ascii="Times New Roman" w:eastAsiaTheme="minorEastAsia" w:hAnsi="Times New Roman" w:cs="Times New Roman"/>
-                <w:color w:val="auto"/>
-                <w:sz w:val="20"/>
-                <w:szCs w:val="20"/>
-              </w:rPr>
-              <w:t>) o envía una respuesta incompleta, el cliente muestra el mensaje correspondiente y permite reintentar la consulta.</w:t>
+              <w:t>3. Error del servicio: Si el servidor no responde, devuelve un error SOAP (fault) o envía una respuesta incompleta, el cliente muestra el mensaje correspondiente y permite reintentar la consulta.</w:t>
             </w:r>
           </w:p>
         </w:tc>
@@ -24074,10 +23435,10 @@
       <w:pgSz w:w="11910" w:h="16840"/>
       <w:pgMar w:top="740" w:right="1320" w:bottom="1180" w:left="1160" w:header="0" w:footer="996" w:gutter="0"/>
       <w:pgBorders w:offsetFrom="page">
-        <w:top w:val="single" w:sz="8" w:space="24" w:color="1F497D"/>
-        <w:left w:val="single" w:sz="8" w:space="24" w:color="1F497D"/>
-        <w:bottom w:val="single" w:sz="8" w:space="24" w:color="1F497D"/>
-        <w:right w:val="single" w:sz="8" w:space="24" w:color="1F497D"/>
+        <w:top w:val="twistedLines1" w:sz="18" w:space="24" w:color="1F497D"/>
+        <w:left w:val="twistedLines1" w:sz="18" w:space="24" w:color="1F497D"/>
+        <w:bottom w:val="twistedLines1" w:sz="18" w:space="24" w:color="1F497D"/>
+        <w:right w:val="twistedLines1" w:sz="18" w:space="24" w:color="1F497D"/>
       </w:pgBorders>
       <w:cols w:space="720"/>
     </w:sectPr>
